--- a/documentos/Documento - Projeto de Extensão - COM Empresa.docx
+++ b/documentos/Documento - Projeto de Extensão - COM Empresa.docx
@@ -4,109 +4,80 @@
   <w:body>
     <w:p>
       <w:pPr>
-        <w:spacing w:after="0" w:line="240" w:lineRule="auto"/>
+        <w:spacing w:after="0"/>
         <w:jc w:val="center"/>
         <w:rPr>
           <w:rFonts w:ascii="Arial" w:eastAsia="Arial" w:hAnsi="Arial" w:cs="Arial"/>
           <w:b/>
-          <w:sz w:val="20"/>
-          <w:szCs w:val="20"/>
+          <w:sz w:val="24"/>
+          <w:szCs w:val="24"/>
         </w:rPr>
       </w:pPr>
       <w:r>
         <w:rPr>
           <w:rFonts w:ascii="Arial" w:eastAsia="Arial" w:hAnsi="Arial" w:cs="Arial"/>
           <w:b/>
-          <w:sz w:val="20"/>
-          <w:szCs w:val="20"/>
+          <w:sz w:val="24"/>
+          <w:szCs w:val="24"/>
         </w:rPr>
         <w:t xml:space="preserve">DOCUMENTO DE PROJETO DE EXTENSÃO </w:t>
       </w:r>
     </w:p>
     <w:p>
       <w:pPr>
-        <w:spacing w:after="0" w:line="240" w:lineRule="auto"/>
-        <w:jc w:val="center"/>
-        <w:rPr>
-          <w:rFonts w:ascii="Arial" w:eastAsia="Arial" w:hAnsi="Arial" w:cs="Arial"/>
-          <w:b/>
-          <w:sz w:val="20"/>
-          <w:szCs w:val="20"/>
+        <w:spacing w:after="0"/>
+        <w:rPr>
+          <w:rFonts w:ascii="Arial" w:eastAsia="Arial" w:hAnsi="Arial" w:cs="Arial"/>
+          <w:b/>
+          <w:sz w:val="24"/>
+          <w:szCs w:val="24"/>
         </w:rPr>
       </w:pPr>
     </w:p>
     <w:p>
       <w:pPr>
-        <w:spacing w:after="0" w:line="240" w:lineRule="auto"/>
-        <w:rPr>
-          <w:rFonts w:ascii="Arial" w:eastAsia="Arial" w:hAnsi="Arial" w:cs="Arial"/>
-          <w:b/>
-          <w:sz w:val="20"/>
-          <w:szCs w:val="20"/>
-        </w:rPr>
-      </w:pPr>
-    </w:p>
-    <w:p>
-      <w:pPr>
-        <w:spacing w:after="0" w:line="240" w:lineRule="auto"/>
-        <w:rPr>
-          <w:rFonts w:ascii="Arial" w:eastAsia="Arial" w:hAnsi="Arial" w:cs="Arial"/>
-          <w:b/>
-          <w:sz w:val="20"/>
-          <w:szCs w:val="20"/>
+        <w:pStyle w:val="PargrafodaLista"/>
+        <w:numPr>
+          <w:ilvl w:val="0"/>
+          <w:numId w:val="6"/>
+        </w:numPr>
+        <w:spacing w:after="0"/>
+        <w:rPr>
+          <w:rFonts w:ascii="Arial" w:eastAsia="Arial" w:hAnsi="Arial" w:cs="Arial"/>
+          <w:b/>
+          <w:sz w:val="24"/>
+          <w:szCs w:val="24"/>
         </w:rPr>
       </w:pPr>
       <w:r>
         <w:rPr>
           <w:rFonts w:ascii="Arial" w:eastAsia="Arial" w:hAnsi="Arial" w:cs="Arial"/>
           <w:b/>
-          <w:sz w:val="20"/>
-          <w:szCs w:val="20"/>
-        </w:rPr>
-        <w:t xml:space="preserve">1. DADOS GERAIS </w:t>
+          <w:sz w:val="24"/>
+          <w:szCs w:val="24"/>
+        </w:rPr>
+        <w:t xml:space="preserve">DADOS GERAIS </w:t>
       </w:r>
     </w:p>
     <w:p>
       <w:pPr>
-        <w:spacing w:after="0" w:line="240" w:lineRule="auto"/>
-        <w:rPr>
-          <w:rFonts w:ascii="Arial" w:eastAsia="Arial" w:hAnsi="Arial" w:cs="Arial"/>
-          <w:b/>
-          <w:sz w:val="20"/>
-          <w:szCs w:val="20"/>
-        </w:rPr>
-      </w:pPr>
-    </w:p>
-    <w:p>
-      <w:pPr>
-        <w:spacing w:after="0" w:line="240" w:lineRule="auto"/>
-        <w:rPr>
-          <w:rFonts w:ascii="Arial" w:eastAsia="Arial" w:hAnsi="Arial" w:cs="Arial"/>
-          <w:b/>
-          <w:sz w:val="20"/>
-          <w:szCs w:val="20"/>
+        <w:spacing w:after="0"/>
+        <w:rPr>
+          <w:rFonts w:ascii="Arial" w:eastAsia="Arial" w:hAnsi="Arial" w:cs="Arial"/>
+          <w:b/>
+          <w:sz w:val="24"/>
+          <w:szCs w:val="24"/>
         </w:rPr>
       </w:pPr>
       <w:r>
         <w:rPr>
           <w:rFonts w:ascii="Arial" w:eastAsia="Arial" w:hAnsi="Arial" w:cs="Arial"/>
           <w:b/>
-          <w:sz w:val="20"/>
-          <w:szCs w:val="20"/>
+          <w:sz w:val="24"/>
+          <w:szCs w:val="24"/>
         </w:rPr>
         <w:t>Título do Projeto</w:t>
       </w:r>
-    </w:p>
-    <w:p>
-      <w:pPr>
-        <w:spacing w:after="0" w:line="240" w:lineRule="auto"/>
-        <w:rPr>
-          <w:rFonts w:ascii="Arial" w:eastAsia="Arial" w:hAnsi="Arial" w:cs="Arial"/>
-          <w:b/>
-          <w:sz w:val="20"/>
-          <w:szCs w:val="20"/>
-        </w:rPr>
-      </w:pPr>
     </w:p>
     <w:tbl>
       <w:tblPr>
@@ -127,70 +98,66 @@
         <w:gridCol w:w="9356"/>
       </w:tblGrid>
       <w:tr>
+        <w:trPr>
+          <w:trHeight w:val="432"/>
+        </w:trPr>
         <w:tc>
           <w:tcPr>
             <w:tcW w:w="9356" w:type="dxa"/>
+            <w:vAlign w:val="center"/>
           </w:tcPr>
           <w:p>
             <w:pPr>
-              <w:rPr>
-                <w:rFonts w:ascii="Arial" w:eastAsia="Arial" w:hAnsi="Arial" w:cs="Arial"/>
-                <w:color w:val="525252" w:themeColor="accent3" w:themeShade="80"/>
-                <w:sz w:val="20"/>
-                <w:szCs w:val="20"/>
-              </w:rPr>
-            </w:pPr>
-            <w:r>
-              <w:rPr>
-                <w:rFonts w:ascii="Arial" w:eastAsia="Arial" w:hAnsi="Arial" w:cs="Arial"/>
-                <w:color w:val="525252" w:themeColor="accent3" w:themeShade="80"/>
-                <w:sz w:val="20"/>
-                <w:szCs w:val="20"/>
-              </w:rPr>
-              <w:t>Inserir os dados neste espaço. Orientações: descrição sucinta englobando o tema do projeto.</w:t>
-            </w:r>
-          </w:p>
-          <w:p>
-            <w:pPr>
-              <w:rPr>
-                <w:rFonts w:ascii="Arial" w:eastAsia="Arial" w:hAnsi="Arial" w:cs="Arial"/>
-                <w:sz w:val="20"/>
-                <w:szCs w:val="20"/>
-              </w:rPr>
-            </w:pPr>
+              <w:spacing w:before="240"/>
+              <w:rPr>
+                <w:rFonts w:ascii="Arial" w:eastAsia="Arial" w:hAnsi="Arial" w:cs="Arial"/>
+                <w:color w:val="000000" w:themeColor="text1"/>
+                <w:sz w:val="24"/>
+                <w:szCs w:val="24"/>
+              </w:rPr>
+            </w:pPr>
+            <w:r>
+              <w:rPr>
+                <w:rFonts w:ascii="Arial" w:eastAsia="Arial" w:hAnsi="Arial" w:cs="Arial"/>
+                <w:color w:val="000000" w:themeColor="text1"/>
+                <w:sz w:val="24"/>
+                <w:szCs w:val="24"/>
+              </w:rPr>
+              <w:t>Dashboard Interativo PicMoney: análise de comportamento de players, cupons e lojas</w:t>
+            </w:r>
           </w:p>
         </w:tc>
       </w:tr>
     </w:tbl>
     <w:p>
       <w:pPr>
-        <w:spacing w:after="0" w:line="240" w:lineRule="auto"/>
+        <w:spacing w:after="0"/>
         <w:jc w:val="both"/>
         <w:rPr>
           <w:rFonts w:ascii="Arial" w:eastAsia="Arial" w:hAnsi="Arial" w:cs="Arial"/>
           <w:color w:val="FF3333"/>
-          <w:sz w:val="20"/>
-          <w:szCs w:val="20"/>
+          <w:sz w:val="24"/>
+          <w:szCs w:val="24"/>
         </w:rPr>
       </w:pPr>
     </w:p>
     <w:p>
       <w:pPr>
-        <w:spacing w:after="0" w:line="240" w:lineRule="auto"/>
+        <w:spacing w:after="0"/>
         <w:jc w:val="both"/>
         <w:rPr>
           <w:rFonts w:ascii="Arial" w:eastAsia="Arial" w:hAnsi="Arial" w:cs="Arial"/>
           <w:b/>
-          <w:sz w:val="20"/>
-          <w:szCs w:val="20"/>
+          <w:sz w:val="24"/>
+          <w:szCs w:val="24"/>
         </w:rPr>
       </w:pPr>
       <w:r>
         <w:rPr>
           <w:rFonts w:ascii="Arial" w:eastAsia="Arial" w:hAnsi="Arial" w:cs="Arial"/>
           <w:b/>
-          <w:sz w:val="20"/>
-          <w:szCs w:val="20"/>
+          <w:sz w:val="24"/>
+          <w:szCs w:val="24"/>
         </w:rPr>
         <w:t>Integrantes da equipe</w:t>
       </w:r>
@@ -204,14 +171,14 @@
           <w:right w:val="nil"/>
           <w:between w:val="nil"/>
         </w:pBdr>
-        <w:spacing w:after="0" w:line="240" w:lineRule="auto"/>
+        <w:spacing w:after="0"/>
         <w:ind w:left="360" w:hanging="360"/>
         <w:rPr>
           <w:rFonts w:ascii="Arial" w:eastAsia="Arial" w:hAnsi="Arial" w:cs="Arial"/>
           <w:b/>
           <w:color w:val="525252" w:themeColor="accent3" w:themeShade="80"/>
-          <w:sz w:val="20"/>
-          <w:szCs w:val="20"/>
+          <w:sz w:val="24"/>
+          <w:szCs w:val="24"/>
         </w:rPr>
       </w:pPr>
       <w:r>
@@ -219,8 +186,8 @@
           <w:rFonts w:ascii="Arial" w:eastAsia="Arial" w:hAnsi="Arial" w:cs="Arial"/>
           <w:b/>
           <w:color w:val="525252" w:themeColor="accent3" w:themeShade="80"/>
-          <w:sz w:val="16"/>
-          <w:szCs w:val="16"/>
+          <w:sz w:val="24"/>
+          <w:szCs w:val="24"/>
         </w:rPr>
         <w:t>Identificar o nome completo e o RA dos participantes do projeto</w:t>
       </w:r>
@@ -248,59 +215,47 @@
         <w:tc>
           <w:tcPr>
             <w:tcW w:w="6675" w:type="dxa"/>
-            <w:shd w:val="clear" w:color="auto" w:fill="auto"/>
           </w:tcPr>
           <w:p>
             <w:pPr>
-              <w:spacing w:after="0" w:line="240" w:lineRule="auto"/>
+              <w:spacing w:after="0"/>
               <w:rPr>
                 <w:rFonts w:ascii="Arial" w:eastAsia="Arial" w:hAnsi="Arial" w:cs="Arial"/>
                 <w:b/>
-                <w:sz w:val="20"/>
-                <w:szCs w:val="20"/>
+                <w:sz w:val="24"/>
+                <w:szCs w:val="24"/>
               </w:rPr>
             </w:pPr>
             <w:r>
               <w:rPr>
                 <w:rFonts w:ascii="Arial" w:eastAsia="Arial" w:hAnsi="Arial" w:cs="Arial"/>
                 <w:b/>
-                <w:sz w:val="20"/>
-                <w:szCs w:val="20"/>
+                <w:sz w:val="24"/>
+                <w:szCs w:val="24"/>
               </w:rPr>
               <w:t>Nome:</w:t>
             </w:r>
-          </w:p>
-          <w:p>
-            <w:pPr>
-              <w:spacing w:after="0" w:line="240" w:lineRule="auto"/>
-              <w:rPr>
-                <w:rFonts w:ascii="Arial" w:eastAsia="Arial" w:hAnsi="Arial" w:cs="Arial"/>
-                <w:sz w:val="20"/>
-                <w:szCs w:val="20"/>
-              </w:rPr>
-            </w:pPr>
           </w:p>
         </w:tc>
         <w:tc>
           <w:tcPr>
             <w:tcW w:w="2700" w:type="dxa"/>
-            <w:shd w:val="clear" w:color="auto" w:fill="auto"/>
           </w:tcPr>
           <w:p>
             <w:pPr>
-              <w:spacing w:after="0" w:line="240" w:lineRule="auto"/>
-              <w:rPr>
-                <w:rFonts w:ascii="Arial" w:eastAsia="Arial" w:hAnsi="Arial" w:cs="Arial"/>
-                <w:sz w:val="20"/>
-                <w:szCs w:val="20"/>
+              <w:spacing w:after="0"/>
+              <w:rPr>
+                <w:rFonts w:ascii="Arial" w:eastAsia="Arial" w:hAnsi="Arial" w:cs="Arial"/>
+                <w:sz w:val="24"/>
+                <w:szCs w:val="24"/>
               </w:rPr>
             </w:pPr>
             <w:r>
               <w:rPr>
                 <w:rFonts w:ascii="Arial" w:eastAsia="Arial" w:hAnsi="Arial" w:cs="Arial"/>
                 <w:b/>
-                <w:sz w:val="20"/>
-                <w:szCs w:val="20"/>
+                <w:sz w:val="24"/>
+                <w:szCs w:val="24"/>
               </w:rPr>
               <w:t>RA:</w:t>
             </w:r>
@@ -311,55 +266,51 @@
         <w:tc>
           <w:tcPr>
             <w:tcW w:w="6675" w:type="dxa"/>
-            <w:shd w:val="clear" w:color="auto" w:fill="auto"/>
           </w:tcPr>
           <w:p>
             <w:pPr>
-              <w:spacing w:after="0" w:line="240" w:lineRule="auto"/>
-              <w:rPr>
-                <w:rFonts w:ascii="Arial" w:eastAsia="Arial" w:hAnsi="Arial" w:cs="Arial"/>
-                <w:color w:val="525252" w:themeColor="accent3" w:themeShade="80"/>
-                <w:sz w:val="20"/>
-                <w:szCs w:val="20"/>
-              </w:rPr>
-            </w:pPr>
-            <w:r>
-              <w:rPr>
-                <w:rFonts w:ascii="Arial" w:eastAsia="Arial" w:hAnsi="Arial" w:cs="Arial"/>
-                <w:color w:val="525252" w:themeColor="accent3" w:themeShade="80"/>
-                <w:sz w:val="20"/>
-                <w:szCs w:val="20"/>
-              </w:rPr>
-              <w:t>Preencher aqui</w:t>
-            </w:r>
-          </w:p>
-          <w:p>
-            <w:pPr>
-              <w:spacing w:after="0" w:line="240" w:lineRule="auto"/>
-              <w:rPr>
-                <w:rFonts w:ascii="Arial" w:eastAsia="Arial" w:hAnsi="Arial" w:cs="Arial"/>
-                <w:b/>
-                <w:sz w:val="20"/>
-                <w:szCs w:val="20"/>
-              </w:rPr>
-            </w:pPr>
+              <w:spacing w:after="0"/>
+              <w:rPr>
+                <w:rFonts w:ascii="Arial" w:eastAsia="Arial" w:hAnsi="Arial" w:cs="Arial"/>
+                <w:bCs/>
+                <w:sz w:val="24"/>
+                <w:szCs w:val="24"/>
+              </w:rPr>
+            </w:pPr>
+            <w:r>
+              <w:rPr>
+                <w:rFonts w:ascii="Arial" w:eastAsia="Arial" w:hAnsi="Arial" w:cs="Arial"/>
+                <w:bCs/>
+                <w:sz w:val="24"/>
+                <w:szCs w:val="24"/>
+              </w:rPr>
+              <w:t>Caroliny Rossi Bittencourt</w:t>
+            </w:r>
           </w:p>
         </w:tc>
         <w:tc>
           <w:tcPr>
             <w:tcW w:w="2700" w:type="dxa"/>
-            <w:shd w:val="clear" w:color="auto" w:fill="auto"/>
           </w:tcPr>
           <w:p>
             <w:pPr>
-              <w:spacing w:after="0" w:line="240" w:lineRule="auto"/>
-              <w:rPr>
-                <w:rFonts w:ascii="Arial" w:eastAsia="Arial" w:hAnsi="Arial" w:cs="Arial"/>
-                <w:b/>
-                <w:sz w:val="20"/>
-                <w:szCs w:val="20"/>
-              </w:rPr>
-            </w:pPr>
+              <w:spacing w:after="0"/>
+              <w:rPr>
+                <w:rFonts w:ascii="Arial" w:eastAsia="Arial" w:hAnsi="Arial" w:cs="Arial"/>
+                <w:bCs/>
+                <w:sz w:val="24"/>
+                <w:szCs w:val="24"/>
+              </w:rPr>
+            </w:pPr>
+            <w:r>
+              <w:rPr>
+                <w:rFonts w:ascii="Arial" w:eastAsia="Arial" w:hAnsi="Arial" w:cs="Arial"/>
+                <w:bCs/>
+                <w:sz w:val="24"/>
+                <w:szCs w:val="24"/>
+              </w:rPr>
+              <w:t>24025959</w:t>
+            </w:r>
           </w:p>
         </w:tc>
       </w:tr>
@@ -367,46 +318,51 @@
         <w:tc>
           <w:tcPr>
             <w:tcW w:w="6675" w:type="dxa"/>
-            <w:shd w:val="clear" w:color="auto" w:fill="auto"/>
           </w:tcPr>
           <w:p>
             <w:pPr>
-              <w:spacing w:after="0" w:line="240" w:lineRule="auto"/>
-              <w:rPr>
-                <w:rFonts w:ascii="Arial" w:eastAsia="Arial" w:hAnsi="Arial" w:cs="Arial"/>
-                <w:b/>
-                <w:sz w:val="20"/>
-                <w:szCs w:val="20"/>
-              </w:rPr>
-            </w:pPr>
-          </w:p>
-          <w:p>
-            <w:pPr>
-              <w:spacing w:after="0" w:line="240" w:lineRule="auto"/>
-              <w:rPr>
-                <w:rFonts w:ascii="Arial" w:eastAsia="Arial" w:hAnsi="Arial" w:cs="Arial"/>
-                <w:b/>
-                <w:sz w:val="20"/>
-                <w:szCs w:val="20"/>
-              </w:rPr>
-            </w:pPr>
+              <w:spacing w:after="0"/>
+              <w:rPr>
+                <w:rFonts w:ascii="Arial" w:eastAsia="Arial" w:hAnsi="Arial" w:cs="Arial"/>
+                <w:bCs/>
+                <w:sz w:val="24"/>
+                <w:szCs w:val="24"/>
+              </w:rPr>
+            </w:pPr>
+            <w:r>
+              <w:rPr>
+                <w:rFonts w:ascii="Arial" w:eastAsia="Arial" w:hAnsi="Arial" w:cs="Arial"/>
+                <w:bCs/>
+                <w:sz w:val="24"/>
+                <w:szCs w:val="24"/>
+              </w:rPr>
+              <w:t>Duda Lucena Miguel</w:t>
+            </w:r>
           </w:p>
         </w:tc>
         <w:tc>
           <w:tcPr>
             <w:tcW w:w="2700" w:type="dxa"/>
-            <w:shd w:val="clear" w:color="auto" w:fill="auto"/>
           </w:tcPr>
           <w:p>
             <w:pPr>
-              <w:spacing w:after="0" w:line="240" w:lineRule="auto"/>
-              <w:rPr>
-                <w:rFonts w:ascii="Arial" w:eastAsia="Arial" w:hAnsi="Arial" w:cs="Arial"/>
-                <w:b/>
-                <w:sz w:val="20"/>
-                <w:szCs w:val="20"/>
-              </w:rPr>
-            </w:pPr>
+              <w:spacing w:after="0"/>
+              <w:rPr>
+                <w:rFonts w:ascii="Arial" w:eastAsia="Arial" w:hAnsi="Arial" w:cs="Arial"/>
+                <w:bCs/>
+                <w:sz w:val="24"/>
+                <w:szCs w:val="24"/>
+              </w:rPr>
+            </w:pPr>
+            <w:r>
+              <w:rPr>
+                <w:rFonts w:ascii="Arial" w:eastAsia="Arial" w:hAnsi="Arial" w:cs="Arial"/>
+                <w:bCs/>
+                <w:sz w:val="24"/>
+                <w:szCs w:val="24"/>
+              </w:rPr>
+              <w:t>24025889</w:t>
+            </w:r>
           </w:p>
         </w:tc>
       </w:tr>
@@ -414,46 +370,51 @@
         <w:tc>
           <w:tcPr>
             <w:tcW w:w="6675" w:type="dxa"/>
-            <w:shd w:val="clear" w:color="auto" w:fill="auto"/>
           </w:tcPr>
           <w:p>
             <w:pPr>
-              <w:spacing w:after="0" w:line="240" w:lineRule="auto"/>
-              <w:rPr>
-                <w:rFonts w:ascii="Arial" w:eastAsia="Arial" w:hAnsi="Arial" w:cs="Arial"/>
-                <w:b/>
-                <w:sz w:val="20"/>
-                <w:szCs w:val="20"/>
-              </w:rPr>
-            </w:pPr>
-          </w:p>
-          <w:p>
-            <w:pPr>
-              <w:spacing w:after="0" w:line="240" w:lineRule="auto"/>
-              <w:rPr>
-                <w:rFonts w:ascii="Arial" w:eastAsia="Arial" w:hAnsi="Arial" w:cs="Arial"/>
-                <w:b/>
-                <w:sz w:val="20"/>
-                <w:szCs w:val="20"/>
-              </w:rPr>
-            </w:pPr>
+              <w:spacing w:after="0"/>
+              <w:rPr>
+                <w:rFonts w:ascii="Arial" w:eastAsia="Arial" w:hAnsi="Arial" w:cs="Arial"/>
+                <w:bCs/>
+                <w:sz w:val="24"/>
+                <w:szCs w:val="24"/>
+              </w:rPr>
+            </w:pPr>
+            <w:r>
+              <w:rPr>
+                <w:rFonts w:ascii="Arial" w:eastAsia="Arial" w:hAnsi="Arial" w:cs="Arial"/>
+                <w:bCs/>
+                <w:sz w:val="24"/>
+                <w:szCs w:val="24"/>
+              </w:rPr>
+              <w:t>Isadora Teixeira Santoma</w:t>
+            </w:r>
           </w:p>
         </w:tc>
         <w:tc>
           <w:tcPr>
             <w:tcW w:w="2700" w:type="dxa"/>
-            <w:shd w:val="clear" w:color="auto" w:fill="auto"/>
           </w:tcPr>
           <w:p>
             <w:pPr>
-              <w:spacing w:after="0" w:line="240" w:lineRule="auto"/>
-              <w:rPr>
-                <w:rFonts w:ascii="Arial" w:eastAsia="Arial" w:hAnsi="Arial" w:cs="Arial"/>
-                <w:b/>
-                <w:sz w:val="20"/>
-                <w:szCs w:val="20"/>
-              </w:rPr>
-            </w:pPr>
+              <w:spacing w:after="0"/>
+              <w:rPr>
+                <w:rFonts w:ascii="Arial" w:eastAsia="Arial" w:hAnsi="Arial" w:cs="Arial"/>
+                <w:bCs/>
+                <w:sz w:val="24"/>
+                <w:szCs w:val="24"/>
+              </w:rPr>
+            </w:pPr>
+            <w:r>
+              <w:rPr>
+                <w:rFonts w:ascii="Arial" w:eastAsia="Arial" w:hAnsi="Arial" w:cs="Arial"/>
+                <w:bCs/>
+                <w:sz w:val="24"/>
+                <w:szCs w:val="24"/>
+              </w:rPr>
+              <w:t>24026458</w:t>
+            </w:r>
           </w:p>
         </w:tc>
       </w:tr>
@@ -461,46 +422,51 @@
         <w:tc>
           <w:tcPr>
             <w:tcW w:w="6675" w:type="dxa"/>
-            <w:shd w:val="clear" w:color="auto" w:fill="auto"/>
           </w:tcPr>
           <w:p>
             <w:pPr>
-              <w:spacing w:after="0" w:line="240" w:lineRule="auto"/>
-              <w:rPr>
-                <w:rFonts w:ascii="Arial" w:eastAsia="Arial" w:hAnsi="Arial" w:cs="Arial"/>
-                <w:b/>
-                <w:sz w:val="20"/>
-                <w:szCs w:val="20"/>
-              </w:rPr>
-            </w:pPr>
-          </w:p>
-          <w:p>
-            <w:pPr>
-              <w:spacing w:after="0" w:line="240" w:lineRule="auto"/>
-              <w:rPr>
-                <w:rFonts w:ascii="Arial" w:eastAsia="Arial" w:hAnsi="Arial" w:cs="Arial"/>
-                <w:b/>
-                <w:sz w:val="20"/>
-                <w:szCs w:val="20"/>
-              </w:rPr>
-            </w:pPr>
+              <w:spacing w:after="0"/>
+              <w:rPr>
+                <w:rFonts w:ascii="Arial" w:eastAsia="Arial" w:hAnsi="Arial" w:cs="Arial"/>
+                <w:bCs/>
+                <w:sz w:val="24"/>
+                <w:szCs w:val="24"/>
+              </w:rPr>
+            </w:pPr>
+            <w:r>
+              <w:rPr>
+                <w:rFonts w:ascii="Arial" w:eastAsia="Arial" w:hAnsi="Arial" w:cs="Arial"/>
+                <w:bCs/>
+                <w:sz w:val="24"/>
+                <w:szCs w:val="24"/>
+              </w:rPr>
+              <w:t>Rafael Alves dos Santos Guimarães</w:t>
+            </w:r>
           </w:p>
         </w:tc>
         <w:tc>
           <w:tcPr>
             <w:tcW w:w="2700" w:type="dxa"/>
-            <w:shd w:val="clear" w:color="auto" w:fill="auto"/>
           </w:tcPr>
           <w:p>
             <w:pPr>
-              <w:spacing w:after="0" w:line="240" w:lineRule="auto"/>
-              <w:rPr>
-                <w:rFonts w:ascii="Arial" w:eastAsia="Arial" w:hAnsi="Arial" w:cs="Arial"/>
-                <w:b/>
-                <w:sz w:val="20"/>
-                <w:szCs w:val="20"/>
-              </w:rPr>
-            </w:pPr>
+              <w:spacing w:after="0"/>
+              <w:rPr>
+                <w:rFonts w:ascii="Arial" w:eastAsia="Arial" w:hAnsi="Arial" w:cs="Arial"/>
+                <w:bCs/>
+                <w:sz w:val="24"/>
+                <w:szCs w:val="24"/>
+              </w:rPr>
+            </w:pPr>
+            <w:r>
+              <w:rPr>
+                <w:rFonts w:ascii="Arial" w:eastAsia="Arial" w:hAnsi="Arial" w:cs="Arial"/>
+                <w:bCs/>
+                <w:sz w:val="24"/>
+                <w:szCs w:val="24"/>
+              </w:rPr>
+              <w:t>24025724</w:t>
+            </w:r>
           </w:p>
         </w:tc>
       </w:tr>
@@ -514,15 +480,15 @@
           <w:right w:val="nil"/>
           <w:between w:val="nil"/>
         </w:pBdr>
-        <w:spacing w:after="0" w:line="240" w:lineRule="auto"/>
+        <w:spacing w:after="0"/>
         <w:ind w:left="360"/>
         <w:jc w:val="both"/>
         <w:rPr>
           <w:rFonts w:ascii="Arial" w:eastAsia="Arial" w:hAnsi="Arial" w:cs="Arial"/>
           <w:b/>
           <w:color w:val="000000"/>
-          <w:sz w:val="20"/>
-          <w:szCs w:val="20"/>
+          <w:sz w:val="24"/>
+          <w:szCs w:val="24"/>
         </w:rPr>
       </w:pPr>
     </w:p>
@@ -535,14 +501,14 @@
           <w:right w:val="nil"/>
           <w:between w:val="nil"/>
         </w:pBdr>
-        <w:spacing w:after="0" w:line="240" w:lineRule="auto"/>
+        <w:spacing w:after="0"/>
         <w:jc w:val="both"/>
         <w:rPr>
           <w:rFonts w:ascii="Arial" w:eastAsia="Arial" w:hAnsi="Arial" w:cs="Arial"/>
           <w:b/>
           <w:color w:val="000000"/>
-          <w:sz w:val="20"/>
-          <w:szCs w:val="20"/>
+          <w:sz w:val="24"/>
+          <w:szCs w:val="24"/>
         </w:rPr>
       </w:pPr>
       <w:r>
@@ -550,8 +516,8 @@
           <w:rFonts w:ascii="Arial" w:eastAsia="Arial" w:hAnsi="Arial" w:cs="Arial"/>
           <w:b/>
           <w:color w:val="000000"/>
-          <w:sz w:val="20"/>
-          <w:szCs w:val="20"/>
+          <w:sz w:val="24"/>
+          <w:szCs w:val="24"/>
         </w:rPr>
         <w:t>Professor responsável</w:t>
       </w:r>
@@ -588,33 +554,23 @@
                 <w:right w:val="nil"/>
                 <w:between w:val="nil"/>
               </w:pBdr>
+              <w:spacing w:before="240"/>
               <w:jc w:val="both"/>
               <w:rPr>
                 <w:rFonts w:ascii="Arial" w:eastAsia="Arial" w:hAnsi="Arial" w:cs="Arial"/>
-                <w:b/>
                 <w:color w:val="000000"/>
-                <w:sz w:val="20"/>
-                <w:szCs w:val="20"/>
-              </w:rPr>
-            </w:pPr>
-            <w:r>
-              <w:rPr>
-                <w:rFonts w:ascii="Arial" w:eastAsia="Arial" w:hAnsi="Arial" w:cs="Arial"/>
-                <w:color w:val="525252" w:themeColor="accent3" w:themeShade="80"/>
-                <w:sz w:val="20"/>
-                <w:szCs w:val="20"/>
-              </w:rPr>
-              <w:t>Inserir os dados neste espaço. Orientações: inserir o nome completo do professor responsável pela Atividade de Extensão.</w:t>
-            </w:r>
-            <w:r>
-              <w:rPr>
-                <w:rFonts w:ascii="Arial" w:eastAsia="Arial" w:hAnsi="Arial" w:cs="Arial"/>
-                <w:b/>
-                <w:color w:val="525252" w:themeColor="accent3" w:themeShade="80"/>
-                <w:sz w:val="16"/>
-                <w:szCs w:val="16"/>
-              </w:rPr>
-              <w:t xml:space="preserve"> </w:t>
+                <w:sz w:val="24"/>
+                <w:szCs w:val="24"/>
+              </w:rPr>
+            </w:pPr>
+            <w:r>
+              <w:rPr>
+                <w:rFonts w:ascii="Arial" w:eastAsia="Arial" w:hAnsi="Arial" w:cs="Arial"/>
+                <w:color w:val="000000"/>
+                <w:sz w:val="24"/>
+                <w:szCs w:val="24"/>
+              </w:rPr>
+              <w:t xml:space="preserve"> Eduardo Savino</w:t>
             </w:r>
           </w:p>
         </w:tc>
@@ -629,14 +585,14 @@
           <w:right w:val="nil"/>
           <w:between w:val="nil"/>
         </w:pBdr>
-        <w:spacing w:after="0" w:line="240" w:lineRule="auto"/>
+        <w:spacing w:after="0"/>
         <w:jc w:val="both"/>
         <w:rPr>
           <w:rFonts w:ascii="Arial" w:eastAsia="Arial" w:hAnsi="Arial" w:cs="Arial"/>
           <w:b/>
           <w:color w:val="000000"/>
-          <w:sz w:val="20"/>
-          <w:szCs w:val="20"/>
+          <w:sz w:val="24"/>
+          <w:szCs w:val="24"/>
         </w:rPr>
       </w:pPr>
     </w:p>
@@ -649,14 +605,14 @@
           <w:right w:val="nil"/>
           <w:between w:val="nil"/>
         </w:pBdr>
-        <w:spacing w:after="0" w:line="240" w:lineRule="auto"/>
+        <w:spacing w:after="0"/>
         <w:jc w:val="both"/>
         <w:rPr>
           <w:rFonts w:ascii="Arial" w:eastAsia="Arial" w:hAnsi="Arial" w:cs="Arial"/>
           <w:b/>
           <w:color w:val="000000"/>
-          <w:sz w:val="20"/>
-          <w:szCs w:val="20"/>
+          <w:sz w:val="24"/>
+          <w:szCs w:val="24"/>
         </w:rPr>
       </w:pPr>
       <w:r>
@@ -664,8 +620,8 @@
           <w:rFonts w:ascii="Arial" w:eastAsia="Arial" w:hAnsi="Arial" w:cs="Arial"/>
           <w:b/>
           <w:color w:val="000000"/>
-          <w:sz w:val="20"/>
-          <w:szCs w:val="20"/>
+          <w:sz w:val="24"/>
+          <w:szCs w:val="24"/>
         </w:rPr>
         <w:t>Curso</w:t>
       </w:r>
@@ -702,42 +658,23 @@
                 <w:right w:val="nil"/>
                 <w:between w:val="nil"/>
               </w:pBdr>
+              <w:spacing w:before="240"/>
               <w:jc w:val="both"/>
               <w:rPr>
                 <w:rFonts w:ascii="Arial" w:eastAsia="Arial" w:hAnsi="Arial" w:cs="Arial"/>
                 <w:b/>
                 <w:color w:val="000000"/>
-                <w:sz w:val="20"/>
-                <w:szCs w:val="20"/>
-              </w:rPr>
-            </w:pPr>
-            <w:r>
-              <w:rPr>
-                <w:rFonts w:ascii="Arial" w:eastAsia="Arial" w:hAnsi="Arial" w:cs="Arial"/>
-                <w:color w:val="525252" w:themeColor="accent3" w:themeShade="80"/>
-                <w:sz w:val="20"/>
-                <w:szCs w:val="20"/>
-              </w:rPr>
-              <w:t>Inserir os dados neste espaço. Orientações:</w:t>
-            </w:r>
-            <w:r>
-              <w:rPr>
-                <w:rFonts w:ascii="Arial" w:eastAsia="Arial" w:hAnsi="Arial" w:cs="Arial"/>
-                <w:b/>
-                <w:color w:val="525252" w:themeColor="accent3" w:themeShade="80"/>
-                <w:sz w:val="16"/>
-                <w:szCs w:val="16"/>
-              </w:rPr>
-              <w:t xml:space="preserve"> </w:t>
-            </w:r>
-            <w:r>
-              <w:rPr>
-                <w:rFonts w:ascii="Arial" w:eastAsia="Arial" w:hAnsi="Arial" w:cs="Arial"/>
-                <w:color w:val="525252" w:themeColor="accent3" w:themeShade="80"/>
-                <w:sz w:val="20"/>
-                <w:szCs w:val="20"/>
-              </w:rPr>
-              <w:t>inserir o nome do curso de graduação.</w:t>
+                <w:sz w:val="24"/>
+                <w:szCs w:val="24"/>
+              </w:rPr>
+            </w:pPr>
+            <w:r>
+              <w:rPr>
+                <w:rFonts w:ascii="Arial" w:hAnsi="Arial" w:cs="Arial"/>
+                <w:sz w:val="24"/>
+                <w:szCs w:val="24"/>
+              </w:rPr>
+              <w:t>Ciência da Computação</w:t>
             </w:r>
           </w:p>
         </w:tc>
@@ -752,63 +689,86 @@
           <w:right w:val="nil"/>
           <w:between w:val="nil"/>
         </w:pBdr>
-        <w:spacing w:after="0" w:line="240" w:lineRule="auto"/>
+        <w:spacing w:after="0"/>
         <w:jc w:val="both"/>
         <w:rPr>
           <w:rFonts w:ascii="Arial" w:eastAsia="Arial" w:hAnsi="Arial" w:cs="Arial"/>
           <w:b/>
           <w:color w:val="000000"/>
-          <w:sz w:val="20"/>
-          <w:szCs w:val="20"/>
+          <w:sz w:val="24"/>
+          <w:szCs w:val="24"/>
         </w:rPr>
       </w:pPr>
     </w:p>
     <w:p>
       <w:pPr>
-        <w:spacing w:after="0" w:line="240" w:lineRule="auto"/>
+        <w:spacing w:after="0"/>
         <w:jc w:val="both"/>
         <w:rPr>
           <w:rFonts w:ascii="Arial" w:eastAsia="Arial" w:hAnsi="Arial" w:cs="Arial"/>
           <w:b/>
-          <w:sz w:val="20"/>
-          <w:szCs w:val="20"/>
+          <w:sz w:val="24"/>
+          <w:szCs w:val="24"/>
         </w:rPr>
       </w:pPr>
       <w:r>
         <w:rPr>
           <w:rFonts w:ascii="Arial" w:eastAsia="Arial" w:hAnsi="Arial" w:cs="Arial"/>
           <w:b/>
-          <w:sz w:val="20"/>
-          <w:szCs w:val="20"/>
+          <w:sz w:val="24"/>
+          <w:szCs w:val="24"/>
         </w:rPr>
         <w:t>Linha de atuação</w:t>
       </w:r>
     </w:p>
     <w:p>
       <w:pPr>
-        <w:spacing w:after="0" w:line="240" w:lineRule="auto"/>
+        <w:spacing w:after="0"/>
         <w:jc w:val="both"/>
         <w:rPr>
           <w:rFonts w:ascii="Arial" w:eastAsia="Arial" w:hAnsi="Arial" w:cs="Arial"/>
           <w:b/>
           <w:color w:val="525252" w:themeColor="accent3" w:themeShade="80"/>
-          <w:sz w:val="20"/>
-          <w:szCs w:val="20"/>
+          <w:sz w:val="24"/>
+          <w:szCs w:val="24"/>
         </w:rPr>
       </w:pPr>
       <w:r>
         <w:rPr>
-          <w:rFonts w:ascii="Arial Unicode MS" w:eastAsia="Arial Unicode MS" w:hAnsi="Arial Unicode MS" w:cs="Arial Unicode MS"/>
+          <w:rFonts w:ascii="Arial" w:eastAsia="Arial Unicode MS" w:hAnsi="Arial" w:cs="Arial"/>
           <w:b/>
           <w:color w:val="525252" w:themeColor="accent3" w:themeShade="80"/>
-          <w:sz w:val="16"/>
-          <w:szCs w:val="16"/>
-        </w:rPr>
-        <w:t>Identificar com ✓ uma ou mais linhas de atuação conforme</w:t>
+          <w:sz w:val="24"/>
+          <w:szCs w:val="24"/>
+        </w:rPr>
+        <w:t xml:space="preserve">Identificar com </w:t>
       </w:r>
       <w:r>
         <w:rPr>
+          <w:rFonts w:ascii="Segoe UI Symbol" w:eastAsia="Arial Unicode MS" w:hAnsi="Segoe UI Symbol" w:cs="Segoe UI Symbol"/>
+          <w:b/>
           <w:color w:val="525252" w:themeColor="accent3" w:themeShade="80"/>
+          <w:sz w:val="24"/>
+          <w:szCs w:val="24"/>
+        </w:rPr>
+        <w:t>✓</w:t>
+      </w:r>
+      <w:r>
+        <w:rPr>
+          <w:rFonts w:ascii="Arial" w:eastAsia="Arial Unicode MS" w:hAnsi="Arial" w:cs="Arial"/>
+          <w:b/>
+          <w:color w:val="525252" w:themeColor="accent3" w:themeShade="80"/>
+          <w:sz w:val="24"/>
+          <w:szCs w:val="24"/>
+        </w:rPr>
+        <w:t xml:space="preserve"> uma ou mais linhas de atuação conforme</w:t>
+      </w:r>
+      <w:r>
+        <w:rPr>
+          <w:rFonts w:ascii="Arial" w:hAnsi="Arial" w:cs="Arial"/>
+          <w:color w:val="525252" w:themeColor="accent3" w:themeShade="80"/>
+          <w:sz w:val="24"/>
+          <w:szCs w:val="24"/>
         </w:rPr>
         <w:t xml:space="preserve"> </w:t>
       </w:r>
@@ -817,8 +777,8 @@
           <w:rFonts w:ascii="Arial" w:eastAsia="Arial" w:hAnsi="Arial" w:cs="Arial"/>
           <w:b/>
           <w:color w:val="525252" w:themeColor="accent3" w:themeShade="80"/>
-          <w:sz w:val="16"/>
-          <w:szCs w:val="16"/>
+          <w:sz w:val="24"/>
+          <w:szCs w:val="24"/>
         </w:rPr>
         <w:t xml:space="preserve">projeto pedagógico de curso. </w:t>
       </w:r>
@@ -842,7 +802,6 @@
               <w:left w:val="single" w:sz="4" w:space="0" w:color="000000"/>
               <w:bottom w:val="single" w:sz="4" w:space="0" w:color="000000"/>
             </w:tcBorders>
-            <w:shd w:val="clear" w:color="auto" w:fill="auto"/>
           </w:tcPr>
           <w:p>
             <w:pPr>
@@ -853,32 +812,33 @@
                 <w:right w:val="nil"/>
                 <w:between w:val="nil"/>
               </w:pBdr>
-              <w:spacing w:after="0" w:line="240" w:lineRule="auto"/>
+              <w:spacing w:before="240"/>
               <w:ind w:left="360"/>
               <w:rPr>
                 <w:rFonts w:ascii="Arial" w:eastAsia="Arial" w:hAnsi="Arial" w:cs="Arial"/>
                 <w:color w:val="000000"/>
-                <w:sz w:val="20"/>
-                <w:szCs w:val="20"/>
+                <w:sz w:val="24"/>
+                <w:szCs w:val="24"/>
               </w:rPr>
             </w:pPr>
             <w:r>
               <w:rPr>
                 <w:rFonts w:ascii="Arial" w:eastAsia="Arial" w:hAnsi="Arial" w:cs="Arial"/>
                 <w:color w:val="000000"/>
-                <w:sz w:val="20"/>
-                <w:szCs w:val="20"/>
-              </w:rPr>
-              <w:t xml:space="preserve">- </w:t>
-            </w:r>
-            <w:r>
-              <w:rPr>
-                <w:rFonts w:ascii="Arial" w:eastAsia="Arial" w:hAnsi="Arial" w:cs="Arial"/>
-                <w:color w:val="000000"/>
-                <w:sz w:val="20"/>
-                <w:szCs w:val="20"/>
-              </w:rPr>
-              <w:t xml:space="preserve">Projeto Interdisciplinar: </w:t>
+                <w:sz w:val="24"/>
+                <w:szCs w:val="24"/>
+              </w:rPr>
+              <w:t xml:space="preserve">- Projeto Interdisciplinar: </w:t>
+            </w:r>
+            <w:r>
+              <w:rPr>
+                <w:rFonts w:ascii="Segoe UI Symbol" w:eastAsia="Arial Unicode MS" w:hAnsi="Segoe UI Symbol" w:cs="Segoe UI Symbol"/>
+                <w:b/>
+                <w:color w:val="525252" w:themeColor="accent3" w:themeShade="80"/>
+                <w:sz w:val="24"/>
+                <w:szCs w:val="24"/>
+              </w:rPr>
+              <w:t>✓</w:t>
             </w:r>
           </w:p>
         </w:tc>
@@ -891,7 +851,6 @@
               <w:bottom w:val="single" w:sz="4" w:space="0" w:color="000000"/>
               <w:right w:val="single" w:sz="4" w:space="0" w:color="000000"/>
             </w:tcBorders>
-            <w:shd w:val="clear" w:color="auto" w:fill="auto"/>
           </w:tcPr>
           <w:p>
             <w:pPr>
@@ -902,30 +861,12 @@
                 <w:right w:val="nil"/>
                 <w:between w:val="nil"/>
               </w:pBdr>
-              <w:spacing w:after="0" w:line="240" w:lineRule="auto"/>
+              <w:spacing w:before="240"/>
               <w:rPr>
                 <w:rFonts w:ascii="Arial" w:eastAsia="Arial" w:hAnsi="Arial" w:cs="Arial"/>
                 <w:color w:val="000000"/>
-                <w:sz w:val="20"/>
-                <w:szCs w:val="20"/>
-              </w:rPr>
-            </w:pPr>
-          </w:p>
-          <w:p>
-            <w:pPr>
-              <w:pBdr>
-                <w:top w:val="nil"/>
-                <w:left w:val="nil"/>
-                <w:bottom w:val="nil"/>
-                <w:right w:val="nil"/>
-                <w:between w:val="nil"/>
-              </w:pBdr>
-              <w:spacing w:after="0" w:line="240" w:lineRule="auto"/>
-              <w:rPr>
-                <w:rFonts w:ascii="Arial" w:eastAsia="Arial" w:hAnsi="Arial" w:cs="Arial"/>
-                <w:color w:val="000000"/>
-                <w:sz w:val="20"/>
-                <w:szCs w:val="20"/>
+                <w:sz w:val="24"/>
+                <w:szCs w:val="24"/>
               </w:rPr>
             </w:pPr>
           </w:p>
@@ -934,58 +875,78 @@
     </w:tbl>
     <w:p>
       <w:pPr>
-        <w:spacing w:after="0" w:line="240" w:lineRule="auto"/>
+        <w:spacing w:after="0"/>
         <w:jc w:val="both"/>
         <w:rPr>
           <w:rFonts w:ascii="Arial" w:eastAsia="Arial" w:hAnsi="Arial" w:cs="Arial"/>
           <w:color w:val="FF3333"/>
-          <w:sz w:val="20"/>
-          <w:szCs w:val="20"/>
+          <w:sz w:val="24"/>
+          <w:szCs w:val="24"/>
         </w:rPr>
       </w:pPr>
     </w:p>
     <w:p>
       <w:pPr>
-        <w:spacing w:after="0" w:line="240" w:lineRule="auto"/>
+        <w:spacing w:after="0"/>
         <w:jc w:val="both"/>
         <w:rPr>
           <w:rFonts w:ascii="Arial" w:eastAsia="Arial" w:hAnsi="Arial" w:cs="Arial"/>
           <w:b/>
-          <w:sz w:val="20"/>
-          <w:szCs w:val="20"/>
+          <w:sz w:val="24"/>
+          <w:szCs w:val="24"/>
         </w:rPr>
       </w:pPr>
       <w:r>
         <w:rPr>
           <w:rFonts w:ascii="Arial" w:eastAsia="Arial" w:hAnsi="Arial" w:cs="Arial"/>
           <w:b/>
-          <w:sz w:val="20"/>
-          <w:szCs w:val="20"/>
+          <w:sz w:val="24"/>
+          <w:szCs w:val="24"/>
         </w:rPr>
         <w:t>Tipo de projeto</w:t>
       </w:r>
     </w:p>
     <w:p>
       <w:pPr>
-        <w:spacing w:after="0" w:line="240" w:lineRule="auto"/>
+        <w:spacing w:after="0"/>
         <w:jc w:val="both"/>
         <w:rPr>
           <w:rFonts w:ascii="Arial" w:eastAsia="Arial" w:hAnsi="Arial" w:cs="Arial"/>
           <w:b/>
           <w:color w:val="525252" w:themeColor="accent3" w:themeShade="80"/>
-          <w:sz w:val="16"/>
-          <w:szCs w:val="16"/>
+          <w:sz w:val="24"/>
+          <w:szCs w:val="24"/>
         </w:rPr>
       </w:pPr>
       <w:r>
         <w:rPr>
-          <w:rFonts w:ascii="Arial Unicode MS" w:eastAsia="Arial Unicode MS" w:hAnsi="Arial Unicode MS" w:cs="Arial Unicode MS"/>
+          <w:rFonts w:ascii="Arial" w:eastAsia="Arial Unicode MS" w:hAnsi="Arial" w:cs="Arial"/>
           <w:b/>
           <w:color w:val="525252" w:themeColor="accent3" w:themeShade="80"/>
-          <w:sz w:val="16"/>
-          <w:szCs w:val="16"/>
-        </w:rPr>
-        <w:t xml:space="preserve">Identificar com ✓ o tipo de projeto. </w:t>
+          <w:sz w:val="24"/>
+          <w:szCs w:val="24"/>
+        </w:rPr>
+        <w:t xml:space="preserve">Identificar com </w:t>
+      </w:r>
+      <w:r>
+        <w:rPr>
+          <w:rFonts w:ascii="Segoe UI Symbol" w:eastAsia="Arial Unicode MS" w:hAnsi="Segoe UI Symbol" w:cs="Segoe UI Symbol"/>
+          <w:b/>
+          <w:color w:val="525252" w:themeColor="accent3" w:themeShade="80"/>
+          <w:sz w:val="24"/>
+          <w:szCs w:val="24"/>
+        </w:rPr>
+        <w:t>✓</w:t>
+      </w:r>
+      <w:r>
+        <w:rPr>
+          <w:rFonts w:ascii="Arial" w:eastAsia="Arial Unicode MS" w:hAnsi="Arial" w:cs="Arial"/>
+          <w:b/>
+          <w:color w:val="525252" w:themeColor="accent3" w:themeShade="80"/>
+          <w:sz w:val="24"/>
+          <w:szCs w:val="24"/>
+        </w:rPr>
+        <w:t xml:space="preserve"> o tipo de projeto. </w:t>
       </w:r>
     </w:p>
     <w:tbl>
@@ -1018,20 +979,38 @@
                 <w:numId w:val="1"/>
               </w:numPr>
               <w:shd w:val="clear" w:color="auto" w:fill="FFFFFF"/>
-              <w:spacing w:after="0" w:line="240" w:lineRule="auto"/>
-              <w:rPr>
-                <w:rFonts w:ascii="Arial" w:eastAsia="Arial" w:hAnsi="Arial" w:cs="Arial"/>
-                <w:sz w:val="20"/>
-                <w:szCs w:val="20"/>
-              </w:rPr>
-            </w:pPr>
-            <w:r>
-              <w:rPr>
-                <w:rFonts w:ascii="Arial" w:eastAsia="Arial" w:hAnsi="Arial" w:cs="Arial"/>
-                <w:sz w:val="20"/>
-                <w:szCs w:val="20"/>
+              <w:spacing w:before="240"/>
+              <w:rPr>
+                <w:rFonts w:ascii="Arial" w:eastAsia="Arial" w:hAnsi="Arial" w:cs="Arial"/>
+                <w:sz w:val="24"/>
+                <w:szCs w:val="24"/>
+              </w:rPr>
+            </w:pPr>
+            <w:r>
+              <w:rPr>
+                <w:rFonts w:ascii="Arial" w:eastAsia="Arial" w:hAnsi="Arial" w:cs="Arial"/>
+                <w:sz w:val="24"/>
+                <w:szCs w:val="24"/>
               </w:rPr>
               <w:t>Atividade de Extensão não implementado na prática (proposta de intervenção)</w:t>
+            </w:r>
+            <w:r>
+              <w:rPr>
+                <w:rFonts w:ascii="Arial" w:eastAsia="Arial" w:hAnsi="Arial" w:cs="Arial"/>
+                <w:sz w:val="24"/>
+                <w:szCs w:val="24"/>
+              </w:rPr>
+              <w:t xml:space="preserve"> </w:t>
+            </w:r>
+            <w:r>
+              <w:rPr>
+                <w:rFonts w:ascii="Segoe UI Symbol" w:eastAsia="Arial Unicode MS" w:hAnsi="Segoe UI Symbol" w:cs="Segoe UI Symbol"/>
+                <w:b/>
+                <w:color w:val="525252" w:themeColor="accent3" w:themeShade="80"/>
+                <w:sz w:val="24"/>
+                <w:szCs w:val="24"/>
+              </w:rPr>
+              <w:t>✓</w:t>
             </w:r>
           </w:p>
           <w:p>
@@ -1041,18 +1020,18 @@
                 <w:numId w:val="1"/>
               </w:numPr>
               <w:shd w:val="clear" w:color="auto" w:fill="FFFFFF"/>
-              <w:spacing w:after="0" w:line="240" w:lineRule="auto"/>
-              <w:rPr>
-                <w:rFonts w:ascii="Arial" w:eastAsia="Arial" w:hAnsi="Arial" w:cs="Arial"/>
-                <w:sz w:val="20"/>
-                <w:szCs w:val="20"/>
-              </w:rPr>
-            </w:pPr>
-            <w:r>
-              <w:rPr>
-                <w:rFonts w:ascii="Arial" w:eastAsia="Arial" w:hAnsi="Arial" w:cs="Arial"/>
-                <w:sz w:val="20"/>
-                <w:szCs w:val="20"/>
+              <w:spacing w:before="240"/>
+              <w:rPr>
+                <w:rFonts w:ascii="Arial" w:eastAsia="Arial" w:hAnsi="Arial" w:cs="Arial"/>
+                <w:sz w:val="24"/>
+                <w:szCs w:val="24"/>
+              </w:rPr>
+            </w:pPr>
+            <w:r>
+              <w:rPr>
+                <w:rFonts w:ascii="Arial" w:eastAsia="Arial" w:hAnsi="Arial" w:cs="Arial"/>
+                <w:sz w:val="24"/>
+                <w:szCs w:val="24"/>
               </w:rPr>
               <w:t>Atividade de Extensão implementado na prática (intervenção executada)</w:t>
             </w:r>
@@ -1062,22 +1041,35 @@
     </w:tbl>
     <w:p>
       <w:pPr>
-        <w:spacing w:before="240" w:after="0" w:line="240" w:lineRule="auto"/>
+        <w:spacing w:before="240" w:after="0"/>
         <w:jc w:val="both"/>
         <w:rPr>
           <w:rFonts w:ascii="Arial" w:eastAsia="Arial" w:hAnsi="Arial" w:cs="Arial"/>
           <w:b/>
-          <w:sz w:val="20"/>
-          <w:szCs w:val="20"/>
+          <w:sz w:val="24"/>
+          <w:szCs w:val="24"/>
+        </w:rPr>
+      </w:pPr>
+    </w:p>
+    <w:p>
+      <w:pPr>
+        <w:spacing w:before="240" w:after="0"/>
+        <w:jc w:val="both"/>
+        <w:rPr>
+          <w:rFonts w:ascii="Arial" w:eastAsia="Arial" w:hAnsi="Arial" w:cs="Arial"/>
+          <w:b/>
+          <w:sz w:val="24"/>
+          <w:szCs w:val="24"/>
         </w:rPr>
       </w:pPr>
       <w:r>
         <w:rPr>
           <w:rFonts w:ascii="Arial" w:eastAsia="Arial" w:hAnsi="Arial" w:cs="Arial"/>
           <w:b/>
-          <w:sz w:val="20"/>
-          <w:szCs w:val="20"/>
-        </w:rPr>
+          <w:sz w:val="24"/>
+          <w:szCs w:val="24"/>
+        </w:rPr>
+        <w:lastRenderedPageBreak/>
         <w:t>Tema gerador</w:t>
       </w:r>
     </w:p>
@@ -1102,7 +1094,6 @@
         <w:tc>
           <w:tcPr>
             <w:tcW w:w="9355" w:type="dxa"/>
-            <w:shd w:val="clear" w:color="auto" w:fill="auto"/>
             <w:tcMar>
               <w:top w:w="100" w:type="dxa"/>
               <w:left w:w="100" w:type="dxa"/>
@@ -1120,58 +1111,22 @@
                 <w:right w:val="nil"/>
                 <w:between w:val="nil"/>
               </w:pBdr>
-              <w:spacing w:after="0" w:line="240" w:lineRule="auto"/>
-              <w:rPr>
-                <w:rFonts w:ascii="Arial" w:eastAsia="Arial" w:hAnsi="Arial" w:cs="Arial"/>
-                <w:b/>
-                <w:sz w:val="20"/>
-                <w:szCs w:val="20"/>
-              </w:rPr>
-            </w:pPr>
-            <w:r>
-              <w:rPr>
-                <w:rFonts w:ascii="Arial" w:eastAsia="Arial" w:hAnsi="Arial" w:cs="Arial"/>
-                <w:color w:val="525252" w:themeColor="accent3" w:themeShade="80"/>
-                <w:sz w:val="20"/>
-                <w:szCs w:val="20"/>
-              </w:rPr>
-              <w:t xml:space="preserve">Estabelecido conforme </w:t>
-            </w:r>
-            <w:r>
-              <w:rPr>
-                <w:rFonts w:ascii="Arial" w:eastAsia="Arial" w:hAnsi="Arial" w:cs="Arial"/>
-                <w:color w:val="525252" w:themeColor="accent3" w:themeShade="80"/>
-                <w:sz w:val="20"/>
-                <w:szCs w:val="20"/>
-              </w:rPr>
-              <w:t>seleção da ODS e dos</w:t>
-            </w:r>
-            <w:r>
-              <w:rPr>
-                <w:rFonts w:ascii="Arial" w:eastAsia="Arial" w:hAnsi="Arial" w:cs="Arial"/>
-                <w:color w:val="525252" w:themeColor="accent3" w:themeShade="80"/>
-                <w:sz w:val="20"/>
-                <w:szCs w:val="20"/>
-              </w:rPr>
-              <w:t xml:space="preserve"> conhecimento</w:t>
-            </w:r>
-            <w:r>
-              <w:rPr>
-                <w:rFonts w:ascii="Arial" w:eastAsia="Arial" w:hAnsi="Arial" w:cs="Arial"/>
-                <w:color w:val="525252" w:themeColor="accent3" w:themeShade="80"/>
-                <w:sz w:val="20"/>
-                <w:szCs w:val="20"/>
-              </w:rPr>
-              <w:t>s a</w:t>
-            </w:r>
-            <w:r>
-              <w:rPr>
-                <w:rFonts w:ascii="Arial" w:eastAsia="Arial" w:hAnsi="Arial" w:cs="Arial"/>
-                <w:color w:val="525252" w:themeColor="accent3" w:themeShade="80"/>
-                <w:sz w:val="20"/>
-                <w:szCs w:val="20"/>
-              </w:rPr>
-              <w:t xml:space="preserve"> serem trabalhados e orientações do docente.</w:t>
+              <w:spacing w:before="240"/>
+              <w:rPr>
+                <w:rFonts w:ascii="Arial" w:eastAsia="Arial" w:hAnsi="Arial" w:cs="Arial"/>
+                <w:bCs/>
+                <w:sz w:val="24"/>
+                <w:szCs w:val="24"/>
+              </w:rPr>
+            </w:pPr>
+            <w:r>
+              <w:rPr>
+                <w:rFonts w:ascii="Arial" w:eastAsia="Arial" w:hAnsi="Arial" w:cs="Arial"/>
+                <w:bCs/>
+                <w:sz w:val="24"/>
+                <w:szCs w:val="24"/>
+              </w:rPr>
+              <w:t>ODS 9 – Indústria, Inovação e Infraestrutura?</w:t>
             </w:r>
           </w:p>
         </w:tc>
@@ -1184,16 +1139,16 @@
         <w:rPr>
           <w:rFonts w:ascii="Arial" w:eastAsia="Arial" w:hAnsi="Arial" w:cs="Arial"/>
           <w:b/>
-          <w:sz w:val="20"/>
-          <w:szCs w:val="20"/>
+          <w:sz w:val="24"/>
+          <w:szCs w:val="24"/>
         </w:rPr>
       </w:pPr>
       <w:r>
         <w:rPr>
           <w:rFonts w:ascii="Arial" w:eastAsia="Arial" w:hAnsi="Arial" w:cs="Arial"/>
           <w:b/>
-          <w:sz w:val="20"/>
-          <w:szCs w:val="20"/>
+          <w:sz w:val="24"/>
+          <w:szCs w:val="24"/>
         </w:rPr>
         <w:t xml:space="preserve"> Produto decorrente do projeto (opcional dependendo do tipo de projeto)</w:t>
       </w:r>
@@ -1224,80 +1179,24 @@
           <w:p>
             <w:pPr>
               <w:shd w:val="clear" w:color="auto" w:fill="FFFFFF"/>
-              <w:rPr>
-                <w:rFonts w:ascii="Arial" w:eastAsia="Arial" w:hAnsi="Arial" w:cs="Arial"/>
-                <w:color w:val="525252" w:themeColor="accent3" w:themeShade="80"/>
-                <w:sz w:val="20"/>
-                <w:szCs w:val="20"/>
-              </w:rPr>
-            </w:pPr>
-            <w:r>
-              <w:rPr>
-                <w:rFonts w:ascii="Arial" w:eastAsia="Arial" w:hAnsi="Arial" w:cs="Arial"/>
-                <w:color w:val="525252" w:themeColor="accent3" w:themeShade="80"/>
-                <w:sz w:val="20"/>
-                <w:szCs w:val="20"/>
-              </w:rPr>
-              <w:t xml:space="preserve">Inserir os dados neste espaço. </w:t>
-            </w:r>
-          </w:p>
-          <w:p>
-            <w:pPr>
-              <w:shd w:val="clear" w:color="auto" w:fill="FFFFFF"/>
-              <w:rPr>
-                <w:rFonts w:ascii="Arial" w:eastAsia="Arial" w:hAnsi="Arial" w:cs="Arial"/>
-                <w:color w:val="525252" w:themeColor="accent3" w:themeShade="80"/>
-                <w:sz w:val="20"/>
-                <w:szCs w:val="20"/>
-              </w:rPr>
-            </w:pPr>
-            <w:r>
-              <w:rPr>
-                <w:rFonts w:ascii="Arial" w:eastAsia="Arial" w:hAnsi="Arial" w:cs="Arial"/>
-                <w:color w:val="525252" w:themeColor="accent3" w:themeShade="80"/>
-                <w:sz w:val="20"/>
-                <w:szCs w:val="20"/>
-              </w:rPr>
-              <w:t>Orientações:</w:t>
-            </w:r>
-            <w:r>
-              <w:rPr>
-                <w:rFonts w:ascii="Arial" w:eastAsia="Arial" w:hAnsi="Arial" w:cs="Arial"/>
-                <w:b/>
-                <w:color w:val="525252" w:themeColor="accent3" w:themeShade="80"/>
-                <w:sz w:val="16"/>
-                <w:szCs w:val="16"/>
-              </w:rPr>
-              <w:t xml:space="preserve"> </w:t>
-            </w:r>
-            <w:r>
-              <w:rPr>
-                <w:rFonts w:ascii="Arial" w:eastAsia="Arial" w:hAnsi="Arial" w:cs="Arial"/>
-                <w:color w:val="525252" w:themeColor="accent3" w:themeShade="80"/>
-                <w:sz w:val="20"/>
-                <w:szCs w:val="20"/>
-              </w:rPr>
-              <w:t xml:space="preserve">Descrever o produto decorrente da atividade de Extensão. </w:t>
-            </w:r>
-          </w:p>
-          <w:p>
-            <w:pPr>
-              <w:shd w:val="clear" w:color="auto" w:fill="FFFFFF"/>
-              <w:rPr>
-                <w:rFonts w:ascii="Arial" w:eastAsia="Arial" w:hAnsi="Arial" w:cs="Arial"/>
-                <w:b/>
-                <w:sz w:val="20"/>
-                <w:szCs w:val="20"/>
-              </w:rPr>
-            </w:pPr>
-            <w:r>
-              <w:rPr>
-                <w:rFonts w:ascii="Arial" w:eastAsia="Arial" w:hAnsi="Arial" w:cs="Arial"/>
-                <w:color w:val="525252" w:themeColor="accent3" w:themeShade="80"/>
-                <w:sz w:val="20"/>
-                <w:szCs w:val="20"/>
-              </w:rPr>
-              <w:t>Apresentar evidências como fotos, links, folder, cartilha, código, apresentação, etc.</w:t>
+              <w:spacing w:before="240"/>
+              <w:rPr>
+                <w:rFonts w:ascii="Arial" w:eastAsia="Arial" w:hAnsi="Arial" w:cs="Arial"/>
+                <w:color w:val="000000" w:themeColor="text1"/>
+                <w:sz w:val="24"/>
+                <w:szCs w:val="24"/>
+                <w:lang w:val="en-US"/>
+              </w:rPr>
+            </w:pPr>
+            <w:r>
+              <w:rPr>
+                <w:rFonts w:ascii="Arial" w:eastAsia="Arial" w:hAnsi="Arial" w:cs="Arial"/>
+                <w:color w:val="000000" w:themeColor="text1"/>
+                <w:sz w:val="24"/>
+                <w:szCs w:val="24"/>
+                <w:lang w:val="en-US"/>
+              </w:rPr>
+              <w:t>Dashboard multipáginas interativo (Streamlit + Flask + SQLite)</w:t>
             </w:r>
           </w:p>
         </w:tc>
@@ -1305,52 +1204,58 @@
     </w:tbl>
     <w:p>
       <w:pPr>
-        <w:spacing w:after="0" w:line="240" w:lineRule="auto"/>
-        <w:rPr>
-          <w:rFonts w:ascii="Arial" w:eastAsia="Arial" w:hAnsi="Arial" w:cs="Arial"/>
-          <w:b/>
-          <w:sz w:val="20"/>
-          <w:szCs w:val="20"/>
+        <w:spacing w:after="0"/>
+        <w:rPr>
+          <w:rFonts w:ascii="Arial" w:eastAsia="Arial" w:hAnsi="Arial" w:cs="Arial"/>
+          <w:b/>
+          <w:sz w:val="24"/>
+          <w:szCs w:val="24"/>
+          <w:lang w:val="en-US"/>
         </w:rPr>
       </w:pPr>
     </w:p>
     <w:p>
       <w:pPr>
-        <w:spacing w:after="0" w:line="240" w:lineRule="auto"/>
-        <w:rPr>
-          <w:rFonts w:ascii="Arial" w:eastAsia="Arial" w:hAnsi="Arial" w:cs="Arial"/>
-          <w:b/>
-          <w:sz w:val="20"/>
-          <w:szCs w:val="20"/>
+        <w:pStyle w:val="PargrafodaLista"/>
+        <w:numPr>
+          <w:ilvl w:val="0"/>
+          <w:numId w:val="6"/>
+        </w:numPr>
+        <w:spacing w:after="0"/>
+        <w:rPr>
+          <w:rFonts w:ascii="Arial" w:eastAsia="Arial" w:hAnsi="Arial" w:cs="Arial"/>
+          <w:b/>
+          <w:sz w:val="24"/>
+          <w:szCs w:val="24"/>
         </w:rPr>
       </w:pPr>
       <w:r>
         <w:rPr>
           <w:rFonts w:ascii="Arial" w:eastAsia="Arial" w:hAnsi="Arial" w:cs="Arial"/>
           <w:b/>
-          <w:sz w:val="20"/>
-          <w:szCs w:val="20"/>
-        </w:rPr>
-        <w:t>2. IDENTIFICAÇÃO DO CENÁRIO DE INTERVENÇÃO E HIPÓTESES DE SOLUÇÃO</w:t>
+          <w:sz w:val="24"/>
+          <w:szCs w:val="24"/>
+        </w:rPr>
+        <w:t>IDENTIFICAÇÃO DO CENÁRIO DE INTERVENÇÃO E HIPÓTESES DE SOLUÇÃO</w:t>
       </w:r>
     </w:p>
     <w:p>
       <w:pPr>
-        <w:spacing w:after="0" w:line="240" w:lineRule="auto"/>
+        <w:spacing w:after="0"/>
         <w:rPr>
           <w:rFonts w:ascii="Arial" w:eastAsia="Arial" w:hAnsi="Arial" w:cs="Arial"/>
           <w:b/>
           <w:color w:val="FF3333"/>
-          <w:sz w:val="16"/>
-          <w:szCs w:val="16"/>
+          <w:sz w:val="24"/>
+          <w:szCs w:val="24"/>
         </w:rPr>
       </w:pPr>
       <w:r>
         <w:rPr>
           <w:rFonts w:ascii="Arial" w:eastAsia="Arial" w:hAnsi="Arial" w:cs="Arial"/>
           <w:b/>
-          <w:sz w:val="20"/>
-          <w:szCs w:val="20"/>
+          <w:sz w:val="24"/>
+          <w:szCs w:val="24"/>
         </w:rPr>
         <w:t>Local (cenário) previsto para a implementação do projeto</w:t>
       </w:r>
@@ -1374,7 +1279,6 @@
               <w:bottom w:val="single" w:sz="4" w:space="0" w:color="000000"/>
               <w:right w:val="single" w:sz="4" w:space="0" w:color="000000"/>
             </w:tcBorders>
-            <w:shd w:val="clear" w:color="auto" w:fill="auto"/>
           </w:tcPr>
           <w:p>
             <w:pPr>
@@ -1385,23 +1289,23 @@
                 <w:right w:val="nil"/>
                 <w:between w:val="nil"/>
               </w:pBdr>
-              <w:spacing w:after="0" w:line="240" w:lineRule="auto"/>
+              <w:spacing w:before="240"/>
               <w:jc w:val="both"/>
               <w:rPr>
                 <w:rFonts w:ascii="Arial" w:eastAsia="Arial" w:hAnsi="Arial" w:cs="Arial"/>
-                <w:color w:val="FF3333"/>
-                <w:sz w:val="20"/>
-                <w:szCs w:val="20"/>
-              </w:rPr>
-            </w:pPr>
-            <w:r>
-              <w:rPr>
-                <w:rFonts w:ascii="Arial" w:eastAsia="Arial" w:hAnsi="Arial" w:cs="Arial"/>
-                <w:color w:val="525252" w:themeColor="accent3" w:themeShade="80"/>
-                <w:sz w:val="20"/>
-                <w:szCs w:val="20"/>
-              </w:rPr>
-              <w:t xml:space="preserve">Inserir os dados neste espaço. Orientações: conhecer na prática a realidade do campo de atuação. Definir e descrever o local em que a intervenção prevista na atividade de extensão pode ser implementada, lembrando que não há obrigatoriedade de esta ação ser efetivamente colocada em prática neste momento. É importante considerar intervenções tecnicamente exequíveis, sustentáveis e economicamente viáveis. </w:t>
+                <w:color w:val="000000" w:themeColor="text1"/>
+                <w:sz w:val="24"/>
+                <w:szCs w:val="24"/>
+              </w:rPr>
+            </w:pPr>
+            <w:r>
+              <w:rPr>
+                <w:rFonts w:ascii="Arial" w:eastAsia="Arial" w:hAnsi="Arial" w:cs="Arial"/>
+                <w:color w:val="000000" w:themeColor="text1"/>
+                <w:sz w:val="24"/>
+                <w:szCs w:val="24"/>
+              </w:rPr>
+              <w:t>Empresa PicMoney – ambiente corporativo simulado de dados de transações e cupons</w:t>
             </w:r>
           </w:p>
         </w:tc>
@@ -1409,32 +1313,32 @@
     </w:tbl>
     <w:p>
       <w:pPr>
-        <w:spacing w:after="0" w:line="240" w:lineRule="auto"/>
-        <w:rPr>
-          <w:rFonts w:ascii="Arial" w:eastAsia="Arial" w:hAnsi="Arial" w:cs="Arial"/>
-          <w:b/>
-          <w:sz w:val="20"/>
-          <w:szCs w:val="20"/>
+        <w:spacing w:after="0"/>
+        <w:rPr>
+          <w:rFonts w:ascii="Arial" w:eastAsia="Arial" w:hAnsi="Arial" w:cs="Arial"/>
+          <w:b/>
+          <w:sz w:val="24"/>
+          <w:szCs w:val="24"/>
         </w:rPr>
       </w:pPr>
     </w:p>
     <w:p>
       <w:pPr>
-        <w:spacing w:after="0" w:line="240" w:lineRule="auto"/>
+        <w:spacing w:after="0"/>
         <w:rPr>
           <w:rFonts w:ascii="Arial" w:eastAsia="Arial" w:hAnsi="Arial" w:cs="Arial"/>
           <w:b/>
           <w:color w:val="FF3333"/>
-          <w:sz w:val="16"/>
-          <w:szCs w:val="16"/>
+          <w:sz w:val="24"/>
+          <w:szCs w:val="24"/>
         </w:rPr>
       </w:pPr>
       <w:r>
         <w:rPr>
           <w:rFonts w:ascii="Arial" w:eastAsia="Arial" w:hAnsi="Arial" w:cs="Arial"/>
           <w:b/>
-          <w:sz w:val="20"/>
-          <w:szCs w:val="20"/>
+          <w:sz w:val="24"/>
+          <w:szCs w:val="24"/>
         </w:rPr>
         <w:t>Público-alvo a ser atendido pelo projeto</w:t>
       </w:r>
@@ -1458,7 +1362,6 @@
               <w:bottom w:val="single" w:sz="4" w:space="0" w:color="000000"/>
               <w:right w:val="single" w:sz="4" w:space="0" w:color="000000"/>
             </w:tcBorders>
-            <w:shd w:val="clear" w:color="auto" w:fill="auto"/>
           </w:tcPr>
           <w:p>
             <w:pPr>
@@ -1469,23 +1372,23 @@
                 <w:right w:val="nil"/>
                 <w:between w:val="nil"/>
               </w:pBdr>
-              <w:spacing w:after="0" w:line="240" w:lineRule="auto"/>
+              <w:spacing w:before="240"/>
               <w:jc w:val="both"/>
               <w:rPr>
                 <w:rFonts w:ascii="Arial" w:eastAsia="Arial" w:hAnsi="Arial" w:cs="Arial"/>
-                <w:color w:val="1F4E79"/>
-                <w:sz w:val="20"/>
-                <w:szCs w:val="20"/>
-              </w:rPr>
-            </w:pPr>
-            <w:r>
-              <w:rPr>
-                <w:rFonts w:ascii="Arial" w:eastAsia="Arial" w:hAnsi="Arial" w:cs="Arial"/>
-                <w:color w:val="525252" w:themeColor="accent3" w:themeShade="80"/>
-                <w:sz w:val="20"/>
-                <w:szCs w:val="20"/>
-              </w:rPr>
-              <w:t xml:space="preserve">Inserir os dados neste espaço. Orientações: buscar conhecer na prática a realidade do campo de atuação para a intervenção extensionista. Definir os sujeitos que poderão ser impactados pela intervenção. Caracterizar o público-alvo, características socioeconômicas e educacionais ou outros dados considerados relevantes. Nesta etapa poderá ser realizado um levantamento diagnóstico da comunidade, os dados podem ser obtidos na prática com base na metodologia proposta para o projeto de extensão (visitas, entrevistas, questionários, reuniões, roda de conversa, ou uso de outras ferramentas de levantamento). Adequar a proposta de acordo com as especificidades do curso. Os dados aqui inseridos também podem ser empregados na concepção do projeto propriamente dito. </w:t>
+                <w:color w:val="000000" w:themeColor="text1"/>
+                <w:sz w:val="24"/>
+                <w:szCs w:val="24"/>
+              </w:rPr>
+            </w:pPr>
+            <w:r>
+              <w:rPr>
+                <w:rFonts w:ascii="Arial" w:eastAsia="Arial" w:hAnsi="Arial" w:cs="Arial"/>
+                <w:color w:val="000000" w:themeColor="text1"/>
+                <w:sz w:val="24"/>
+                <w:szCs w:val="24"/>
+              </w:rPr>
+              <w:t>Equipe gestora da PicMoney (CEOs e CFOs) e estudantes de Análise de Dados</w:t>
             </w:r>
           </w:p>
         </w:tc>
@@ -1493,31 +1396,31 @@
     </w:tbl>
     <w:p>
       <w:pPr>
-        <w:spacing w:after="0" w:line="240" w:lineRule="auto"/>
-        <w:rPr>
-          <w:rFonts w:ascii="Arial" w:eastAsia="Arial" w:hAnsi="Arial" w:cs="Arial"/>
-          <w:b/>
-          <w:sz w:val="20"/>
-          <w:szCs w:val="20"/>
+        <w:spacing w:after="0"/>
+        <w:rPr>
+          <w:rFonts w:ascii="Arial" w:eastAsia="Arial" w:hAnsi="Arial" w:cs="Arial"/>
+          <w:b/>
+          <w:sz w:val="24"/>
+          <w:szCs w:val="24"/>
         </w:rPr>
       </w:pPr>
     </w:p>
     <w:p>
       <w:pPr>
-        <w:spacing w:after="0" w:line="240" w:lineRule="auto"/>
-        <w:rPr>
-          <w:rFonts w:ascii="Arial" w:eastAsia="Arial" w:hAnsi="Arial" w:cs="Arial"/>
-          <w:b/>
-          <w:sz w:val="20"/>
-          <w:szCs w:val="20"/>
+        <w:spacing w:after="0"/>
+        <w:rPr>
+          <w:rFonts w:ascii="Arial" w:eastAsia="Arial" w:hAnsi="Arial" w:cs="Arial"/>
+          <w:b/>
+          <w:sz w:val="24"/>
+          <w:szCs w:val="24"/>
         </w:rPr>
       </w:pPr>
       <w:r>
         <w:rPr>
           <w:rFonts w:ascii="Arial" w:eastAsia="Arial" w:hAnsi="Arial" w:cs="Arial"/>
           <w:b/>
-          <w:sz w:val="20"/>
-          <w:szCs w:val="20"/>
+          <w:sz w:val="24"/>
+          <w:szCs w:val="24"/>
         </w:rPr>
         <w:t>Apresentação do(s) problema(s) observado(s) e delimitação do objeto de estudo e intervenção</w:t>
       </w:r>
@@ -1541,7 +1444,6 @@
               <w:bottom w:val="single" w:sz="4" w:space="0" w:color="000000"/>
               <w:right w:val="single" w:sz="4" w:space="0" w:color="000000"/>
             </w:tcBorders>
-            <w:shd w:val="clear" w:color="auto" w:fill="auto"/>
           </w:tcPr>
           <w:p>
             <w:pPr>
@@ -1552,42 +1454,23 @@
                 <w:right w:val="nil"/>
                 <w:between w:val="nil"/>
               </w:pBdr>
-              <w:spacing w:after="0" w:line="240" w:lineRule="auto"/>
+              <w:spacing w:before="240"/>
               <w:jc w:val="both"/>
               <w:rPr>
                 <w:rFonts w:ascii="Arial" w:eastAsia="Arial" w:hAnsi="Arial" w:cs="Arial"/>
-                <w:color w:val="1F4E79"/>
-                <w:sz w:val="20"/>
-                <w:szCs w:val="20"/>
-              </w:rPr>
-            </w:pPr>
-            <w:r>
-              <w:rPr>
-                <w:rFonts w:ascii="Arial" w:eastAsia="Arial" w:hAnsi="Arial" w:cs="Arial"/>
-                <w:color w:val="525252" w:themeColor="accent3" w:themeShade="80"/>
-                <w:sz w:val="20"/>
-                <w:szCs w:val="20"/>
-              </w:rPr>
-              <w:t>Inserir os dados neste espaço. Orientações:</w:t>
-            </w:r>
-            <w:r>
-              <w:rPr>
-                <w:rFonts w:ascii="Arial" w:eastAsia="Arial" w:hAnsi="Arial" w:cs="Arial"/>
-                <w:b/>
-                <w:color w:val="525252" w:themeColor="accent3" w:themeShade="80"/>
-                <w:sz w:val="16"/>
-                <w:szCs w:val="16"/>
-              </w:rPr>
-              <w:t xml:space="preserve"> </w:t>
-            </w:r>
-            <w:r>
-              <w:rPr>
-                <w:rFonts w:ascii="Arial" w:eastAsia="Arial" w:hAnsi="Arial" w:cs="Arial"/>
-                <w:color w:val="525252" w:themeColor="accent3" w:themeShade="80"/>
-                <w:sz w:val="20"/>
-                <w:szCs w:val="20"/>
-              </w:rPr>
-              <w:t xml:space="preserve">observar a realidade em si, identificar os postos-chave, os problemas apontados e suas características para que o plano de intervenção possa contribuir na transformação da realidade observada. Selecionar o problema que será objeto da intervenção e apresentar argumentos relativos à sua relevância de estudo. Os dados aqui inseridos também podem ser empregados na concepção do projeto propriamente dito. </w:t>
+                <w:color w:val="000000" w:themeColor="text1"/>
+                <w:sz w:val="24"/>
+                <w:szCs w:val="24"/>
+              </w:rPr>
+            </w:pPr>
+            <w:r>
+              <w:rPr>
+                <w:rFonts w:ascii="Arial" w:eastAsia="Arial" w:hAnsi="Arial" w:cs="Arial"/>
+                <w:color w:val="000000" w:themeColor="text1"/>
+                <w:sz w:val="24"/>
+                <w:szCs w:val="24"/>
+              </w:rPr>
+              <w:t>Falta de centralização e visualização estratégica das métricas de negócio (players, cupons, lojas, transações)</w:t>
             </w:r>
           </w:p>
         </w:tc>
@@ -1595,31 +1478,31 @@
     </w:tbl>
     <w:p>
       <w:pPr>
-        <w:spacing w:after="0" w:line="240" w:lineRule="auto"/>
-        <w:rPr>
-          <w:rFonts w:ascii="Arial" w:eastAsia="Arial" w:hAnsi="Arial" w:cs="Arial"/>
-          <w:b/>
-          <w:sz w:val="20"/>
-          <w:szCs w:val="20"/>
+        <w:spacing w:after="0"/>
+        <w:rPr>
+          <w:rFonts w:ascii="Arial" w:eastAsia="Arial" w:hAnsi="Arial" w:cs="Arial"/>
+          <w:b/>
+          <w:sz w:val="24"/>
+          <w:szCs w:val="24"/>
         </w:rPr>
       </w:pPr>
     </w:p>
     <w:p>
       <w:pPr>
-        <w:spacing w:after="0" w:line="240" w:lineRule="auto"/>
-        <w:rPr>
-          <w:rFonts w:ascii="Arial" w:eastAsia="Arial" w:hAnsi="Arial" w:cs="Arial"/>
-          <w:b/>
-          <w:sz w:val="20"/>
-          <w:szCs w:val="20"/>
+        <w:spacing w:after="0"/>
+        <w:rPr>
+          <w:rFonts w:ascii="Arial" w:eastAsia="Arial" w:hAnsi="Arial" w:cs="Arial"/>
+          <w:b/>
+          <w:sz w:val="24"/>
+          <w:szCs w:val="24"/>
         </w:rPr>
       </w:pPr>
       <w:r>
         <w:rPr>
           <w:rFonts w:ascii="Arial" w:eastAsia="Arial" w:hAnsi="Arial" w:cs="Arial"/>
           <w:b/>
-          <w:sz w:val="20"/>
-          <w:szCs w:val="20"/>
+          <w:sz w:val="24"/>
+          <w:szCs w:val="24"/>
         </w:rPr>
         <w:t>Definição de hipóteses para a solução do problema observado</w:t>
       </w:r>
@@ -1643,7 +1526,6 @@
               <w:bottom w:val="single" w:sz="4" w:space="0" w:color="000000"/>
               <w:right w:val="single" w:sz="4" w:space="0" w:color="000000"/>
             </w:tcBorders>
-            <w:shd w:val="clear" w:color="auto" w:fill="auto"/>
           </w:tcPr>
           <w:p>
             <w:pPr>
@@ -1654,52 +1536,23 @@
                 <w:right w:val="nil"/>
                 <w:between w:val="nil"/>
               </w:pBdr>
-              <w:spacing w:after="0" w:line="240" w:lineRule="auto"/>
+              <w:spacing w:before="240"/>
               <w:jc w:val="both"/>
               <w:rPr>
                 <w:rFonts w:ascii="Arial" w:eastAsia="Arial" w:hAnsi="Arial" w:cs="Arial"/>
-                <w:color w:val="FF3333"/>
-                <w:sz w:val="20"/>
-                <w:szCs w:val="20"/>
-              </w:rPr>
-            </w:pPr>
-            <w:r>
-              <w:rPr>
-                <w:rFonts w:ascii="Arial" w:eastAsia="Arial" w:hAnsi="Arial" w:cs="Arial"/>
-                <w:color w:val="525252" w:themeColor="accent3" w:themeShade="80"/>
-                <w:sz w:val="20"/>
-                <w:szCs w:val="20"/>
-              </w:rPr>
-              <w:t>Inserir os dados neste espaço. Orientações:</w:t>
-            </w:r>
-            <w:r>
-              <w:rPr>
-                <w:rFonts w:ascii="Arial" w:eastAsia="Arial" w:hAnsi="Arial" w:cs="Arial"/>
-                <w:b/>
-                <w:color w:val="525252" w:themeColor="accent3" w:themeShade="80"/>
-                <w:sz w:val="16"/>
-                <w:szCs w:val="16"/>
-              </w:rPr>
-              <w:t xml:space="preserve"> </w:t>
-            </w:r>
-            <w:r>
-              <w:rPr>
-                <w:rFonts w:ascii="Arial" w:eastAsia="Arial" w:hAnsi="Arial" w:cs="Arial"/>
-                <w:color w:val="525252" w:themeColor="accent3" w:themeShade="80"/>
-                <w:sz w:val="20"/>
-                <w:szCs w:val="20"/>
-              </w:rPr>
-              <w:t>as hipóteses devem ser construídas após a teorização e estudo do problema observado. Relacionar hipóteses de intervenção para solução do problema de estudo e selecionar a mais adequada. É importante considerar intervenções tecnicamente exequíveis, sustentáveis e economicamente viáveis</w:t>
-            </w:r>
-            <w:r>
-              <w:rPr>
-                <w:rFonts w:ascii="Arial" w:eastAsia="Arial" w:hAnsi="Arial" w:cs="Arial"/>
-                <w:b/>
-                <w:color w:val="525252" w:themeColor="accent3" w:themeShade="80"/>
-                <w:sz w:val="16"/>
-                <w:szCs w:val="16"/>
-              </w:rPr>
-              <w:t>.</w:t>
+                <w:color w:val="000000" w:themeColor="text1"/>
+                <w:sz w:val="24"/>
+                <w:szCs w:val="24"/>
+              </w:rPr>
+            </w:pPr>
+            <w:r>
+              <w:rPr>
+                <w:rFonts w:ascii="Arial" w:eastAsia="Arial" w:hAnsi="Arial" w:cs="Arial"/>
+                <w:color w:val="000000" w:themeColor="text1"/>
+                <w:sz w:val="24"/>
+                <w:szCs w:val="24"/>
+              </w:rPr>
+              <w:t>Criação de dashboard com KPIs automatizados e relatórios filtráveis por perfil</w:t>
             </w:r>
           </w:p>
         </w:tc>
@@ -1707,177 +1560,55 @@
     </w:tbl>
     <w:p>
       <w:pPr>
-        <w:spacing w:after="0" w:line="240" w:lineRule="auto"/>
-        <w:rPr>
-          <w:rFonts w:ascii="Arial" w:eastAsia="Arial" w:hAnsi="Arial" w:cs="Arial"/>
-          <w:b/>
-          <w:sz w:val="20"/>
-          <w:szCs w:val="20"/>
+        <w:spacing w:after="0"/>
+        <w:rPr>
+          <w:rFonts w:ascii="Arial" w:eastAsia="Arial" w:hAnsi="Arial" w:cs="Arial"/>
+          <w:b/>
+          <w:sz w:val="24"/>
+          <w:szCs w:val="24"/>
         </w:rPr>
       </w:pPr>
     </w:p>
     <w:p>
       <w:pPr>
-        <w:spacing w:after="0" w:line="240" w:lineRule="auto"/>
-        <w:rPr>
-          <w:rFonts w:ascii="Arial" w:eastAsia="Arial" w:hAnsi="Arial" w:cs="Arial"/>
-          <w:b/>
-          <w:sz w:val="20"/>
-          <w:szCs w:val="20"/>
-        </w:rPr>
-      </w:pPr>
-    </w:p>
-    <w:p>
-      <w:pPr>
-        <w:spacing w:after="0" w:line="240" w:lineRule="auto"/>
-        <w:rPr>
-          <w:rFonts w:ascii="Arial" w:eastAsia="Arial" w:hAnsi="Arial" w:cs="Arial"/>
-          <w:b/>
-          <w:sz w:val="20"/>
-          <w:szCs w:val="20"/>
-        </w:rPr>
-      </w:pPr>
-    </w:p>
-    <w:p>
-      <w:pPr>
-        <w:spacing w:after="0" w:line="240" w:lineRule="auto"/>
-        <w:rPr>
-          <w:rFonts w:ascii="Arial" w:eastAsia="Arial" w:hAnsi="Arial" w:cs="Arial"/>
-          <w:b/>
-          <w:sz w:val="20"/>
-          <w:szCs w:val="20"/>
-        </w:rPr>
-      </w:pPr>
-    </w:p>
-    <w:p>
-      <w:pPr>
-        <w:spacing w:after="0" w:line="240" w:lineRule="auto"/>
-        <w:rPr>
-          <w:rFonts w:ascii="Arial" w:eastAsia="Arial" w:hAnsi="Arial" w:cs="Arial"/>
-          <w:b/>
-          <w:sz w:val="20"/>
-          <w:szCs w:val="20"/>
-        </w:rPr>
-      </w:pPr>
-    </w:p>
-    <w:p>
-      <w:pPr>
-        <w:spacing w:after="0" w:line="240" w:lineRule="auto"/>
-        <w:rPr>
-          <w:rFonts w:ascii="Arial" w:eastAsia="Arial" w:hAnsi="Arial" w:cs="Arial"/>
-          <w:b/>
-          <w:sz w:val="20"/>
-          <w:szCs w:val="20"/>
-        </w:rPr>
-      </w:pPr>
-    </w:p>
-    <w:p>
-      <w:pPr>
-        <w:spacing w:after="0" w:line="240" w:lineRule="auto"/>
-        <w:rPr>
-          <w:rFonts w:ascii="Arial" w:eastAsia="Arial" w:hAnsi="Arial" w:cs="Arial"/>
-          <w:b/>
-          <w:sz w:val="20"/>
-          <w:szCs w:val="20"/>
-        </w:rPr>
-      </w:pPr>
-    </w:p>
-    <w:p>
-      <w:pPr>
-        <w:spacing w:after="0" w:line="240" w:lineRule="auto"/>
-        <w:rPr>
-          <w:rFonts w:ascii="Arial" w:eastAsia="Arial" w:hAnsi="Arial" w:cs="Arial"/>
-          <w:b/>
-          <w:sz w:val="20"/>
-          <w:szCs w:val="20"/>
-        </w:rPr>
-      </w:pPr>
-    </w:p>
-    <w:p>
-      <w:pPr>
-        <w:spacing w:after="0" w:line="240" w:lineRule="auto"/>
-        <w:rPr>
-          <w:rFonts w:ascii="Arial" w:eastAsia="Arial" w:hAnsi="Arial" w:cs="Arial"/>
-          <w:b/>
-          <w:sz w:val="20"/>
-          <w:szCs w:val="20"/>
-        </w:rPr>
-      </w:pPr>
-    </w:p>
-    <w:p>
-      <w:pPr>
-        <w:spacing w:after="0" w:line="240" w:lineRule="auto"/>
-        <w:rPr>
-          <w:rFonts w:ascii="Arial" w:eastAsia="Arial" w:hAnsi="Arial" w:cs="Arial"/>
-          <w:sz w:val="20"/>
-          <w:szCs w:val="20"/>
+        <w:pStyle w:val="PargrafodaLista"/>
+        <w:numPr>
+          <w:ilvl w:val="0"/>
+          <w:numId w:val="6"/>
+        </w:numPr>
+        <w:spacing w:after="160"/>
+        <w:rPr>
+          <w:rFonts w:ascii="Arial" w:eastAsia="Arial" w:hAnsi="Arial" w:cs="Arial"/>
+          <w:b/>
+          <w:sz w:val="24"/>
+          <w:szCs w:val="24"/>
         </w:rPr>
       </w:pPr>
       <w:r>
         <w:rPr>
           <w:rFonts w:ascii="Arial" w:eastAsia="Arial" w:hAnsi="Arial" w:cs="Arial"/>
           <w:b/>
-          <w:sz w:val="20"/>
-          <w:szCs w:val="20"/>
-        </w:rPr>
-        <w:t>3 DESCRIÇÃO DO PROJETO</w:t>
+          <w:sz w:val="24"/>
+          <w:szCs w:val="24"/>
+        </w:rPr>
+        <w:t>DESCRIÇÃO DO PROJETO</w:t>
       </w:r>
     </w:p>
     <w:p>
       <w:pPr>
-        <w:pBdr>
-          <w:top w:val="nil"/>
-          <w:left w:val="nil"/>
-          <w:bottom w:val="nil"/>
-          <w:right w:val="nil"/>
-          <w:between w:val="nil"/>
-        </w:pBdr>
-        <w:spacing w:after="0" w:line="240" w:lineRule="auto"/>
-        <w:jc w:val="both"/>
-        <w:rPr>
-          <w:rFonts w:ascii="Arial" w:eastAsia="Arial" w:hAnsi="Arial" w:cs="Arial"/>
-          <w:b/>
-          <w:color w:val="525252" w:themeColor="accent3" w:themeShade="80"/>
-          <w:sz w:val="16"/>
-          <w:szCs w:val="16"/>
+        <w:spacing w:after="0"/>
+        <w:rPr>
+          <w:rFonts w:ascii="Arial" w:eastAsia="Arial" w:hAnsi="Arial" w:cs="Arial"/>
+          <w:sz w:val="24"/>
+          <w:szCs w:val="24"/>
         </w:rPr>
       </w:pPr>
       <w:r>
         <w:rPr>
           <w:rFonts w:ascii="Arial" w:eastAsia="Arial" w:hAnsi="Arial" w:cs="Arial"/>
           <w:b/>
-          <w:color w:val="525252" w:themeColor="accent3" w:themeShade="80"/>
-          <w:sz w:val="16"/>
-          <w:szCs w:val="16"/>
-        </w:rPr>
-        <w:t xml:space="preserve">É importante destacar que um projeto de extensão não precisa ser necessariamente igual a um projeto de pesquisa. Mesmo que haja necessidade de pesquisa prévia para a fundamentação teórica, construção da introdução e para um melhor entendimento sobre a realidade a ser trabalhada, é preciso que um projeto de extensão contemple práticas que promovam mudanças e/ou melhorias identificadas como necessárias. O projeto final deverá ser simples, objetivo, claro e ter de 3 a 5 páginas, dentro do modelo aqui proposto. </w:t>
-      </w:r>
-    </w:p>
-    <w:p>
-      <w:pPr>
-        <w:spacing w:after="0" w:line="240" w:lineRule="auto"/>
-        <w:rPr>
-          <w:rFonts w:ascii="Arial" w:eastAsia="Arial" w:hAnsi="Arial" w:cs="Arial"/>
-          <w:sz w:val="20"/>
-          <w:szCs w:val="20"/>
-        </w:rPr>
-      </w:pPr>
-    </w:p>
-    <w:p>
-      <w:pPr>
-        <w:spacing w:after="0" w:line="240" w:lineRule="auto"/>
-        <w:rPr>
-          <w:rFonts w:ascii="Arial" w:eastAsia="Arial" w:hAnsi="Arial" w:cs="Arial"/>
-          <w:sz w:val="20"/>
-          <w:szCs w:val="20"/>
-        </w:rPr>
-      </w:pPr>
-      <w:r>
-        <w:rPr>
-          <w:rFonts w:ascii="Arial" w:eastAsia="Arial" w:hAnsi="Arial" w:cs="Arial"/>
-          <w:b/>
-          <w:sz w:val="20"/>
-          <w:szCs w:val="20"/>
+          <w:sz w:val="24"/>
+          <w:szCs w:val="24"/>
         </w:rPr>
         <w:t>Resumo</w:t>
       </w:r>
@@ -1902,46 +1633,116 @@
               <w:bottom w:val="single" w:sz="4" w:space="0" w:color="000000"/>
               <w:right w:val="single" w:sz="4" w:space="0" w:color="000000"/>
             </w:tcBorders>
-            <w:shd w:val="clear" w:color="auto" w:fill="auto"/>
           </w:tcPr>
           <w:p>
             <w:pPr>
-              <w:spacing w:after="0" w:line="240" w:lineRule="auto"/>
+              <w:spacing w:before="240"/>
               <w:jc w:val="both"/>
               <w:rPr>
                 <w:rFonts w:ascii="Arial" w:eastAsia="Arial" w:hAnsi="Arial" w:cs="Arial"/>
-                <w:color w:val="000000"/>
-                <w:sz w:val="20"/>
-                <w:szCs w:val="20"/>
-              </w:rPr>
-            </w:pPr>
-            <w:r>
-              <w:rPr>
-                <w:rFonts w:ascii="Arial" w:eastAsia="Arial" w:hAnsi="Arial" w:cs="Arial"/>
-                <w:color w:val="525252" w:themeColor="accent3" w:themeShade="80"/>
-                <w:sz w:val="20"/>
-                <w:szCs w:val="20"/>
-              </w:rPr>
-              <w:t>Inserir os dados neste espaço. Orientações:</w:t>
+                <w:color w:val="000000" w:themeColor="text1"/>
+                <w:sz w:val="24"/>
+                <w:szCs w:val="24"/>
+              </w:rPr>
+            </w:pPr>
+            <w:r>
+              <w:rPr>
+                <w:rFonts w:ascii="Arial" w:eastAsia="Arial" w:hAnsi="Arial" w:cs="Arial"/>
+                <w:color w:val="000000" w:themeColor="text1"/>
+                <w:sz w:val="24"/>
+                <w:szCs w:val="24"/>
+              </w:rPr>
+              <w:t xml:space="preserve">O projeto </w:t>
             </w:r>
             <w:r>
               <w:rPr>
                 <w:rFonts w:ascii="Arial" w:eastAsia="Arial" w:hAnsi="Arial" w:cs="Arial"/>
                 <w:b/>
-                <w:color w:val="525252" w:themeColor="accent3" w:themeShade="80"/>
-                <w:sz w:val="16"/>
-                <w:szCs w:val="16"/>
+                <w:bCs/>
+                <w:color w:val="000000" w:themeColor="text1"/>
+                <w:sz w:val="24"/>
+                <w:szCs w:val="24"/>
+              </w:rPr>
+              <w:t>Dashboard Interativo PicMoney</w:t>
+            </w:r>
+            <w:r>
+              <w:rPr>
+                <w:rFonts w:ascii="Arial" w:eastAsia="Arial" w:hAnsi="Arial" w:cs="Arial"/>
+                <w:color w:val="000000" w:themeColor="text1"/>
+                <w:sz w:val="24"/>
+                <w:szCs w:val="24"/>
+              </w:rPr>
+              <w:t xml:space="preserve"> tem como finalidade transformar dados corporativos em informações visuais e estratégicas, facilitando a tomada de decisão baseada em evidências. A iniciativa foi desenvolvida no contexto interdisciplinar do curso de Ciência da Computação da FECAP, integrando as áreas de programação, engenharia de software e análise de dados. O sistema proposto consiste em um dashboard web interativo, criado com </w:t>
+            </w:r>
+            <w:r>
+              <w:rPr>
+                <w:rFonts w:ascii="Arial" w:eastAsia="Arial" w:hAnsi="Arial" w:cs="Arial"/>
+                <w:b/>
+                <w:bCs/>
+                <w:color w:val="000000" w:themeColor="text1"/>
+                <w:sz w:val="24"/>
+                <w:szCs w:val="24"/>
+              </w:rPr>
+              <w:t>Streamlit</w:t>
+            </w:r>
+            <w:r>
+              <w:rPr>
+                <w:rFonts w:ascii="Arial" w:eastAsia="Arial" w:hAnsi="Arial" w:cs="Arial"/>
+                <w:color w:val="000000" w:themeColor="text1"/>
+                <w:sz w:val="24"/>
+                <w:szCs w:val="24"/>
+              </w:rPr>
+              <w:t xml:space="preserve"> e integrado a um back-end </w:t>
+            </w:r>
+            <w:r>
+              <w:rPr>
+                <w:rFonts w:ascii="Arial" w:eastAsia="Arial" w:hAnsi="Arial" w:cs="Arial"/>
+                <w:b/>
+                <w:bCs/>
+                <w:color w:val="000000" w:themeColor="text1"/>
+                <w:sz w:val="24"/>
+                <w:szCs w:val="24"/>
+              </w:rPr>
+              <w:t xml:space="preserve">Flask + </w:t>
+            </w:r>
+            <w:r>
+              <w:rPr>
+                <w:rFonts w:ascii="Arial" w:eastAsia="Arial" w:hAnsi="Arial" w:cs="Arial"/>
+                <w:b/>
+                <w:bCs/>
+                <w:color w:val="000000" w:themeColor="text1"/>
+                <w:sz w:val="24"/>
+                <w:szCs w:val="24"/>
+              </w:rPr>
+              <w:lastRenderedPageBreak/>
+              <w:t>SQLite</w:t>
+            </w:r>
+            <w:r>
+              <w:rPr>
+                <w:rFonts w:ascii="Arial" w:eastAsia="Arial" w:hAnsi="Arial" w:cs="Arial"/>
+                <w:color w:val="000000" w:themeColor="text1"/>
+                <w:sz w:val="24"/>
+                <w:szCs w:val="24"/>
+              </w:rPr>
+              <w:t>, capaz de consolidar e exibir indicadores (KPIs) relacionados aos perfis de players, cupons, lojas e transações da empresa PicMoney. O projeto visa fortalecer o aprendizado prático sobre manipulação de dados, visualização analítica e estruturação de sistemas escaláveis,</w:t>
+            </w:r>
+            <w:r>
+              <w:rPr>
+                <w:rFonts w:ascii="Arial" w:eastAsia="Arial" w:hAnsi="Arial" w:cs="Arial"/>
+                <w:color w:val="000000" w:themeColor="text1"/>
+                <w:sz w:val="24"/>
+                <w:szCs w:val="24"/>
               </w:rPr>
               <w:t xml:space="preserve"> </w:t>
             </w:r>
             <w:r>
               <w:rPr>
                 <w:rFonts w:ascii="Arial" w:eastAsia="Arial" w:hAnsi="Arial" w:cs="Arial"/>
-                <w:color w:val="525252" w:themeColor="accent3" w:themeShade="80"/>
-                <w:sz w:val="20"/>
-                <w:szCs w:val="20"/>
-              </w:rPr>
-              <w:t xml:space="preserve">texto sem parágrafos. Trata-se de um resumo, apresentado de forma sintética, clara, objetiva e concisa, dos pontos mais importantes da proposta do projeto: breve descrição do estudo, o problema a ser focado, público-alvo ou comunidade que será envolvido na ação extensionista, o objetivo geral da ação extensionista, as metodologias a serem utilizadas, as atividades previstas, os resultados esperados, e outras informações que forem consideradas relevantes. Escrever um texto curto. </w:t>
+                <w:color w:val="000000" w:themeColor="text1"/>
+                <w:sz w:val="24"/>
+                <w:szCs w:val="24"/>
+              </w:rPr>
+              <w:t>promovendo o desenvolvimento de soluções tecnológicas voltadas à eficiência e inovação empresarial.</w:t>
             </w:r>
           </w:p>
         </w:tc>
@@ -1949,32 +1750,31 @@
     </w:tbl>
     <w:p>
       <w:pPr>
-        <w:spacing w:after="0" w:line="240" w:lineRule="auto"/>
+        <w:spacing w:after="0"/>
         <w:rPr>
           <w:rFonts w:ascii="Arial" w:eastAsia="Arial" w:hAnsi="Arial" w:cs="Arial"/>
           <w:b/>
           <w:strike/>
-          <w:sz w:val="20"/>
-          <w:szCs w:val="20"/>
+          <w:sz w:val="24"/>
+          <w:szCs w:val="24"/>
         </w:rPr>
       </w:pPr>
     </w:p>
     <w:p>
       <w:pPr>
-        <w:spacing w:after="0" w:line="240" w:lineRule="auto"/>
-        <w:jc w:val="both"/>
-        <w:rPr>
-          <w:rFonts w:ascii="Arial" w:eastAsia="Arial" w:hAnsi="Arial" w:cs="Arial"/>
-          <w:sz w:val="20"/>
-          <w:szCs w:val="20"/>
+        <w:spacing w:after="0"/>
+        <w:rPr>
+          <w:rFonts w:ascii="Arial" w:eastAsia="Arial" w:hAnsi="Arial" w:cs="Arial"/>
+          <w:sz w:val="24"/>
+          <w:szCs w:val="24"/>
         </w:rPr>
       </w:pPr>
       <w:r>
         <w:rPr>
           <w:rFonts w:ascii="Arial" w:eastAsia="Arial" w:hAnsi="Arial" w:cs="Arial"/>
           <w:b/>
-          <w:sz w:val="20"/>
-          <w:szCs w:val="20"/>
+          <w:sz w:val="24"/>
+          <w:szCs w:val="24"/>
         </w:rPr>
         <w:t>Introdução</w:t>
       </w:r>
@@ -1998,73 +1798,165 @@
               <w:bottom w:val="single" w:sz="4" w:space="0" w:color="000000"/>
               <w:right w:val="single" w:sz="4" w:space="0" w:color="000000"/>
             </w:tcBorders>
-            <w:shd w:val="clear" w:color="auto" w:fill="auto"/>
           </w:tcPr>
           <w:p>
             <w:pPr>
-              <w:spacing w:after="0" w:line="240" w:lineRule="auto"/>
-              <w:jc w:val="both"/>
-              <w:rPr>
-                <w:rFonts w:ascii="Arial" w:eastAsia="Arial" w:hAnsi="Arial" w:cs="Arial"/>
-                <w:sz w:val="20"/>
-                <w:szCs w:val="20"/>
-              </w:rPr>
-            </w:pPr>
-            <w:r>
-              <w:rPr>
-                <w:rFonts w:ascii="Arial" w:eastAsia="Arial" w:hAnsi="Arial" w:cs="Arial"/>
-                <w:color w:val="525252" w:themeColor="accent3" w:themeShade="80"/>
-                <w:sz w:val="20"/>
-                <w:szCs w:val="20"/>
-              </w:rPr>
-              <w:t>Inserir os dados neste espaço. Orientações:</w:t>
+              <w:spacing w:before="240"/>
+              <w:rPr>
+                <w:rFonts w:ascii="Arial" w:eastAsia="Arial" w:hAnsi="Arial" w:cs="Arial"/>
+                <w:color w:val="000000" w:themeColor="text1"/>
+                <w:sz w:val="24"/>
+                <w:szCs w:val="24"/>
+              </w:rPr>
+            </w:pPr>
+            <w:r>
+              <w:rPr>
+                <w:rFonts w:ascii="Arial" w:eastAsia="Arial" w:hAnsi="Arial" w:cs="Arial"/>
+                <w:color w:val="000000" w:themeColor="text1"/>
+                <w:sz w:val="24"/>
+                <w:szCs w:val="24"/>
+              </w:rPr>
+              <w:t>No cenário atual, a análise de dados é um pilar essencial para a eficiência e competitividade das organizações. A ausência de ferramentas integradas de visualização pode dificultar a interpretação das informações e comprometer a tomada de decisão estratégica.</w:t>
+            </w:r>
+          </w:p>
+          <w:p>
+            <w:pPr>
+              <w:spacing w:before="240"/>
+              <w:rPr>
+                <w:rFonts w:ascii="Arial" w:eastAsia="Arial" w:hAnsi="Arial" w:cs="Arial"/>
+                <w:color w:val="000000" w:themeColor="text1"/>
+                <w:sz w:val="24"/>
+                <w:szCs w:val="24"/>
+              </w:rPr>
+            </w:pPr>
+            <w:r>
+              <w:rPr>
+                <w:rFonts w:ascii="Arial" w:eastAsia="Arial" w:hAnsi="Arial" w:cs="Arial"/>
+                <w:color w:val="000000" w:themeColor="text1"/>
+                <w:sz w:val="24"/>
+                <w:szCs w:val="24"/>
+              </w:rPr>
+              <w:t xml:space="preserve">Nesse contexto, o projeto </w:t>
             </w:r>
             <w:r>
               <w:rPr>
                 <w:rFonts w:ascii="Arial" w:eastAsia="Arial" w:hAnsi="Arial" w:cs="Arial"/>
                 <w:b/>
-                <w:color w:val="525252" w:themeColor="accent3" w:themeShade="80"/>
-                <w:sz w:val="16"/>
-                <w:szCs w:val="16"/>
-              </w:rPr>
-              <w:t xml:space="preserve"> </w:t>
-            </w:r>
-            <w:r>
-              <w:rPr>
-                <w:rFonts w:ascii="Arial" w:eastAsia="Arial" w:hAnsi="Arial" w:cs="Arial"/>
-                <w:color w:val="525252" w:themeColor="accent3" w:themeShade="80"/>
-                <w:sz w:val="20"/>
-                <w:szCs w:val="20"/>
-              </w:rPr>
-              <w:t xml:space="preserve">apresentar a introdução com base na fundamentação teórica sobre o tema trabalhado e que situe o objeto da intervenção, afirmando sua relevância. </w:t>
-            </w:r>
-            <w:r>
-              <w:rPr>
-                <w:rFonts w:ascii="Arial" w:eastAsia="Arial" w:hAnsi="Arial" w:cs="Arial"/>
-                <w:color w:val="525252" w:themeColor="accent3" w:themeShade="80"/>
-                <w:sz w:val="20"/>
-                <w:szCs w:val="20"/>
-              </w:rPr>
-              <w:lastRenderedPageBreak/>
-              <w:t>Descrever as áreas e ODS impactados, incluir o referencial teórico, usar referências segundo ABNT. Não se trata de uma monografia e sim de uma atividade de extensão, por isso a introdução deve ser clara, objetiva</w:t>
-            </w:r>
-            <w:r>
-              <w:rPr>
-                <w:rFonts w:ascii="Arial" w:eastAsia="Arial" w:hAnsi="Arial" w:cs="Arial"/>
-                <w:color w:val="525252" w:themeColor="accent3" w:themeShade="80"/>
-                <w:sz w:val="20"/>
-                <w:szCs w:val="20"/>
-              </w:rPr>
-              <w:t xml:space="preserve"> </w:t>
-            </w:r>
-            <w:r>
-              <w:rPr>
-                <w:rFonts w:ascii="Arial" w:eastAsia="Arial" w:hAnsi="Arial" w:cs="Arial"/>
-                <w:color w:val="525252" w:themeColor="accent3" w:themeShade="80"/>
-                <w:sz w:val="20"/>
-                <w:szCs w:val="20"/>
-              </w:rPr>
-              <w:t xml:space="preserve">e sintética. </w:t>
+                <w:bCs/>
+                <w:color w:val="000000" w:themeColor="text1"/>
+                <w:sz w:val="24"/>
+                <w:szCs w:val="24"/>
+              </w:rPr>
+              <w:t>Dashboard Interativo PicMoney</w:t>
+            </w:r>
+            <w:r>
+              <w:rPr>
+                <w:rFonts w:ascii="Arial" w:eastAsia="Arial" w:hAnsi="Arial" w:cs="Arial"/>
+                <w:color w:val="000000" w:themeColor="text1"/>
+                <w:sz w:val="24"/>
+                <w:szCs w:val="24"/>
+              </w:rPr>
+              <w:t xml:space="preserve"> surge como uma solução para centralizar e automatizar a leitura das métricas operacionais da empresa, permitindo que os gestores visualizem de forma clara e dinâmica o desempenho dos players, lojas e cupons de fidelidade.</w:t>
+            </w:r>
+          </w:p>
+          <w:p>
+            <w:pPr>
+              <w:spacing w:before="240"/>
+              <w:rPr>
+                <w:rFonts w:ascii="Arial" w:eastAsia="Arial" w:hAnsi="Arial" w:cs="Arial"/>
+                <w:color w:val="000000" w:themeColor="text1"/>
+                <w:sz w:val="24"/>
+                <w:szCs w:val="24"/>
+              </w:rPr>
+            </w:pPr>
+            <w:r>
+              <w:rPr>
+                <w:rFonts w:ascii="Arial" w:eastAsia="Arial" w:hAnsi="Arial" w:cs="Arial"/>
+                <w:color w:val="000000" w:themeColor="text1"/>
+                <w:sz w:val="24"/>
+                <w:szCs w:val="24"/>
+              </w:rPr>
+              <w:t xml:space="preserve">A proposta foi desenvolvida como atividade extensionista do curso de Ciência da Computação da </w:t>
+            </w:r>
+            <w:r>
+              <w:rPr>
+                <w:rFonts w:ascii="Arial" w:eastAsia="Arial" w:hAnsi="Arial" w:cs="Arial"/>
+                <w:b/>
+                <w:bCs/>
+                <w:color w:val="000000" w:themeColor="text1"/>
+                <w:sz w:val="24"/>
+                <w:szCs w:val="24"/>
+              </w:rPr>
+              <w:t>FECAP</w:t>
+            </w:r>
+            <w:r>
+              <w:rPr>
+                <w:rFonts w:ascii="Arial" w:eastAsia="Arial" w:hAnsi="Arial" w:cs="Arial"/>
+                <w:color w:val="000000" w:themeColor="text1"/>
+                <w:sz w:val="24"/>
+                <w:szCs w:val="24"/>
+              </w:rPr>
+              <w:t xml:space="preserve">, buscando aproximar a prática tecnológica da realidade de mercado e estimular o desenvolvimento de competências em ciência de dados, programação e design de software. A solução está fundamentada em conceitos de </w:t>
+            </w:r>
+            <w:r>
+              <w:rPr>
+                <w:rFonts w:ascii="Arial" w:eastAsia="Arial" w:hAnsi="Arial" w:cs="Arial"/>
+                <w:b/>
+                <w:bCs/>
+                <w:color w:val="000000" w:themeColor="text1"/>
+                <w:sz w:val="24"/>
+                <w:szCs w:val="24"/>
+              </w:rPr>
+              <w:t>Business Intelligence (BI)</w:t>
+            </w:r>
+            <w:r>
+              <w:rPr>
+                <w:rFonts w:ascii="Arial" w:eastAsia="Arial" w:hAnsi="Arial" w:cs="Arial"/>
+                <w:color w:val="000000" w:themeColor="text1"/>
+                <w:sz w:val="24"/>
+                <w:szCs w:val="24"/>
+              </w:rPr>
+              <w:t xml:space="preserve">, </w:t>
+            </w:r>
+            <w:r>
+              <w:rPr>
+                <w:rFonts w:ascii="Arial" w:eastAsia="Arial" w:hAnsi="Arial" w:cs="Arial"/>
+                <w:b/>
+                <w:bCs/>
+                <w:color w:val="000000" w:themeColor="text1"/>
+                <w:sz w:val="24"/>
+                <w:szCs w:val="24"/>
+              </w:rPr>
+              <w:t>Engenharia de Software</w:t>
+            </w:r>
+            <w:r>
+              <w:rPr>
+                <w:rFonts w:ascii="Arial" w:eastAsia="Arial" w:hAnsi="Arial" w:cs="Arial"/>
+                <w:color w:val="000000" w:themeColor="text1"/>
+                <w:sz w:val="24"/>
+                <w:szCs w:val="24"/>
+              </w:rPr>
+              <w:t xml:space="preserve"> e </w:t>
+            </w:r>
+            <w:r>
+              <w:rPr>
+                <w:rFonts w:ascii="Arial" w:eastAsia="Arial" w:hAnsi="Arial" w:cs="Arial"/>
+                <w:b/>
+                <w:bCs/>
+                <w:color w:val="000000" w:themeColor="text1"/>
+                <w:sz w:val="24"/>
+                <w:szCs w:val="24"/>
+              </w:rPr>
+              <w:t>Análise Descritiva de Dados</w:t>
+            </w:r>
+            <w:r>
+              <w:rPr>
+                <w:rFonts w:ascii="Arial" w:eastAsia="Arial" w:hAnsi="Arial" w:cs="Arial"/>
+                <w:color w:val="000000" w:themeColor="text1"/>
+                <w:sz w:val="24"/>
+                <w:szCs w:val="24"/>
+              </w:rPr>
+              <w:t>, promovendo uma ponte entre a teoria acadêmica e a aplicação prática de tecnologias emergentes.</w:t>
             </w:r>
           </w:p>
         </w:tc>
@@ -2072,31 +1964,31 @@
     </w:tbl>
     <w:p>
       <w:pPr>
-        <w:spacing w:after="0" w:line="240" w:lineRule="auto"/>
-        <w:rPr>
-          <w:rFonts w:ascii="Arial" w:eastAsia="Arial" w:hAnsi="Arial" w:cs="Arial"/>
-          <w:b/>
-          <w:sz w:val="20"/>
-          <w:szCs w:val="20"/>
+        <w:spacing w:after="0"/>
+        <w:rPr>
+          <w:rFonts w:ascii="Arial" w:eastAsia="Arial" w:hAnsi="Arial" w:cs="Arial"/>
+          <w:b/>
+          <w:sz w:val="24"/>
+          <w:szCs w:val="24"/>
         </w:rPr>
       </w:pPr>
     </w:p>
     <w:p>
       <w:pPr>
-        <w:spacing w:after="0" w:line="240" w:lineRule="auto"/>
-        <w:rPr>
-          <w:rFonts w:ascii="Arial" w:eastAsia="Arial" w:hAnsi="Arial" w:cs="Arial"/>
-          <w:b/>
-          <w:sz w:val="20"/>
-          <w:szCs w:val="20"/>
+        <w:spacing w:after="0"/>
+        <w:rPr>
+          <w:rFonts w:ascii="Arial" w:eastAsia="Arial" w:hAnsi="Arial" w:cs="Arial"/>
+          <w:b/>
+          <w:sz w:val="24"/>
+          <w:szCs w:val="24"/>
         </w:rPr>
       </w:pPr>
       <w:r>
         <w:rPr>
           <w:rFonts w:ascii="Arial" w:eastAsia="Arial" w:hAnsi="Arial" w:cs="Arial"/>
           <w:b/>
-          <w:sz w:val="20"/>
-          <w:szCs w:val="20"/>
+          <w:sz w:val="24"/>
+          <w:szCs w:val="24"/>
         </w:rPr>
         <w:t>Objetivos</w:t>
       </w:r>
@@ -2120,49 +2012,356 @@
               <w:bottom w:val="single" w:sz="4" w:space="0" w:color="000000"/>
               <w:right w:val="single" w:sz="4" w:space="0" w:color="000000"/>
             </w:tcBorders>
-            <w:shd w:val="clear" w:color="auto" w:fill="auto"/>
           </w:tcPr>
           <w:p>
             <w:pPr>
               <w:tabs>
                 <w:tab w:val="left" w:pos="360"/>
               </w:tabs>
-              <w:spacing w:after="0" w:line="240" w:lineRule="auto"/>
+              <w:spacing w:before="240"/>
               <w:jc w:val="both"/>
               <w:rPr>
                 <w:rFonts w:ascii="Arial" w:eastAsia="Arial" w:hAnsi="Arial" w:cs="Arial"/>
-                <w:color w:val="FF3333"/>
-                <w:sz w:val="20"/>
-                <w:szCs w:val="20"/>
-              </w:rPr>
-            </w:pPr>
-            <w:r>
-              <w:rPr>
-                <w:rFonts w:ascii="Arial" w:eastAsia="Arial" w:hAnsi="Arial" w:cs="Arial"/>
-                <w:color w:val="525252" w:themeColor="accent3" w:themeShade="80"/>
-                <w:sz w:val="20"/>
-                <w:szCs w:val="20"/>
-              </w:rPr>
-              <w:t>Inserir os dados neste espaço. Orientações:</w:t>
-            </w:r>
+                <w:color w:val="000000" w:themeColor="text1"/>
+                <w:sz w:val="24"/>
+                <w:szCs w:val="24"/>
+              </w:rPr>
+            </w:pPr>
             <w:r>
               <w:rPr>
                 <w:rFonts w:ascii="Arial" w:eastAsia="Arial" w:hAnsi="Arial" w:cs="Arial"/>
                 <w:b/>
-                <w:color w:val="525252" w:themeColor="accent3" w:themeShade="80"/>
-                <w:sz w:val="16"/>
-                <w:szCs w:val="16"/>
-              </w:rPr>
-              <w:t xml:space="preserve"> </w:t>
-            </w:r>
-            <w:r>
-              <w:rPr>
-                <w:rFonts w:ascii="Arial" w:eastAsia="Arial" w:hAnsi="Arial" w:cs="Arial"/>
-                <w:color w:val="525252" w:themeColor="accent3" w:themeShade="80"/>
-                <w:sz w:val="20"/>
-                <w:szCs w:val="20"/>
-              </w:rPr>
-              <w:t>Descrever os objetivos de forma clara. Cada objetivo deve ter uma correspondência com os resultados esperados. Devem ser expressos sucintamente, em itens, iniciando a frase com verbo de ação e não em forma de relatos.</w:t>
+                <w:bCs/>
+                <w:color w:val="000000" w:themeColor="text1"/>
+                <w:sz w:val="24"/>
+                <w:szCs w:val="24"/>
+              </w:rPr>
+              <w:t>Objetivo geral:</w:t>
+            </w:r>
+            <w:r>
+              <w:rPr>
+                <w:rFonts w:ascii="Arial" w:eastAsia="Arial" w:hAnsi="Arial" w:cs="Arial"/>
+                <w:color w:val="000000" w:themeColor="text1"/>
+                <w:sz w:val="24"/>
+                <w:szCs w:val="24"/>
+              </w:rPr>
+              <w:br/>
+              <w:t>Desenvolver um dashboard web interativo para análise e visualização de dados corporativos da PicMoney, permitindo acompanhamento de KPIs estratégicas e tomada de decisão baseada em dados.</w:t>
+            </w:r>
+          </w:p>
+          <w:p>
+            <w:pPr>
+              <w:tabs>
+                <w:tab w:val="left" w:pos="360"/>
+              </w:tabs>
+              <w:spacing w:before="240"/>
+              <w:jc w:val="both"/>
+              <w:rPr>
+                <w:rFonts w:ascii="Arial" w:eastAsia="Arial" w:hAnsi="Arial" w:cs="Arial"/>
+                <w:color w:val="000000" w:themeColor="text1"/>
+                <w:sz w:val="24"/>
+                <w:szCs w:val="24"/>
+              </w:rPr>
+            </w:pPr>
+            <w:r>
+              <w:rPr>
+                <w:rFonts w:ascii="Arial" w:eastAsia="Arial" w:hAnsi="Arial" w:cs="Arial"/>
+                <w:b/>
+                <w:bCs/>
+                <w:color w:val="000000" w:themeColor="text1"/>
+                <w:sz w:val="24"/>
+                <w:szCs w:val="24"/>
+              </w:rPr>
+              <w:t>Objetivos específicos:</w:t>
+            </w:r>
+          </w:p>
+          <w:p>
+            <w:pPr>
+              <w:numPr>
+                <w:ilvl w:val="0"/>
+                <w:numId w:val="2"/>
+              </w:numPr>
+              <w:tabs>
+                <w:tab w:val="left" w:pos="360"/>
+              </w:tabs>
+              <w:spacing w:before="240"/>
+              <w:jc w:val="both"/>
+              <w:rPr>
+                <w:rFonts w:ascii="Arial" w:eastAsia="Arial" w:hAnsi="Arial" w:cs="Arial"/>
+                <w:color w:val="000000" w:themeColor="text1"/>
+                <w:sz w:val="24"/>
+                <w:szCs w:val="24"/>
+              </w:rPr>
+            </w:pPr>
+            <w:r>
+              <w:rPr>
+                <w:rFonts w:ascii="Arial" w:eastAsia="Arial" w:hAnsi="Arial" w:cs="Arial"/>
+                <w:color w:val="000000" w:themeColor="text1"/>
+                <w:sz w:val="24"/>
+                <w:szCs w:val="24"/>
+              </w:rPr>
+              <w:t xml:space="preserve">Estruturar o back-end do sistema em </w:t>
+            </w:r>
+            <w:r>
+              <w:rPr>
+                <w:rFonts w:ascii="Arial" w:eastAsia="Arial" w:hAnsi="Arial" w:cs="Arial"/>
+                <w:b/>
+                <w:bCs/>
+                <w:color w:val="000000" w:themeColor="text1"/>
+                <w:sz w:val="24"/>
+                <w:szCs w:val="24"/>
+              </w:rPr>
+              <w:t>Flask + SQLite</w:t>
+            </w:r>
+            <w:r>
+              <w:rPr>
+                <w:rFonts w:ascii="Arial" w:eastAsia="Arial" w:hAnsi="Arial" w:cs="Arial"/>
+                <w:color w:val="000000" w:themeColor="text1"/>
+                <w:sz w:val="24"/>
+                <w:szCs w:val="24"/>
+              </w:rPr>
+              <w:t>, garantindo modularização e eficiência no acesso aos dados;</w:t>
+            </w:r>
+          </w:p>
+          <w:p>
+            <w:pPr>
+              <w:numPr>
+                <w:ilvl w:val="0"/>
+                <w:numId w:val="2"/>
+              </w:numPr>
+              <w:tabs>
+                <w:tab w:val="left" w:pos="360"/>
+              </w:tabs>
+              <w:spacing w:before="240"/>
+              <w:jc w:val="both"/>
+              <w:rPr>
+                <w:rFonts w:ascii="Arial" w:eastAsia="Arial" w:hAnsi="Arial" w:cs="Arial"/>
+                <w:color w:val="000000" w:themeColor="text1"/>
+                <w:sz w:val="24"/>
+                <w:szCs w:val="24"/>
+              </w:rPr>
+            </w:pPr>
+            <w:r>
+              <w:rPr>
+                <w:rFonts w:ascii="Arial" w:eastAsia="Arial" w:hAnsi="Arial" w:cs="Arial"/>
+                <w:color w:val="000000" w:themeColor="text1"/>
+                <w:sz w:val="24"/>
+                <w:szCs w:val="24"/>
+              </w:rPr>
+              <w:t xml:space="preserve">Implementar painéis analíticos distintos para os perfis </w:t>
+            </w:r>
+            <w:r>
+              <w:rPr>
+                <w:rFonts w:ascii="Arial" w:eastAsia="Arial" w:hAnsi="Arial" w:cs="Arial"/>
+                <w:b/>
+                <w:bCs/>
+                <w:color w:val="000000" w:themeColor="text1"/>
+                <w:sz w:val="24"/>
+                <w:szCs w:val="24"/>
+              </w:rPr>
+              <w:t>CEO</w:t>
+            </w:r>
+            <w:r>
+              <w:rPr>
+                <w:rFonts w:ascii="Arial" w:eastAsia="Arial" w:hAnsi="Arial" w:cs="Arial"/>
+                <w:color w:val="000000" w:themeColor="text1"/>
+                <w:sz w:val="24"/>
+                <w:szCs w:val="24"/>
+              </w:rPr>
+              <w:t xml:space="preserve"> e </w:t>
+            </w:r>
+            <w:r>
+              <w:rPr>
+                <w:rFonts w:ascii="Arial" w:eastAsia="Arial" w:hAnsi="Arial" w:cs="Arial"/>
+                <w:b/>
+                <w:bCs/>
+                <w:color w:val="000000" w:themeColor="text1"/>
+                <w:sz w:val="24"/>
+                <w:szCs w:val="24"/>
+              </w:rPr>
+              <w:t>CFO</w:t>
+            </w:r>
+            <w:r>
+              <w:rPr>
+                <w:rFonts w:ascii="Arial" w:eastAsia="Arial" w:hAnsi="Arial" w:cs="Arial"/>
+                <w:color w:val="000000" w:themeColor="text1"/>
+                <w:sz w:val="24"/>
+                <w:szCs w:val="24"/>
+              </w:rPr>
+              <w:t>, com visualizações e métricas personalizadas;</w:t>
+            </w:r>
+          </w:p>
+          <w:p>
+            <w:pPr>
+              <w:numPr>
+                <w:ilvl w:val="0"/>
+                <w:numId w:val="2"/>
+              </w:numPr>
+              <w:tabs>
+                <w:tab w:val="left" w:pos="360"/>
+              </w:tabs>
+              <w:spacing w:before="240"/>
+              <w:jc w:val="both"/>
+              <w:rPr>
+                <w:rFonts w:ascii="Arial" w:eastAsia="Arial" w:hAnsi="Arial" w:cs="Arial"/>
+                <w:color w:val="000000" w:themeColor="text1"/>
+                <w:sz w:val="24"/>
+                <w:szCs w:val="24"/>
+              </w:rPr>
+            </w:pPr>
+            <w:r>
+              <w:rPr>
+                <w:rFonts w:ascii="Arial" w:eastAsia="Arial" w:hAnsi="Arial" w:cs="Arial"/>
+                <w:color w:val="000000" w:themeColor="text1"/>
+                <w:sz w:val="24"/>
+                <w:szCs w:val="24"/>
+              </w:rPr>
+              <w:lastRenderedPageBreak/>
+              <w:t xml:space="preserve">Criar visualizações interativas utilizando </w:t>
+            </w:r>
+            <w:r>
+              <w:rPr>
+                <w:rFonts w:ascii="Arial" w:eastAsia="Arial" w:hAnsi="Arial" w:cs="Arial"/>
+                <w:b/>
+                <w:bCs/>
+                <w:color w:val="000000" w:themeColor="text1"/>
+                <w:sz w:val="24"/>
+                <w:szCs w:val="24"/>
+              </w:rPr>
+              <w:t>Plotly Express</w:t>
+            </w:r>
+            <w:r>
+              <w:rPr>
+                <w:rFonts w:ascii="Arial" w:eastAsia="Arial" w:hAnsi="Arial" w:cs="Arial"/>
+                <w:color w:val="000000" w:themeColor="text1"/>
+                <w:sz w:val="24"/>
+                <w:szCs w:val="24"/>
+              </w:rPr>
+              <w:t xml:space="preserve"> e </w:t>
+            </w:r>
+            <w:r>
+              <w:rPr>
+                <w:rFonts w:ascii="Arial" w:eastAsia="Arial" w:hAnsi="Arial" w:cs="Arial"/>
+                <w:b/>
+                <w:bCs/>
+                <w:color w:val="000000" w:themeColor="text1"/>
+                <w:sz w:val="24"/>
+                <w:szCs w:val="24"/>
+              </w:rPr>
+              <w:t>Streamlit</w:t>
+            </w:r>
+            <w:r>
+              <w:rPr>
+                <w:rFonts w:ascii="Arial" w:eastAsia="Arial" w:hAnsi="Arial" w:cs="Arial"/>
+                <w:color w:val="000000" w:themeColor="text1"/>
+                <w:sz w:val="24"/>
+                <w:szCs w:val="24"/>
+              </w:rPr>
+              <w:t>;</w:t>
+            </w:r>
+          </w:p>
+          <w:p>
+            <w:pPr>
+              <w:numPr>
+                <w:ilvl w:val="0"/>
+                <w:numId w:val="2"/>
+              </w:numPr>
+              <w:tabs>
+                <w:tab w:val="left" w:pos="360"/>
+              </w:tabs>
+              <w:spacing w:before="240"/>
+              <w:jc w:val="both"/>
+              <w:rPr>
+                <w:rFonts w:ascii="Arial" w:eastAsia="Arial" w:hAnsi="Arial" w:cs="Arial"/>
+                <w:color w:val="000000" w:themeColor="text1"/>
+                <w:sz w:val="24"/>
+                <w:szCs w:val="24"/>
+              </w:rPr>
+            </w:pPr>
+            <w:r>
+              <w:rPr>
+                <w:rFonts w:ascii="Arial" w:eastAsia="Arial" w:hAnsi="Arial" w:cs="Arial"/>
+                <w:color w:val="000000" w:themeColor="text1"/>
+                <w:sz w:val="24"/>
+                <w:szCs w:val="24"/>
+              </w:rPr>
+              <w:t>Integrar filtros dinâmicos de período, categoria e loja para personalização das análises;</w:t>
+            </w:r>
+          </w:p>
+          <w:p>
+            <w:pPr>
+              <w:numPr>
+                <w:ilvl w:val="0"/>
+                <w:numId w:val="2"/>
+              </w:numPr>
+              <w:tabs>
+                <w:tab w:val="left" w:pos="360"/>
+              </w:tabs>
+              <w:spacing w:before="240"/>
+              <w:jc w:val="both"/>
+              <w:rPr>
+                <w:rFonts w:ascii="Arial" w:eastAsia="Arial" w:hAnsi="Arial" w:cs="Arial"/>
+                <w:color w:val="000000" w:themeColor="text1"/>
+                <w:sz w:val="24"/>
+                <w:szCs w:val="24"/>
+              </w:rPr>
+            </w:pPr>
+            <w:r>
+              <w:rPr>
+                <w:rFonts w:ascii="Arial" w:eastAsia="Arial" w:hAnsi="Arial" w:cs="Arial"/>
+                <w:color w:val="000000" w:themeColor="text1"/>
+                <w:sz w:val="24"/>
+                <w:szCs w:val="24"/>
+              </w:rPr>
+              <w:t xml:space="preserve">Implementar funcionalidade de </w:t>
+            </w:r>
+            <w:r>
+              <w:rPr>
+                <w:rFonts w:ascii="Arial" w:eastAsia="Arial" w:hAnsi="Arial" w:cs="Arial"/>
+                <w:b/>
+                <w:bCs/>
+                <w:color w:val="000000" w:themeColor="text1"/>
+                <w:sz w:val="24"/>
+                <w:szCs w:val="24"/>
+              </w:rPr>
+              <w:t>exportação automática de relatórios em PDF</w:t>
+            </w:r>
+            <w:r>
+              <w:rPr>
+                <w:rFonts w:ascii="Arial" w:eastAsia="Arial" w:hAnsi="Arial" w:cs="Arial"/>
+                <w:color w:val="000000" w:themeColor="text1"/>
+                <w:sz w:val="24"/>
+                <w:szCs w:val="24"/>
+              </w:rPr>
+              <w:t>;</w:t>
+            </w:r>
+          </w:p>
+          <w:p>
+            <w:pPr>
+              <w:numPr>
+                <w:ilvl w:val="0"/>
+                <w:numId w:val="2"/>
+              </w:numPr>
+              <w:tabs>
+                <w:tab w:val="left" w:pos="360"/>
+              </w:tabs>
+              <w:spacing w:before="240"/>
+              <w:jc w:val="both"/>
+              <w:rPr>
+                <w:rFonts w:ascii="Arial" w:eastAsia="Arial" w:hAnsi="Arial" w:cs="Arial"/>
+                <w:color w:val="000000" w:themeColor="text1"/>
+                <w:sz w:val="24"/>
+                <w:szCs w:val="24"/>
+              </w:rPr>
+            </w:pPr>
+            <w:r>
+              <w:rPr>
+                <w:rFonts w:ascii="Arial" w:eastAsia="Arial" w:hAnsi="Arial" w:cs="Arial"/>
+                <w:color w:val="000000" w:themeColor="text1"/>
+                <w:sz w:val="24"/>
+                <w:szCs w:val="24"/>
+              </w:rPr>
+              <w:t>Aplicar princípios de UX/UI e responsividade para uma navegação fluida e intuitiva.</w:t>
             </w:r>
           </w:p>
         </w:tc>
@@ -2170,29 +2369,29 @@
     </w:tbl>
     <w:p>
       <w:pPr>
-        <w:spacing w:after="0" w:line="240" w:lineRule="auto"/>
-        <w:rPr>
-          <w:rFonts w:ascii="Arial" w:eastAsia="Arial" w:hAnsi="Arial" w:cs="Arial"/>
-          <w:sz w:val="20"/>
-          <w:szCs w:val="20"/>
+        <w:spacing w:after="0"/>
+        <w:rPr>
+          <w:rFonts w:ascii="Arial" w:eastAsia="Arial" w:hAnsi="Arial" w:cs="Arial"/>
+          <w:sz w:val="24"/>
+          <w:szCs w:val="24"/>
         </w:rPr>
       </w:pPr>
     </w:p>
     <w:p>
       <w:pPr>
-        <w:spacing w:after="0" w:line="240" w:lineRule="auto"/>
-        <w:rPr>
-          <w:rFonts w:ascii="Arial" w:eastAsia="Arial" w:hAnsi="Arial" w:cs="Arial"/>
-          <w:sz w:val="20"/>
-          <w:szCs w:val="20"/>
+        <w:spacing w:after="0"/>
+        <w:rPr>
+          <w:rFonts w:ascii="Arial" w:eastAsia="Arial" w:hAnsi="Arial" w:cs="Arial"/>
+          <w:sz w:val="24"/>
+          <w:szCs w:val="24"/>
         </w:rPr>
       </w:pPr>
       <w:r>
         <w:rPr>
           <w:rFonts w:ascii="Arial" w:eastAsia="Arial" w:hAnsi="Arial" w:cs="Arial"/>
           <w:b/>
-          <w:sz w:val="20"/>
-          <w:szCs w:val="20"/>
+          <w:sz w:val="24"/>
+          <w:szCs w:val="24"/>
         </w:rPr>
         <w:t xml:space="preserve">Métodos </w:t>
       </w:r>
@@ -2216,45 +2415,285 @@
               <w:bottom w:val="single" w:sz="4" w:space="0" w:color="000000"/>
               <w:right w:val="single" w:sz="4" w:space="0" w:color="000000"/>
             </w:tcBorders>
-            <w:shd w:val="clear" w:color="auto" w:fill="auto"/>
           </w:tcPr>
           <w:p>
             <w:pPr>
-              <w:spacing w:after="0" w:line="240" w:lineRule="auto"/>
+              <w:spacing w:before="240"/>
               <w:jc w:val="both"/>
               <w:rPr>
                 <w:rFonts w:ascii="Arial" w:eastAsia="Arial" w:hAnsi="Arial" w:cs="Arial"/>
-                <w:sz w:val="20"/>
-                <w:szCs w:val="20"/>
-              </w:rPr>
-            </w:pPr>
-            <w:r>
-              <w:rPr>
-                <w:rFonts w:ascii="Arial" w:eastAsia="Arial" w:hAnsi="Arial" w:cs="Arial"/>
-                <w:color w:val="525252" w:themeColor="accent3" w:themeShade="80"/>
-                <w:sz w:val="20"/>
-                <w:szCs w:val="20"/>
-              </w:rPr>
-              <w:t>Inserir os dados neste espaço. Orientações:</w:t>
+                <w:color w:val="000000" w:themeColor="text1"/>
+                <w:sz w:val="24"/>
+                <w:szCs w:val="24"/>
+              </w:rPr>
+            </w:pPr>
+            <w:r>
+              <w:rPr>
+                <w:rFonts w:ascii="Arial" w:eastAsia="Arial" w:hAnsi="Arial" w:cs="Arial"/>
+                <w:color w:val="000000" w:themeColor="text1"/>
+                <w:sz w:val="24"/>
+                <w:szCs w:val="24"/>
+              </w:rPr>
+              <w:t xml:space="preserve">A metodologia adotada seguiu o modelo </w:t>
             </w:r>
             <w:r>
               <w:rPr>
                 <w:rFonts w:ascii="Arial" w:eastAsia="Arial" w:hAnsi="Arial" w:cs="Arial"/>
                 <w:b/>
-                <w:color w:val="525252" w:themeColor="accent3" w:themeShade="80"/>
-                <w:sz w:val="16"/>
-                <w:szCs w:val="16"/>
-              </w:rPr>
-              <w:t xml:space="preserve"> </w:t>
-            </w:r>
-            <w:r>
-              <w:rPr>
-                <w:rFonts w:ascii="Arial" w:eastAsia="Arial" w:hAnsi="Arial" w:cs="Arial"/>
-                <w:color w:val="525252" w:themeColor="accent3" w:themeShade="80"/>
-                <w:sz w:val="20"/>
-                <w:szCs w:val="20"/>
-              </w:rPr>
-              <w:t xml:space="preserve">descrever como ocorrerá a ação extensionista junto ao público-alvo. Trata-se descrição sobre como será realizada a prática da ação extensionista, é o detalhamento do caminho a ser percorrido pela equipe em sua interação com a sociedade. Descrever os métodos, técnicas e estratégias para a implementação das atividades de intervenção previstas no projeto e sua contribuição para o alcance dos objetivos. Descrever o local, público-alvo, ferramentas empregadas para a relação dialógica com a comunidade ou setores da sociedade: visitas, entrevistas, questionários, reuniões, roda de conversa, ou uso de outras ferramentas de levantamento. Detalhar os procedimentos e as atividades a serem implementadas. </w:t>
+                <w:bCs/>
+                <w:color w:val="000000" w:themeColor="text1"/>
+                <w:sz w:val="24"/>
+                <w:szCs w:val="24"/>
+              </w:rPr>
+              <w:t>MVC (Model–View–Controller)</w:t>
+            </w:r>
+            <w:r>
+              <w:rPr>
+                <w:rFonts w:ascii="Arial" w:eastAsia="Arial" w:hAnsi="Arial" w:cs="Arial"/>
+                <w:color w:val="000000" w:themeColor="text1"/>
+                <w:sz w:val="24"/>
+                <w:szCs w:val="24"/>
+              </w:rPr>
+              <w:t>, dividindo o projeto em camadas independentes:</w:t>
+            </w:r>
+          </w:p>
+          <w:p>
+            <w:pPr>
+              <w:numPr>
+                <w:ilvl w:val="0"/>
+                <w:numId w:val="3"/>
+              </w:numPr>
+              <w:spacing w:before="240"/>
+              <w:jc w:val="both"/>
+              <w:rPr>
+                <w:rFonts w:ascii="Arial" w:eastAsia="Arial" w:hAnsi="Arial" w:cs="Arial"/>
+                <w:color w:val="000000" w:themeColor="text1"/>
+                <w:sz w:val="24"/>
+                <w:szCs w:val="24"/>
+              </w:rPr>
+            </w:pPr>
+            <w:r>
+              <w:rPr>
+                <w:rFonts w:ascii="Arial" w:eastAsia="Arial" w:hAnsi="Arial" w:cs="Arial"/>
+                <w:b/>
+                <w:bCs/>
+                <w:color w:val="000000" w:themeColor="text1"/>
+                <w:sz w:val="24"/>
+                <w:szCs w:val="24"/>
+              </w:rPr>
+              <w:t>Model:</w:t>
+            </w:r>
+            <w:r>
+              <w:rPr>
+                <w:rFonts w:ascii="Arial" w:eastAsia="Arial" w:hAnsi="Arial" w:cs="Arial"/>
+                <w:color w:val="000000" w:themeColor="text1"/>
+                <w:sz w:val="24"/>
+                <w:szCs w:val="24"/>
+              </w:rPr>
+              <w:t xml:space="preserve"> responsável pela comunicação com o banco de dados SQLite, realizando consultas e agregações;</w:t>
+            </w:r>
+          </w:p>
+          <w:p>
+            <w:pPr>
+              <w:numPr>
+                <w:ilvl w:val="0"/>
+                <w:numId w:val="3"/>
+              </w:numPr>
+              <w:spacing w:before="240"/>
+              <w:jc w:val="both"/>
+              <w:rPr>
+                <w:rFonts w:ascii="Arial" w:eastAsia="Arial" w:hAnsi="Arial" w:cs="Arial"/>
+                <w:color w:val="000000" w:themeColor="text1"/>
+                <w:sz w:val="24"/>
+                <w:szCs w:val="24"/>
+              </w:rPr>
+            </w:pPr>
+            <w:r>
+              <w:rPr>
+                <w:rFonts w:ascii="Arial" w:eastAsia="Arial" w:hAnsi="Arial" w:cs="Arial"/>
+                <w:b/>
+                <w:bCs/>
+                <w:color w:val="000000" w:themeColor="text1"/>
+                <w:sz w:val="24"/>
+                <w:szCs w:val="24"/>
+              </w:rPr>
+              <w:t>Controller:</w:t>
+            </w:r>
+            <w:r>
+              <w:rPr>
+                <w:rFonts w:ascii="Arial" w:eastAsia="Arial" w:hAnsi="Arial" w:cs="Arial"/>
+                <w:color w:val="000000" w:themeColor="text1"/>
+                <w:sz w:val="24"/>
+                <w:szCs w:val="24"/>
+              </w:rPr>
+              <w:t xml:space="preserve"> responsável pelos serviços e filtros lógicos que tratam os dados antes de sua exibição;</w:t>
+            </w:r>
+          </w:p>
+          <w:p>
+            <w:pPr>
+              <w:numPr>
+                <w:ilvl w:val="0"/>
+                <w:numId w:val="3"/>
+              </w:numPr>
+              <w:spacing w:before="240"/>
+              <w:jc w:val="both"/>
+              <w:rPr>
+                <w:rFonts w:ascii="Arial" w:eastAsia="Arial" w:hAnsi="Arial" w:cs="Arial"/>
+                <w:color w:val="000000" w:themeColor="text1"/>
+                <w:sz w:val="24"/>
+                <w:szCs w:val="24"/>
+              </w:rPr>
+            </w:pPr>
+            <w:r>
+              <w:rPr>
+                <w:rFonts w:ascii="Arial" w:eastAsia="Arial" w:hAnsi="Arial" w:cs="Arial"/>
+                <w:b/>
+                <w:bCs/>
+                <w:color w:val="000000" w:themeColor="text1"/>
+                <w:sz w:val="24"/>
+                <w:szCs w:val="24"/>
+              </w:rPr>
+              <w:t>View:</w:t>
+            </w:r>
+            <w:r>
+              <w:rPr>
+                <w:rFonts w:ascii="Arial" w:eastAsia="Arial" w:hAnsi="Arial" w:cs="Arial"/>
+                <w:color w:val="000000" w:themeColor="text1"/>
+                <w:sz w:val="24"/>
+                <w:szCs w:val="24"/>
+              </w:rPr>
+              <w:t xml:space="preserve"> implementada em </w:t>
+            </w:r>
+            <w:r>
+              <w:rPr>
+                <w:rFonts w:ascii="Arial" w:eastAsia="Arial" w:hAnsi="Arial" w:cs="Arial"/>
+                <w:b/>
+                <w:bCs/>
+                <w:color w:val="000000" w:themeColor="text1"/>
+                <w:sz w:val="24"/>
+                <w:szCs w:val="24"/>
+              </w:rPr>
+              <w:t>Streamlit</w:t>
+            </w:r>
+            <w:r>
+              <w:rPr>
+                <w:rFonts w:ascii="Arial" w:eastAsia="Arial" w:hAnsi="Arial" w:cs="Arial"/>
+                <w:color w:val="000000" w:themeColor="text1"/>
+                <w:sz w:val="24"/>
+                <w:szCs w:val="24"/>
+              </w:rPr>
+              <w:t>, compondo as páginas de análise com gráficos, métricas e controles interativos.</w:t>
+            </w:r>
+          </w:p>
+          <w:p>
+            <w:pPr>
+              <w:spacing w:before="240"/>
+              <w:jc w:val="both"/>
+              <w:rPr>
+                <w:rFonts w:ascii="Arial" w:eastAsia="Arial" w:hAnsi="Arial" w:cs="Arial"/>
+                <w:color w:val="000000" w:themeColor="text1"/>
+                <w:sz w:val="24"/>
+                <w:szCs w:val="24"/>
+              </w:rPr>
+            </w:pPr>
+            <w:r>
+              <w:rPr>
+                <w:rFonts w:ascii="Arial" w:eastAsia="Arial" w:hAnsi="Arial" w:cs="Arial"/>
+                <w:color w:val="000000" w:themeColor="text1"/>
+                <w:sz w:val="24"/>
+                <w:szCs w:val="24"/>
+              </w:rPr>
+              <w:t xml:space="preserve">As bases de dados utilizadas (players, lojas, cupons e transações) foram pré-tratadas com </w:t>
+            </w:r>
+            <w:r>
+              <w:rPr>
+                <w:rFonts w:ascii="Arial" w:eastAsia="Arial" w:hAnsi="Arial" w:cs="Arial"/>
+                <w:b/>
+                <w:bCs/>
+                <w:color w:val="000000" w:themeColor="text1"/>
+                <w:sz w:val="24"/>
+                <w:szCs w:val="24"/>
+              </w:rPr>
+              <w:t>Pandas</w:t>
+            </w:r>
+            <w:r>
+              <w:rPr>
+                <w:rFonts w:ascii="Arial" w:eastAsia="Arial" w:hAnsi="Arial" w:cs="Arial"/>
+                <w:color w:val="000000" w:themeColor="text1"/>
+                <w:sz w:val="24"/>
+                <w:szCs w:val="24"/>
+              </w:rPr>
+              <w:t xml:space="preserve">, garantindo consistência e limpeza das informações. O grupo aplicou princípios de </w:t>
+            </w:r>
+            <w:r>
+              <w:rPr>
+                <w:rFonts w:ascii="Arial" w:eastAsia="Arial" w:hAnsi="Arial" w:cs="Arial"/>
+                <w:b/>
+                <w:bCs/>
+                <w:color w:val="000000" w:themeColor="text1"/>
+                <w:sz w:val="24"/>
+                <w:szCs w:val="24"/>
+              </w:rPr>
+              <w:t>cacheamento inteligente</w:t>
+            </w:r>
+            <w:r>
+              <w:rPr>
+                <w:rFonts w:ascii="Arial" w:eastAsia="Arial" w:hAnsi="Arial" w:cs="Arial"/>
+                <w:color w:val="000000" w:themeColor="text1"/>
+                <w:sz w:val="24"/>
+                <w:szCs w:val="24"/>
+              </w:rPr>
+              <w:t xml:space="preserve"> para otimizar o carregamento das bases e implementou </w:t>
+            </w:r>
+            <w:r>
+              <w:rPr>
+                <w:rFonts w:ascii="Arial" w:eastAsia="Arial" w:hAnsi="Arial" w:cs="Arial"/>
+                <w:b/>
+                <w:bCs/>
+                <w:color w:val="000000" w:themeColor="text1"/>
+                <w:sz w:val="24"/>
+                <w:szCs w:val="24"/>
+              </w:rPr>
+              <w:t>KPIs dinâmicas</w:t>
+            </w:r>
+            <w:r>
+              <w:rPr>
+                <w:rFonts w:ascii="Arial" w:eastAsia="Arial" w:hAnsi="Arial" w:cs="Arial"/>
+                <w:color w:val="000000" w:themeColor="text1"/>
+                <w:sz w:val="24"/>
+                <w:szCs w:val="24"/>
+              </w:rPr>
+              <w:t xml:space="preserve"> relacionadas à frequência de uso, retenção, engajamento e comportamento financeiro.</w:t>
+            </w:r>
+            <w:r>
+              <w:rPr>
+                <w:rFonts w:ascii="Arial" w:eastAsia="Arial" w:hAnsi="Arial" w:cs="Arial"/>
+                <w:color w:val="000000" w:themeColor="text1"/>
+                <w:sz w:val="24"/>
+                <w:szCs w:val="24"/>
+              </w:rPr>
+              <w:br/>
+              <w:t xml:space="preserve">O desenvolvimento ocorreu de forma colaborativa por meio do </w:t>
+            </w:r>
+            <w:r>
+              <w:rPr>
+                <w:rFonts w:ascii="Arial" w:eastAsia="Arial" w:hAnsi="Arial" w:cs="Arial"/>
+                <w:b/>
+                <w:bCs/>
+                <w:color w:val="000000" w:themeColor="text1"/>
+                <w:sz w:val="24"/>
+                <w:szCs w:val="24"/>
+              </w:rPr>
+              <w:t>GitHub</w:t>
+            </w:r>
+            <w:r>
+              <w:rPr>
+                <w:rFonts w:ascii="Arial" w:eastAsia="Arial" w:hAnsi="Arial" w:cs="Arial"/>
+                <w:color w:val="000000" w:themeColor="text1"/>
+                <w:sz w:val="24"/>
+                <w:szCs w:val="24"/>
+              </w:rPr>
+              <w:t>, utilizando controle de versão, reuniões semanais e metodologias ágeis (Scrum) para acompanhamento das etapas do projeto.</w:t>
             </w:r>
           </w:p>
         </w:tc>
@@ -2262,29 +2701,29 @@
     </w:tbl>
     <w:p>
       <w:pPr>
-        <w:spacing w:after="0" w:line="240" w:lineRule="auto"/>
-        <w:rPr>
-          <w:rFonts w:ascii="Arial" w:eastAsia="Arial" w:hAnsi="Arial" w:cs="Arial"/>
-          <w:sz w:val="20"/>
-          <w:szCs w:val="20"/>
+        <w:spacing w:after="0"/>
+        <w:rPr>
+          <w:rFonts w:ascii="Arial" w:eastAsia="Arial" w:hAnsi="Arial" w:cs="Arial"/>
+          <w:sz w:val="24"/>
+          <w:szCs w:val="24"/>
         </w:rPr>
       </w:pPr>
     </w:p>
     <w:p>
       <w:pPr>
-        <w:spacing w:after="0" w:line="240" w:lineRule="auto"/>
-        <w:rPr>
-          <w:rFonts w:ascii="Arial" w:eastAsia="Arial" w:hAnsi="Arial" w:cs="Arial"/>
-          <w:sz w:val="20"/>
-          <w:szCs w:val="20"/>
+        <w:spacing w:after="0"/>
+        <w:rPr>
+          <w:rFonts w:ascii="Arial" w:eastAsia="Arial" w:hAnsi="Arial" w:cs="Arial"/>
+          <w:sz w:val="24"/>
+          <w:szCs w:val="24"/>
         </w:rPr>
       </w:pPr>
       <w:r>
         <w:rPr>
           <w:rFonts w:ascii="Arial" w:eastAsia="Arial" w:hAnsi="Arial" w:cs="Arial"/>
           <w:b/>
-          <w:sz w:val="20"/>
-          <w:szCs w:val="20"/>
+          <w:sz w:val="24"/>
+          <w:szCs w:val="24"/>
         </w:rPr>
         <w:t>Resultados (ou resultados esperados)</w:t>
       </w:r>
@@ -2309,57 +2748,276 @@
               <w:bottom w:val="single" w:sz="4" w:space="0" w:color="000000"/>
               <w:right w:val="single" w:sz="4" w:space="0" w:color="000000"/>
             </w:tcBorders>
-            <w:shd w:val="clear" w:color="auto" w:fill="auto"/>
           </w:tcPr>
           <w:p>
             <w:pPr>
-              <w:spacing w:after="0" w:line="240" w:lineRule="auto"/>
+              <w:spacing w:before="240"/>
               <w:jc w:val="both"/>
               <w:rPr>
                 <w:rFonts w:ascii="Arial" w:eastAsia="Arial" w:hAnsi="Arial" w:cs="Arial"/>
-                <w:sz w:val="20"/>
-                <w:szCs w:val="20"/>
-              </w:rPr>
-            </w:pPr>
-            <w:r>
-              <w:rPr>
-                <w:rFonts w:ascii="Arial" w:eastAsia="Arial" w:hAnsi="Arial" w:cs="Arial"/>
-                <w:color w:val="525252" w:themeColor="accent3" w:themeShade="80"/>
-                <w:sz w:val="20"/>
-                <w:szCs w:val="20"/>
-              </w:rPr>
-              <w:t xml:space="preserve">Inserir os dados neste espaço. Orientações: este item pode ser apresentado como resultados parciais, ou resultados finais para projetos implementados, ou, ainda, resultados esperados para propostas de projetos. Descrever de forma objetiva de que modo o projeto espera modificar as condições inicialmente diagnosticadas no público-alvo envolvido. Trata-se de uma projeção dos impactos sociais esperados ou desejados, considerando que a extensão universitária busca estar atenta aos interesses e necessidades da maioria da população, buscando superar desigualdades, garantir diversidade, evitar exclusões, implementar o desenvolvimento regional e desenvolver políticas públicas. </w:t>
-            </w:r>
+                <w:color w:val="000000" w:themeColor="text1"/>
+                <w:sz w:val="24"/>
+                <w:szCs w:val="24"/>
+              </w:rPr>
+            </w:pPr>
+            <w:r>
+              <w:rPr>
+                <w:rFonts w:ascii="Arial" w:eastAsia="Arial" w:hAnsi="Arial" w:cs="Arial"/>
+                <w:color w:val="000000" w:themeColor="text1"/>
+                <w:sz w:val="24"/>
+                <w:szCs w:val="24"/>
+              </w:rPr>
+              <w:t xml:space="preserve">O </w:t>
+            </w:r>
+            <w:r>
+              <w:rPr>
+                <w:rFonts w:ascii="Arial" w:eastAsia="Arial" w:hAnsi="Arial" w:cs="Arial"/>
+                <w:b/>
+                <w:bCs/>
+                <w:color w:val="000000" w:themeColor="text1"/>
+                <w:sz w:val="24"/>
+                <w:szCs w:val="24"/>
+              </w:rPr>
+              <w:t>Dashboard Interativo PicMoney</w:t>
+            </w:r>
+            <w:r>
+              <w:rPr>
+                <w:rFonts w:ascii="Arial" w:eastAsia="Arial" w:hAnsi="Arial" w:cs="Arial"/>
+                <w:color w:val="000000" w:themeColor="text1"/>
+                <w:sz w:val="24"/>
+                <w:szCs w:val="24"/>
+              </w:rPr>
+              <w:t xml:space="preserve"> possibilita a leitura integrada das métricas empresariais em tempo real, facilitando o diagnóstico e o planejamento estratégico. Espera-se que a solução contribua para:</w:t>
+            </w:r>
+          </w:p>
+          <w:p>
+            <w:pPr>
+              <w:numPr>
+                <w:ilvl w:val="0"/>
+                <w:numId w:val="4"/>
+              </w:numPr>
+              <w:spacing w:before="240"/>
+              <w:jc w:val="both"/>
+              <w:rPr>
+                <w:rFonts w:ascii="Arial" w:eastAsia="Arial" w:hAnsi="Arial" w:cs="Arial"/>
+                <w:color w:val="000000" w:themeColor="text1"/>
+                <w:sz w:val="24"/>
+                <w:szCs w:val="24"/>
+              </w:rPr>
+            </w:pPr>
+            <w:r>
+              <w:rPr>
+                <w:rFonts w:ascii="Arial" w:eastAsia="Arial" w:hAnsi="Arial" w:cs="Arial"/>
+                <w:color w:val="000000" w:themeColor="text1"/>
+                <w:sz w:val="24"/>
+                <w:szCs w:val="24"/>
+              </w:rPr>
+              <w:t>Melhorar a compreensão do comportamento de players e lojas;</w:t>
+            </w:r>
+          </w:p>
+          <w:p>
+            <w:pPr>
+              <w:numPr>
+                <w:ilvl w:val="0"/>
+                <w:numId w:val="4"/>
+              </w:numPr>
+              <w:spacing w:before="240"/>
+              <w:jc w:val="both"/>
+              <w:rPr>
+                <w:rFonts w:ascii="Arial" w:eastAsia="Arial" w:hAnsi="Arial" w:cs="Arial"/>
+                <w:color w:val="000000" w:themeColor="text1"/>
+                <w:sz w:val="24"/>
+                <w:szCs w:val="24"/>
+              </w:rPr>
+            </w:pPr>
+            <w:r>
+              <w:rPr>
+                <w:rFonts w:ascii="Arial" w:eastAsia="Arial" w:hAnsi="Arial" w:cs="Arial"/>
+                <w:color w:val="000000" w:themeColor="text1"/>
+                <w:sz w:val="24"/>
+                <w:szCs w:val="24"/>
+              </w:rPr>
+              <w:t>Fornecer indicadores de desempenho confiáveis e atualizados;</w:t>
+            </w:r>
+          </w:p>
+          <w:p>
+            <w:pPr>
+              <w:numPr>
+                <w:ilvl w:val="0"/>
+                <w:numId w:val="4"/>
+              </w:numPr>
+              <w:spacing w:before="240"/>
+              <w:jc w:val="both"/>
+              <w:rPr>
+                <w:rFonts w:ascii="Arial" w:eastAsia="Arial" w:hAnsi="Arial" w:cs="Arial"/>
+                <w:color w:val="000000" w:themeColor="text1"/>
+                <w:sz w:val="24"/>
+                <w:szCs w:val="24"/>
+              </w:rPr>
+            </w:pPr>
+            <w:r>
+              <w:rPr>
+                <w:rFonts w:ascii="Arial" w:eastAsia="Arial" w:hAnsi="Arial" w:cs="Arial"/>
+                <w:color w:val="000000" w:themeColor="text1"/>
+                <w:sz w:val="24"/>
+                <w:szCs w:val="24"/>
+              </w:rPr>
+              <w:lastRenderedPageBreak/>
+              <w:t>Automatizar relatórios gerenciais, reduzindo o tempo de análise manual;</w:t>
+            </w:r>
+          </w:p>
+          <w:p>
+            <w:pPr>
+              <w:numPr>
+                <w:ilvl w:val="0"/>
+                <w:numId w:val="4"/>
+              </w:numPr>
+              <w:spacing w:before="240"/>
+              <w:jc w:val="both"/>
+              <w:rPr>
+                <w:rFonts w:ascii="Arial" w:eastAsia="Arial" w:hAnsi="Arial" w:cs="Arial"/>
+                <w:color w:val="000000" w:themeColor="text1"/>
+                <w:sz w:val="24"/>
+                <w:szCs w:val="24"/>
+              </w:rPr>
+            </w:pPr>
+            <w:r>
+              <w:rPr>
+                <w:rFonts w:ascii="Arial" w:eastAsia="Arial" w:hAnsi="Arial" w:cs="Arial"/>
+                <w:color w:val="000000" w:themeColor="text1"/>
+                <w:sz w:val="24"/>
+                <w:szCs w:val="24"/>
+              </w:rPr>
+              <w:t>Desenvolver a autonomia técnica e analítica dos estudantes participantes;</w:t>
+            </w:r>
+          </w:p>
+          <w:p>
+            <w:pPr>
+              <w:numPr>
+                <w:ilvl w:val="0"/>
+                <w:numId w:val="4"/>
+              </w:numPr>
+              <w:spacing w:before="240"/>
+              <w:jc w:val="both"/>
+              <w:rPr>
+                <w:rFonts w:ascii="Arial" w:eastAsia="Arial" w:hAnsi="Arial" w:cs="Arial"/>
+                <w:color w:val="000000" w:themeColor="text1"/>
+                <w:sz w:val="24"/>
+                <w:szCs w:val="24"/>
+              </w:rPr>
+            </w:pPr>
+            <w:r>
+              <w:rPr>
+                <w:rFonts w:ascii="Arial" w:eastAsia="Arial" w:hAnsi="Arial" w:cs="Arial"/>
+                <w:color w:val="000000" w:themeColor="text1"/>
+                <w:sz w:val="24"/>
+                <w:szCs w:val="24"/>
+              </w:rPr>
+              <w:t xml:space="preserve">Servir como modelo para futuros projetos de integração entre </w:t>
+            </w:r>
+            <w:r>
+              <w:rPr>
+                <w:rFonts w:ascii="Arial" w:eastAsia="Arial" w:hAnsi="Arial" w:cs="Arial"/>
+                <w:b/>
+                <w:bCs/>
+                <w:color w:val="000000" w:themeColor="text1"/>
+                <w:sz w:val="24"/>
+                <w:szCs w:val="24"/>
+              </w:rPr>
+              <w:t>Ciência de Dados</w:t>
+            </w:r>
+            <w:r>
+              <w:rPr>
+                <w:rFonts w:ascii="Arial" w:eastAsia="Arial" w:hAnsi="Arial" w:cs="Arial"/>
+                <w:color w:val="000000" w:themeColor="text1"/>
+                <w:sz w:val="24"/>
+                <w:szCs w:val="24"/>
+              </w:rPr>
+              <w:t xml:space="preserve"> e </w:t>
+            </w:r>
+            <w:r>
+              <w:rPr>
+                <w:rFonts w:ascii="Arial" w:eastAsia="Arial" w:hAnsi="Arial" w:cs="Arial"/>
+                <w:b/>
+                <w:bCs/>
+                <w:color w:val="000000" w:themeColor="text1"/>
+                <w:sz w:val="24"/>
+                <w:szCs w:val="24"/>
+              </w:rPr>
+              <w:t>Engenharia de Software</w:t>
+            </w:r>
+            <w:r>
+              <w:rPr>
+                <w:rFonts w:ascii="Arial" w:eastAsia="Arial" w:hAnsi="Arial" w:cs="Arial"/>
+                <w:color w:val="000000" w:themeColor="text1"/>
+                <w:sz w:val="24"/>
+                <w:szCs w:val="24"/>
+              </w:rPr>
+              <w:t xml:space="preserve"> na FECAP.</w:t>
+            </w:r>
+          </w:p>
+          <w:p>
+            <w:pPr>
+              <w:spacing w:before="240"/>
+              <w:jc w:val="both"/>
+              <w:rPr>
+                <w:rFonts w:ascii="Arial" w:eastAsia="Arial" w:hAnsi="Arial" w:cs="Arial"/>
+                <w:color w:val="000000" w:themeColor="text1"/>
+                <w:sz w:val="24"/>
+                <w:szCs w:val="24"/>
+              </w:rPr>
+            </w:pPr>
+            <w:r>
+              <w:rPr>
+                <w:rFonts w:ascii="Arial" w:eastAsia="Arial" w:hAnsi="Arial" w:cs="Arial"/>
+                <w:color w:val="000000" w:themeColor="text1"/>
+                <w:sz w:val="24"/>
+                <w:szCs w:val="24"/>
+              </w:rPr>
+              <w:t>Mesmo sendo uma proposta em ambiente acadêmico, o sistema foi construído com potencial de escalabilidade, podendo ser conectado futuramente a bancos de dados corporativos reais.</w:t>
+            </w:r>
+          </w:p>
+          <w:p>
+            <w:pPr>
+              <w:spacing w:before="240"/>
+              <w:jc w:val="both"/>
+              <w:rPr>
+                <w:rFonts w:ascii="Arial" w:eastAsia="Arial" w:hAnsi="Arial" w:cs="Arial"/>
+                <w:color w:val="000000" w:themeColor="text1"/>
+                <w:sz w:val="24"/>
+                <w:szCs w:val="24"/>
+              </w:rPr>
+            </w:pPr>
           </w:p>
         </w:tc>
       </w:tr>
     </w:tbl>
     <w:p>
       <w:pPr>
-        <w:spacing w:after="0" w:line="240" w:lineRule="auto"/>
-        <w:rPr>
-          <w:rFonts w:ascii="Arial" w:eastAsia="Arial" w:hAnsi="Arial" w:cs="Arial"/>
-          <w:b/>
-          <w:sz w:val="20"/>
-          <w:szCs w:val="20"/>
+        <w:spacing w:after="0"/>
+        <w:rPr>
+          <w:rFonts w:ascii="Arial" w:eastAsia="Arial" w:hAnsi="Arial" w:cs="Arial"/>
+          <w:b/>
+          <w:sz w:val="24"/>
+          <w:szCs w:val="24"/>
         </w:rPr>
       </w:pPr>
     </w:p>
     <w:p>
       <w:pPr>
-        <w:spacing w:after="0" w:line="240" w:lineRule="auto"/>
-        <w:rPr>
-          <w:rFonts w:ascii="Arial" w:eastAsia="Arial" w:hAnsi="Arial" w:cs="Arial"/>
-          <w:sz w:val="20"/>
-          <w:szCs w:val="20"/>
+        <w:spacing w:after="0"/>
+        <w:rPr>
+          <w:rFonts w:ascii="Arial" w:eastAsia="Arial" w:hAnsi="Arial" w:cs="Arial"/>
+          <w:sz w:val="24"/>
+          <w:szCs w:val="24"/>
         </w:rPr>
       </w:pPr>
       <w:r>
         <w:rPr>
           <w:rFonts w:ascii="Arial" w:eastAsia="Arial" w:hAnsi="Arial" w:cs="Arial"/>
           <w:b/>
-          <w:sz w:val="20"/>
-          <w:szCs w:val="20"/>
+          <w:sz w:val="24"/>
+          <w:szCs w:val="24"/>
         </w:rPr>
         <w:t>Considerações finais</w:t>
       </w:r>
@@ -2383,49 +3041,157 @@
               <w:bottom w:val="single" w:sz="4" w:space="0" w:color="000000"/>
               <w:right w:val="single" w:sz="4" w:space="0" w:color="000000"/>
             </w:tcBorders>
-            <w:shd w:val="clear" w:color="auto" w:fill="auto"/>
           </w:tcPr>
           <w:p>
             <w:pPr>
               <w:tabs>
                 <w:tab w:val="left" w:pos="360"/>
               </w:tabs>
-              <w:spacing w:after="0" w:line="240" w:lineRule="auto"/>
+              <w:spacing w:before="240"/>
               <w:jc w:val="both"/>
               <w:rPr>
                 <w:rFonts w:ascii="Arial" w:eastAsia="Arial" w:hAnsi="Arial" w:cs="Arial"/>
-                <w:color w:val="FF3333"/>
-                <w:sz w:val="20"/>
-                <w:szCs w:val="20"/>
-              </w:rPr>
-            </w:pPr>
-            <w:r>
-              <w:rPr>
-                <w:rFonts w:ascii="Arial" w:eastAsia="Arial" w:hAnsi="Arial" w:cs="Arial"/>
-                <w:color w:val="525252" w:themeColor="accent3" w:themeShade="80"/>
-                <w:sz w:val="20"/>
-                <w:szCs w:val="20"/>
-              </w:rPr>
-              <w:t>Inserir os dados neste espaço. Orientações:</w:t>
+                <w:color w:val="000000" w:themeColor="text1"/>
+                <w:sz w:val="24"/>
+                <w:szCs w:val="24"/>
+              </w:rPr>
+            </w:pPr>
+            <w:r>
+              <w:rPr>
+                <w:rFonts w:ascii="Arial" w:eastAsia="Arial" w:hAnsi="Arial" w:cs="Arial"/>
+                <w:color w:val="000000" w:themeColor="text1"/>
+                <w:sz w:val="24"/>
+                <w:szCs w:val="24"/>
+              </w:rPr>
+              <w:t xml:space="preserve">O projeto </w:t>
             </w:r>
             <w:r>
               <w:rPr>
                 <w:rFonts w:ascii="Arial" w:eastAsia="Arial" w:hAnsi="Arial" w:cs="Arial"/>
                 <w:b/>
-                <w:color w:val="525252" w:themeColor="accent3" w:themeShade="80"/>
-                <w:sz w:val="16"/>
-                <w:szCs w:val="16"/>
-              </w:rPr>
-              <w:t xml:space="preserve"> </w:t>
-            </w:r>
-            <w:r>
-              <w:rPr>
-                <w:rFonts w:ascii="Arial" w:eastAsia="Arial" w:hAnsi="Arial" w:cs="Arial"/>
-                <w:color w:val="525252" w:themeColor="accent3" w:themeShade="80"/>
-                <w:sz w:val="20"/>
-                <w:szCs w:val="20"/>
-              </w:rPr>
-              <w:t>é o desfecho do projeto devendo responder o problema central do trabalho e destacar se o trabalho atendeu aos objetivos propostos, destacando os principais pontos e direções para futuras ações.</w:t>
+                <w:bCs/>
+                <w:color w:val="000000" w:themeColor="text1"/>
+                <w:sz w:val="24"/>
+                <w:szCs w:val="24"/>
+              </w:rPr>
+              <w:t>Dashboard Interativo PicMoney</w:t>
+            </w:r>
+            <w:r>
+              <w:rPr>
+                <w:rFonts w:ascii="Arial" w:eastAsia="Arial" w:hAnsi="Arial" w:cs="Arial"/>
+                <w:color w:val="000000" w:themeColor="text1"/>
+                <w:sz w:val="24"/>
+                <w:szCs w:val="24"/>
+              </w:rPr>
+              <w:t xml:space="preserve"> consolidou a aplicação prática dos conhecimentos adquiridos ao longo do curso de Ciência da Computação, integrando as áreas de análise de dados, desenvolvimento web e arquitetura de software. A atividade extensionista cumpriu seu papel de conectar o ambiente acadêmico à realidade profissional, estimulando o aprendizado colaborativo e a resolução de problemas complexos.</w:t>
+            </w:r>
+          </w:p>
+          <w:p>
+            <w:pPr>
+              <w:tabs>
+                <w:tab w:val="left" w:pos="360"/>
+              </w:tabs>
+              <w:spacing w:before="240"/>
+              <w:jc w:val="both"/>
+              <w:rPr>
+                <w:rFonts w:ascii="Arial" w:eastAsia="Arial" w:hAnsi="Arial" w:cs="Arial"/>
+                <w:color w:val="000000" w:themeColor="text1"/>
+                <w:sz w:val="24"/>
+                <w:szCs w:val="24"/>
+              </w:rPr>
+            </w:pPr>
+            <w:r>
+              <w:rPr>
+                <w:rFonts w:ascii="Arial" w:eastAsia="Arial" w:hAnsi="Arial" w:cs="Arial"/>
+                <w:color w:val="000000" w:themeColor="text1"/>
+                <w:sz w:val="24"/>
+                <w:szCs w:val="24"/>
+              </w:rPr>
+              <w:t>A ferramenta desenvolvida representa um avanço na construção de soluções tecnológicas voltadas à inovação e ao uso inteligente de dados, fortalecendo o vínculo entre a FECAP e as demandas do mercado digital.</w:t>
+            </w:r>
+          </w:p>
+          <w:p>
+            <w:pPr>
+              <w:tabs>
+                <w:tab w:val="left" w:pos="360"/>
+              </w:tabs>
+              <w:spacing w:before="240"/>
+              <w:jc w:val="both"/>
+              <w:rPr>
+                <w:rFonts w:ascii="Arial" w:eastAsia="Arial" w:hAnsi="Arial" w:cs="Arial"/>
+                <w:color w:val="000000" w:themeColor="text1"/>
+                <w:sz w:val="24"/>
+                <w:szCs w:val="24"/>
+              </w:rPr>
+            </w:pPr>
+            <w:r>
+              <w:rPr>
+                <w:rFonts w:ascii="Arial" w:eastAsia="Arial" w:hAnsi="Arial" w:cs="Arial"/>
+                <w:color w:val="000000" w:themeColor="text1"/>
+                <w:sz w:val="24"/>
+                <w:szCs w:val="24"/>
+              </w:rPr>
+              <w:t xml:space="preserve">Como perspectiva futura, prevê-se a integração do sistema a um </w:t>
+            </w:r>
+            <w:r>
+              <w:rPr>
+                <w:rFonts w:ascii="Arial" w:eastAsia="Arial" w:hAnsi="Arial" w:cs="Arial"/>
+                <w:b/>
+                <w:bCs/>
+                <w:color w:val="000000" w:themeColor="text1"/>
+                <w:sz w:val="24"/>
+                <w:szCs w:val="24"/>
+              </w:rPr>
+              <w:t>banco de dados oficial centralizado</w:t>
+            </w:r>
+            <w:r>
+              <w:rPr>
+                <w:rFonts w:ascii="Arial" w:eastAsia="Arial" w:hAnsi="Arial" w:cs="Arial"/>
+                <w:color w:val="000000" w:themeColor="text1"/>
+                <w:sz w:val="24"/>
+                <w:szCs w:val="24"/>
+              </w:rPr>
+              <w:t xml:space="preserve">, a implementação de </w:t>
+            </w:r>
+            <w:r>
+              <w:rPr>
+                <w:rFonts w:ascii="Arial" w:eastAsia="Arial" w:hAnsi="Arial" w:cs="Arial"/>
+                <w:b/>
+                <w:bCs/>
+                <w:color w:val="000000" w:themeColor="text1"/>
+                <w:sz w:val="24"/>
+                <w:szCs w:val="24"/>
+              </w:rPr>
+              <w:t>autenticação de usuários</w:t>
+            </w:r>
+            <w:r>
+              <w:rPr>
+                <w:rFonts w:ascii="Arial" w:eastAsia="Arial" w:hAnsi="Arial" w:cs="Arial"/>
+                <w:color w:val="000000" w:themeColor="text1"/>
+                <w:sz w:val="24"/>
+                <w:szCs w:val="24"/>
+              </w:rPr>
+              <w:t xml:space="preserve"> e o uso de </w:t>
+            </w:r>
+            <w:r>
+              <w:rPr>
+                <w:rFonts w:ascii="Arial" w:eastAsia="Arial" w:hAnsi="Arial" w:cs="Arial"/>
+                <w:b/>
+                <w:bCs/>
+                <w:color w:val="000000" w:themeColor="text1"/>
+                <w:sz w:val="24"/>
+                <w:szCs w:val="24"/>
+              </w:rPr>
+              <w:t>inteligência artificial</w:t>
+            </w:r>
+            <w:r>
+              <w:rPr>
+                <w:rFonts w:ascii="Arial" w:eastAsia="Arial" w:hAnsi="Arial" w:cs="Arial"/>
+                <w:color w:val="000000" w:themeColor="text1"/>
+                <w:sz w:val="24"/>
+                <w:szCs w:val="24"/>
+              </w:rPr>
+              <w:t xml:space="preserve"> para previsão e análise automatizada de padrões.</w:t>
             </w:r>
           </w:p>
         </w:tc>
@@ -2433,30 +3199,30 @@
     </w:tbl>
     <w:p>
       <w:pPr>
-        <w:spacing w:after="0" w:line="240" w:lineRule="auto"/>
-        <w:rPr>
-          <w:rFonts w:ascii="Arial" w:eastAsia="Arial" w:hAnsi="Arial" w:cs="Arial"/>
-          <w:sz w:val="20"/>
-          <w:szCs w:val="20"/>
+        <w:spacing w:after="0"/>
+        <w:rPr>
+          <w:rFonts w:ascii="Arial" w:eastAsia="Arial" w:hAnsi="Arial" w:cs="Arial"/>
+          <w:sz w:val="24"/>
+          <w:szCs w:val="24"/>
         </w:rPr>
       </w:pPr>
     </w:p>
     <w:p>
       <w:pPr>
-        <w:spacing w:after="0" w:line="240" w:lineRule="auto"/>
-        <w:rPr>
-          <w:rFonts w:ascii="Arial" w:eastAsia="Arial" w:hAnsi="Arial" w:cs="Arial"/>
-          <w:b/>
-          <w:sz w:val="20"/>
-          <w:szCs w:val="20"/>
+        <w:spacing w:after="0"/>
+        <w:rPr>
+          <w:rFonts w:ascii="Arial" w:eastAsia="Arial" w:hAnsi="Arial" w:cs="Arial"/>
+          <w:b/>
+          <w:sz w:val="24"/>
+          <w:szCs w:val="24"/>
         </w:rPr>
       </w:pPr>
       <w:r>
         <w:rPr>
           <w:rFonts w:ascii="Arial" w:eastAsia="Arial" w:hAnsi="Arial" w:cs="Arial"/>
           <w:b/>
-          <w:sz w:val="20"/>
-          <w:szCs w:val="20"/>
+          <w:sz w:val="24"/>
+          <w:szCs w:val="24"/>
         </w:rPr>
         <w:t xml:space="preserve">Referências </w:t>
       </w:r>
@@ -2480,26 +3246,378 @@
               <w:bottom w:val="single" w:sz="4" w:space="0" w:color="000000"/>
               <w:right w:val="single" w:sz="4" w:space="0" w:color="000000"/>
             </w:tcBorders>
-            <w:shd w:val="clear" w:color="auto" w:fill="auto"/>
           </w:tcPr>
           <w:p>
             <w:pPr>
-              <w:spacing w:after="0" w:line="240" w:lineRule="auto"/>
-              <w:rPr>
-                <w:rFonts w:ascii="Arial" w:eastAsia="Arial" w:hAnsi="Arial" w:cs="Arial"/>
-                <w:color w:val="1F4E79"/>
-                <w:sz w:val="20"/>
-                <w:szCs w:val="20"/>
-              </w:rPr>
-            </w:pPr>
-            <w:r>
-              <w:rPr>
-                <w:rFonts w:ascii="Arial" w:eastAsia="Arial" w:hAnsi="Arial" w:cs="Arial"/>
-                <w:color w:val="525252" w:themeColor="accent3" w:themeShade="80"/>
-                <w:sz w:val="20"/>
-                <w:szCs w:val="20"/>
-              </w:rPr>
-              <w:t>Inserir os dados neste espaço. Orientações: Adotar a versão atual da ABNT.</w:t>
+              <w:spacing w:before="240"/>
+              <w:rPr>
+                <w:rFonts w:ascii="Arial" w:eastAsia="Arial" w:hAnsi="Arial" w:cs="Arial"/>
+                <w:color w:val="000000" w:themeColor="text1"/>
+                <w:sz w:val="24"/>
+                <w:szCs w:val="24"/>
+              </w:rPr>
+            </w:pPr>
+            <w:r>
+              <w:rPr>
+                <w:rFonts w:ascii="Arial" w:eastAsia="Arial" w:hAnsi="Arial" w:cs="Arial"/>
+                <w:color w:val="000000" w:themeColor="text1"/>
+                <w:sz w:val="24"/>
+                <w:szCs w:val="24"/>
+              </w:rPr>
+              <w:t xml:space="preserve">ASSOCIAÇÃO BRASILEIRA DE NORMAS TÉCNICAS. </w:t>
+            </w:r>
+            <w:r>
+              <w:rPr>
+                <w:rFonts w:ascii="Arial" w:eastAsia="Arial" w:hAnsi="Arial" w:cs="Arial"/>
+                <w:b/>
+                <w:bCs/>
+                <w:color w:val="000000" w:themeColor="text1"/>
+                <w:sz w:val="24"/>
+                <w:szCs w:val="24"/>
+              </w:rPr>
+              <w:t>NBR 6023: Informação e documentação – Referências – Elaboração.</w:t>
+            </w:r>
+            <w:r>
+              <w:rPr>
+                <w:rFonts w:ascii="Arial" w:eastAsia="Arial" w:hAnsi="Arial" w:cs="Arial"/>
+                <w:color w:val="000000" w:themeColor="text1"/>
+                <w:sz w:val="24"/>
+                <w:szCs w:val="24"/>
+              </w:rPr>
+              <w:t xml:space="preserve"> Rio de Janeiro: ABNT, 2018.</w:t>
+            </w:r>
+          </w:p>
+          <w:p>
+            <w:pPr>
+              <w:spacing w:before="240"/>
+              <w:rPr>
+                <w:rFonts w:ascii="Arial" w:eastAsia="Arial" w:hAnsi="Arial" w:cs="Arial"/>
+                <w:color w:val="000000" w:themeColor="text1"/>
+                <w:sz w:val="24"/>
+                <w:szCs w:val="24"/>
+              </w:rPr>
+            </w:pPr>
+            <w:r>
+              <w:rPr>
+                <w:rFonts w:ascii="Arial" w:eastAsia="Arial" w:hAnsi="Arial" w:cs="Arial"/>
+                <w:color w:val="000000" w:themeColor="text1"/>
+                <w:sz w:val="24"/>
+                <w:szCs w:val="24"/>
+              </w:rPr>
+              <w:t xml:space="preserve">FECAP – Fundação Escola de Comércio Álvares Penteado. </w:t>
+            </w:r>
+            <w:r>
+              <w:rPr>
+                <w:rFonts w:ascii="Arial" w:eastAsia="Arial" w:hAnsi="Arial" w:cs="Arial"/>
+                <w:b/>
+                <w:bCs/>
+                <w:color w:val="000000" w:themeColor="text1"/>
+                <w:sz w:val="24"/>
+                <w:szCs w:val="24"/>
+              </w:rPr>
+              <w:t>Regulamento das Atividades de Extensão.</w:t>
+            </w:r>
+            <w:r>
+              <w:rPr>
+                <w:rFonts w:ascii="Arial" w:eastAsia="Arial" w:hAnsi="Arial" w:cs="Arial"/>
+                <w:color w:val="000000" w:themeColor="text1"/>
+                <w:sz w:val="24"/>
+                <w:szCs w:val="24"/>
+              </w:rPr>
+              <w:t xml:space="preserve"> São Paulo: FECAP, 2024.</w:t>
+            </w:r>
+          </w:p>
+          <w:p>
+            <w:pPr>
+              <w:spacing w:before="240"/>
+              <w:rPr>
+                <w:rFonts w:ascii="Arial" w:eastAsia="Arial" w:hAnsi="Arial" w:cs="Arial"/>
+                <w:color w:val="000000" w:themeColor="text1"/>
+                <w:sz w:val="24"/>
+                <w:szCs w:val="24"/>
+                <w:lang w:val="en-US"/>
+              </w:rPr>
+            </w:pPr>
+            <w:r>
+              <w:rPr>
+                <w:rFonts w:ascii="Arial" w:eastAsia="Arial" w:hAnsi="Arial" w:cs="Arial"/>
+                <w:color w:val="000000" w:themeColor="text1"/>
+                <w:sz w:val="24"/>
+                <w:szCs w:val="24"/>
+              </w:rPr>
+              <w:t xml:space="preserve">MCKINNEY, Wes. </w:t>
+            </w:r>
+            <w:r>
+              <w:rPr>
+                <w:rFonts w:ascii="Arial" w:eastAsia="Arial" w:hAnsi="Arial" w:cs="Arial"/>
+                <w:b/>
+                <w:bCs/>
+                <w:color w:val="000000" w:themeColor="text1"/>
+                <w:sz w:val="24"/>
+                <w:szCs w:val="24"/>
+                <w:lang w:val="en-US"/>
+              </w:rPr>
+              <w:t>Python for Data Analysis.</w:t>
+            </w:r>
+            <w:r>
+              <w:rPr>
+                <w:rFonts w:ascii="Arial" w:eastAsia="Arial" w:hAnsi="Arial" w:cs="Arial"/>
+                <w:color w:val="000000" w:themeColor="text1"/>
+                <w:sz w:val="24"/>
+                <w:szCs w:val="24"/>
+                <w:lang w:val="en-US"/>
+              </w:rPr>
+              <w:t xml:space="preserve"> 3. ed. O’Reilly Media, 2022.</w:t>
+            </w:r>
+          </w:p>
+          <w:p>
+            <w:pPr>
+              <w:spacing w:before="240"/>
+              <w:rPr>
+                <w:rFonts w:ascii="Arial" w:eastAsia="Arial" w:hAnsi="Arial" w:cs="Arial"/>
+                <w:color w:val="000000" w:themeColor="text1"/>
+                <w:sz w:val="24"/>
+                <w:szCs w:val="24"/>
+                <w:lang w:val="en-US"/>
+              </w:rPr>
+            </w:pPr>
+            <w:r>
+              <w:rPr>
+                <w:rFonts w:ascii="Arial" w:eastAsia="Arial" w:hAnsi="Arial" w:cs="Arial"/>
+                <w:color w:val="000000" w:themeColor="text1"/>
+                <w:sz w:val="24"/>
+                <w:szCs w:val="24"/>
+                <w:lang w:val="en-US"/>
+              </w:rPr>
+              <w:t>[</w:t>
+            </w:r>
+            <w:r>
+              <w:rPr>
+                <w:rFonts w:ascii="Arial" w:eastAsia="Arial" w:hAnsi="Arial" w:cs="Arial"/>
+                <w:color w:val="000000" w:themeColor="text1"/>
+                <w:sz w:val="24"/>
+                <w:szCs w:val="24"/>
+                <w:lang w:val="en-US"/>
+              </w:rPr>
+              <w:t xml:space="preserve">GRINBERG, Miguel. </w:t>
+            </w:r>
+            <w:r>
+              <w:rPr>
+                <w:rFonts w:ascii="Arial" w:eastAsia="Arial" w:hAnsi="Arial" w:cs="Arial"/>
+                <w:b/>
+                <w:bCs/>
+                <w:color w:val="000000" w:themeColor="text1"/>
+                <w:sz w:val="24"/>
+                <w:szCs w:val="24"/>
+                <w:lang w:val="en-US"/>
+              </w:rPr>
+              <w:t>Flask Web Development: Developing Web Applications with Python.</w:t>
+            </w:r>
+            <w:r>
+              <w:rPr>
+                <w:rFonts w:ascii="Arial" w:eastAsia="Arial" w:hAnsi="Arial" w:cs="Arial"/>
+                <w:color w:val="000000" w:themeColor="text1"/>
+                <w:sz w:val="24"/>
+                <w:szCs w:val="24"/>
+                <w:lang w:val="en-US"/>
+              </w:rPr>
+              <w:t xml:space="preserve"> 2. ed. O’Reilly Media, 2018.</w:t>
+            </w:r>
+          </w:p>
+          <w:p>
+            <w:pPr>
+              <w:spacing w:before="240"/>
+              <w:rPr>
+                <w:rFonts w:ascii="Arial" w:eastAsia="Arial" w:hAnsi="Arial" w:cs="Arial"/>
+                <w:color w:val="000000" w:themeColor="text1"/>
+                <w:sz w:val="24"/>
+                <w:szCs w:val="24"/>
+                <w:lang w:val="en-US"/>
+              </w:rPr>
+            </w:pPr>
+            <w:r>
+              <w:rPr>
+                <w:rFonts w:ascii="Arial" w:eastAsia="Arial" w:hAnsi="Arial" w:cs="Arial"/>
+                <w:color w:val="000000" w:themeColor="text1"/>
+                <w:sz w:val="24"/>
+                <w:szCs w:val="24"/>
+                <w:lang w:val="en-US"/>
+              </w:rPr>
+              <w:lastRenderedPageBreak/>
+              <w:t xml:space="preserve">STREAMLIT INC. </w:t>
+            </w:r>
+            <w:r>
+              <w:rPr>
+                <w:rFonts w:ascii="Arial" w:eastAsia="Arial" w:hAnsi="Arial" w:cs="Arial"/>
+                <w:b/>
+                <w:bCs/>
+                <w:color w:val="000000" w:themeColor="text1"/>
+                <w:sz w:val="24"/>
+                <w:szCs w:val="24"/>
+                <w:lang w:val="en-US"/>
+              </w:rPr>
+              <w:t>Streamlit Documentation.</w:t>
+            </w:r>
+            <w:r>
+              <w:rPr>
+                <w:rFonts w:ascii="Arial" w:eastAsia="Arial" w:hAnsi="Arial" w:cs="Arial"/>
+                <w:color w:val="000000" w:themeColor="text1"/>
+                <w:sz w:val="24"/>
+                <w:szCs w:val="24"/>
+                <w:lang w:val="en-US"/>
+              </w:rPr>
+              <w:t xml:space="preserve"> Disponível em: </w:t>
+            </w:r>
+            <w:hyperlink r:id="rId10" w:tgtFrame="_new" w:history="1">
+              <w:r>
+                <w:rPr>
+                  <w:rStyle w:val="Hyperlink"/>
+                  <w:rFonts w:ascii="Arial" w:eastAsia="Arial" w:hAnsi="Arial" w:cs="Arial"/>
+                  <w:color w:val="000000" w:themeColor="text1"/>
+                  <w:sz w:val="24"/>
+                  <w:szCs w:val="24"/>
+                  <w:lang w:val="en-US"/>
+                </w:rPr>
+                <w:t>https://docs.streamlit.io/</w:t>
+              </w:r>
+            </w:hyperlink>
+            <w:r>
+              <w:rPr>
+                <w:rFonts w:ascii="Arial" w:eastAsia="Arial" w:hAnsi="Arial" w:cs="Arial"/>
+                <w:color w:val="000000" w:themeColor="text1"/>
+                <w:sz w:val="24"/>
+                <w:szCs w:val="24"/>
+                <w:lang w:val="en-US"/>
+              </w:rPr>
+              <w:t>. Acesso em: nov. 2025.</w:t>
+            </w:r>
+          </w:p>
+          <w:p>
+            <w:pPr>
+              <w:spacing w:before="240"/>
+              <w:rPr>
+                <w:rFonts w:ascii="Arial" w:eastAsia="Arial" w:hAnsi="Arial" w:cs="Arial"/>
+                <w:color w:val="000000" w:themeColor="text1"/>
+                <w:sz w:val="24"/>
+                <w:szCs w:val="24"/>
+                <w:lang w:val="en-US"/>
+              </w:rPr>
+            </w:pPr>
+            <w:r>
+              <w:rPr>
+                <w:rFonts w:ascii="Arial" w:eastAsia="Arial" w:hAnsi="Arial" w:cs="Arial"/>
+                <w:color w:val="000000" w:themeColor="text1"/>
+                <w:sz w:val="24"/>
+                <w:szCs w:val="24"/>
+                <w:lang w:val="en-US"/>
+              </w:rPr>
+              <w:t xml:space="preserve">PLOTLY TECHNOLOGIES INC. </w:t>
+            </w:r>
+            <w:r>
+              <w:rPr>
+                <w:rFonts w:ascii="Arial" w:eastAsia="Arial" w:hAnsi="Arial" w:cs="Arial"/>
+                <w:b/>
+                <w:bCs/>
+                <w:color w:val="000000" w:themeColor="text1"/>
+                <w:sz w:val="24"/>
+                <w:szCs w:val="24"/>
+                <w:lang w:val="en-US"/>
+              </w:rPr>
+              <w:t>Plotly Express User Guide.</w:t>
+            </w:r>
+            <w:r>
+              <w:rPr>
+                <w:rFonts w:ascii="Arial" w:eastAsia="Arial" w:hAnsi="Arial" w:cs="Arial"/>
+                <w:color w:val="000000" w:themeColor="text1"/>
+                <w:sz w:val="24"/>
+                <w:szCs w:val="24"/>
+                <w:lang w:val="en-US"/>
+              </w:rPr>
+              <w:t xml:space="preserve"> </w:t>
+            </w:r>
+            <w:r>
+              <w:rPr>
+                <w:rFonts w:ascii="Arial" w:eastAsia="Arial" w:hAnsi="Arial" w:cs="Arial"/>
+                <w:color w:val="000000" w:themeColor="text1"/>
+                <w:sz w:val="24"/>
+                <w:szCs w:val="24"/>
+              </w:rPr>
+              <w:t xml:space="preserve">Disponível em: </w:t>
+            </w:r>
+            <w:hyperlink r:id="rId11" w:tgtFrame="_new" w:history="1">
+              <w:r>
+                <w:rPr>
+                  <w:rStyle w:val="Hyperlink"/>
+                  <w:rFonts w:ascii="Arial" w:eastAsia="Arial" w:hAnsi="Arial" w:cs="Arial"/>
+                  <w:color w:val="000000" w:themeColor="text1"/>
+                  <w:sz w:val="24"/>
+                  <w:szCs w:val="24"/>
+                </w:rPr>
+                <w:t>https://plotly.com/python/</w:t>
+              </w:r>
+            </w:hyperlink>
+            <w:r>
+              <w:rPr>
+                <w:rFonts w:ascii="Arial" w:eastAsia="Arial" w:hAnsi="Arial" w:cs="Arial"/>
+                <w:color w:val="000000" w:themeColor="text1"/>
+                <w:sz w:val="24"/>
+                <w:szCs w:val="24"/>
+              </w:rPr>
+              <w:t xml:space="preserve">. </w:t>
+            </w:r>
+            <w:r>
+              <w:rPr>
+                <w:rFonts w:ascii="Arial" w:eastAsia="Arial" w:hAnsi="Arial" w:cs="Arial"/>
+                <w:color w:val="000000" w:themeColor="text1"/>
+                <w:sz w:val="24"/>
+                <w:szCs w:val="24"/>
+                <w:lang w:val="en-US"/>
+              </w:rPr>
+              <w:t>Acesso em: nov. 2025.</w:t>
+            </w:r>
+          </w:p>
+          <w:p>
+            <w:pPr>
+              <w:spacing w:before="240" w:after="0"/>
+              <w:rPr>
+                <w:rFonts w:ascii="Arial" w:eastAsia="Arial" w:hAnsi="Arial" w:cs="Arial"/>
+                <w:color w:val="000000" w:themeColor="text1"/>
+                <w:sz w:val="24"/>
+                <w:szCs w:val="24"/>
+                <w:lang w:val="en-US"/>
+              </w:rPr>
+            </w:pPr>
+            <w:r>
+              <w:rPr>
+                <w:rFonts w:ascii="Arial" w:eastAsia="Arial" w:hAnsi="Arial" w:cs="Arial"/>
+                <w:color w:val="000000" w:themeColor="text1"/>
+                <w:sz w:val="24"/>
+                <w:szCs w:val="24"/>
+                <w:lang w:val="en-US"/>
+              </w:rPr>
+              <w:t xml:space="preserve">SILBERSCHATZ, Abraham; KORTH, Henry; SUDARSHAN, S. </w:t>
+            </w:r>
+            <w:r>
+              <w:rPr>
+                <w:rFonts w:ascii="Arial" w:eastAsia="Arial" w:hAnsi="Arial" w:cs="Arial"/>
+                <w:b/>
+                <w:bCs/>
+                <w:color w:val="000000" w:themeColor="text1"/>
+                <w:sz w:val="24"/>
+                <w:szCs w:val="24"/>
+                <w:lang w:val="en-US"/>
+              </w:rPr>
+              <w:t>Database System Concepts.</w:t>
+            </w:r>
+            <w:r>
+              <w:rPr>
+                <w:rFonts w:ascii="Arial" w:eastAsia="Arial" w:hAnsi="Arial" w:cs="Arial"/>
+                <w:color w:val="000000" w:themeColor="text1"/>
+                <w:sz w:val="24"/>
+                <w:szCs w:val="24"/>
+                <w:lang w:val="en-US"/>
+              </w:rPr>
+              <w:t xml:space="preserve"> 7. ed. McGraw-Hill, 2020.</w:t>
             </w:r>
           </w:p>
         </w:tc>
@@ -2507,103 +3625,36 @@
     </w:tbl>
     <w:p>
       <w:pPr>
-        <w:spacing w:after="0" w:line="240" w:lineRule="auto"/>
-        <w:rPr>
-          <w:rFonts w:ascii="Arial" w:eastAsia="Arial" w:hAnsi="Arial" w:cs="Arial"/>
-          <w:b/>
-          <w:sz w:val="20"/>
-          <w:szCs w:val="20"/>
+        <w:spacing w:after="0"/>
+        <w:rPr>
+          <w:rFonts w:ascii="Arial" w:eastAsia="Arial" w:hAnsi="Arial" w:cs="Arial"/>
+          <w:b/>
+          <w:sz w:val="24"/>
+          <w:szCs w:val="24"/>
+          <w:lang w:val="en-US"/>
         </w:rPr>
       </w:pPr>
     </w:p>
     <w:p>
       <w:pPr>
-        <w:spacing w:after="0" w:line="240" w:lineRule="auto"/>
-        <w:rPr>
-          <w:rFonts w:ascii="Arial" w:eastAsia="Arial" w:hAnsi="Arial" w:cs="Arial"/>
-          <w:b/>
-          <w:sz w:val="20"/>
-          <w:szCs w:val="20"/>
-        </w:rPr>
-      </w:pPr>
-    </w:p>
-    <w:p>
-      <w:pPr>
-        <w:spacing w:after="0" w:line="240" w:lineRule="auto"/>
-        <w:rPr>
-          <w:rFonts w:ascii="Arial" w:eastAsia="Arial" w:hAnsi="Arial" w:cs="Arial"/>
-          <w:b/>
-          <w:sz w:val="20"/>
-          <w:szCs w:val="20"/>
-        </w:rPr>
-      </w:pPr>
-    </w:p>
-    <w:p>
-      <w:pPr>
-        <w:spacing w:after="0" w:line="240" w:lineRule="auto"/>
-        <w:rPr>
-          <w:rFonts w:ascii="Arial" w:eastAsia="Arial" w:hAnsi="Arial" w:cs="Arial"/>
-          <w:b/>
-          <w:sz w:val="20"/>
-          <w:szCs w:val="20"/>
-        </w:rPr>
-      </w:pPr>
-    </w:p>
-    <w:p>
-      <w:pPr>
-        <w:spacing w:after="0" w:line="240" w:lineRule="auto"/>
-        <w:rPr>
-          <w:rFonts w:ascii="Arial" w:eastAsia="Arial" w:hAnsi="Arial" w:cs="Arial"/>
-          <w:b/>
-          <w:sz w:val="20"/>
-          <w:szCs w:val="20"/>
-        </w:rPr>
-      </w:pPr>
-    </w:p>
-    <w:p>
-      <w:pPr>
-        <w:spacing w:after="0" w:line="240" w:lineRule="auto"/>
+        <w:spacing w:after="160"/>
         <w:jc w:val="center"/>
         <w:rPr>
           <w:rFonts w:ascii="Arial" w:eastAsia="Arial" w:hAnsi="Arial" w:cs="Arial"/>
           <w:b/>
-          <w:sz w:val="20"/>
-          <w:szCs w:val="20"/>
-        </w:rPr>
-      </w:pPr>
-    </w:p>
-    <w:p>
-      <w:pPr>
-        <w:spacing w:after="0" w:line="240" w:lineRule="auto"/>
-        <w:jc w:val="center"/>
-        <w:rPr>
-          <w:rFonts w:ascii="Arial" w:eastAsia="Arial" w:hAnsi="Arial" w:cs="Arial"/>
-          <w:b/>
-          <w:sz w:val="20"/>
-          <w:szCs w:val="20"/>
+          <w:sz w:val="24"/>
+          <w:szCs w:val="24"/>
         </w:rPr>
       </w:pPr>
       <w:r>
         <w:rPr>
           <w:rFonts w:ascii="Arial" w:eastAsia="Arial" w:hAnsi="Arial" w:cs="Arial"/>
           <w:b/>
-          <w:sz w:val="20"/>
-          <w:szCs w:val="20"/>
+          <w:sz w:val="24"/>
+          <w:szCs w:val="24"/>
         </w:rPr>
         <w:t>ANEXO I</w:t>
       </w:r>
-    </w:p>
-    <w:p>
-      <w:pPr>
-        <w:spacing w:after="0" w:line="240" w:lineRule="auto"/>
-        <w:jc w:val="center"/>
-        <w:rPr>
-          <w:rFonts w:ascii="Arial" w:eastAsia="Arial" w:hAnsi="Arial" w:cs="Arial"/>
-          <w:b/>
-          <w:sz w:val="20"/>
-          <w:szCs w:val="20"/>
-        </w:rPr>
-      </w:pPr>
     </w:p>
     <w:tbl>
       <w:tblPr>
@@ -2633,16 +3684,16 @@
               <w:rPr>
                 <w:rFonts w:ascii="Arial" w:eastAsia="Arial" w:hAnsi="Arial" w:cs="Arial"/>
                 <w:b/>
-                <w:sz w:val="20"/>
-                <w:szCs w:val="20"/>
+                <w:sz w:val="24"/>
+                <w:szCs w:val="24"/>
               </w:rPr>
             </w:pPr>
             <w:r>
               <w:rPr>
                 <w:rFonts w:ascii="Arial" w:eastAsia="Arial" w:hAnsi="Arial" w:cs="Arial"/>
                 <w:color w:val="525252" w:themeColor="accent3" w:themeShade="80"/>
-                <w:sz w:val="20"/>
-                <w:szCs w:val="20"/>
+                <w:sz w:val="24"/>
+                <w:szCs w:val="24"/>
                 <w:highlight w:val="white"/>
               </w:rPr>
               <w:t>As atividades de extensão podem resultar em produto caracterizado a partir do fazer extensionista, sempre mediados pela interação dialógica entre a comunidade acadêmica e a sociedade e seus setores, sendo exemplos: softwares; aplicativos; protótipos; desenhos técnicos; patentes; simuladores; objetos de aprendizagem; games; insumos alternativos; processos e procedimentos operativos inovadores; relatórios; relatos de experiências; cartilhas; revistas; manuais; jornais; informativos; livros; anais; cartazes; artigos; resumos; pôster; banner; site; portal; hotsite; fotografia; vídeos; áudios; tutoriais, dentre outros.</w:t>
@@ -2653,25 +3704,12 @@
     </w:tbl>
     <w:p>
       <w:pPr>
-        <w:spacing w:after="0" w:line="240" w:lineRule="auto"/>
-        <w:jc w:val="center"/>
-        <w:rPr>
-          <w:rFonts w:ascii="Arial" w:eastAsia="Arial" w:hAnsi="Arial" w:cs="Arial"/>
-          <w:b/>
-          <w:sz w:val="20"/>
-          <w:szCs w:val="20"/>
-        </w:rPr>
-      </w:pPr>
-    </w:p>
-    <w:p>
-      <w:pPr>
-        <w:spacing w:after="0" w:line="240" w:lineRule="auto"/>
-        <w:jc w:val="center"/>
-        <w:rPr>
-          <w:rFonts w:ascii="Arial" w:eastAsia="Arial" w:hAnsi="Arial" w:cs="Arial"/>
-          <w:b/>
-          <w:sz w:val="20"/>
-          <w:szCs w:val="20"/>
+        <w:spacing w:after="0"/>
+        <w:rPr>
+          <w:rFonts w:ascii="Arial" w:eastAsia="Arial" w:hAnsi="Arial" w:cs="Arial"/>
+          <w:b/>
+          <w:sz w:val="24"/>
+          <w:szCs w:val="24"/>
         </w:rPr>
       </w:pPr>
     </w:p>
@@ -2703,16 +3741,16 @@
               <w:rPr>
                 <w:rFonts w:ascii="Arial" w:eastAsia="Arial" w:hAnsi="Arial" w:cs="Arial"/>
                 <w:b/>
-                <w:sz w:val="20"/>
-                <w:szCs w:val="20"/>
+                <w:sz w:val="24"/>
+                <w:szCs w:val="24"/>
               </w:rPr>
             </w:pPr>
             <w:r>
               <w:rPr>
                 <w:rFonts w:ascii="Arial" w:eastAsia="Arial" w:hAnsi="Arial" w:cs="Arial"/>
                 <w:b/>
-                <w:sz w:val="20"/>
-                <w:szCs w:val="20"/>
+                <w:sz w:val="24"/>
+                <w:szCs w:val="24"/>
               </w:rPr>
               <w:t>Fontes:</w:t>
             </w:r>
@@ -2727,16 +3765,16 @@
               <w:rPr>
                 <w:rFonts w:ascii="Arial" w:eastAsia="Arial" w:hAnsi="Arial" w:cs="Arial"/>
                 <w:b/>
-                <w:sz w:val="20"/>
-                <w:szCs w:val="20"/>
+                <w:sz w:val="24"/>
+                <w:szCs w:val="24"/>
               </w:rPr>
             </w:pPr>
             <w:r>
               <w:rPr>
                 <w:rFonts w:ascii="Arial" w:eastAsia="Arial" w:hAnsi="Arial" w:cs="Arial"/>
                 <w:b/>
-                <w:sz w:val="20"/>
-                <w:szCs w:val="20"/>
+                <w:sz w:val="24"/>
+                <w:szCs w:val="24"/>
               </w:rPr>
               <w:t>Links:</w:t>
             </w:r>
@@ -2746,11 +3784,11 @@
     </w:tbl>
     <w:p>
       <w:pPr>
-        <w:spacing w:after="0" w:line="240" w:lineRule="auto"/>
-        <w:rPr>
-          <w:rFonts w:ascii="Arial" w:eastAsia="Arial" w:hAnsi="Arial" w:cs="Arial"/>
-          <w:sz w:val="20"/>
-          <w:szCs w:val="20"/>
+        <w:spacing w:after="0"/>
+        <w:rPr>
+          <w:rFonts w:ascii="Arial" w:eastAsia="Arial" w:hAnsi="Arial" w:cs="Arial"/>
+          <w:sz w:val="24"/>
+          <w:szCs w:val="24"/>
         </w:rPr>
       </w:pPr>
     </w:p>
@@ -2782,18 +3820,17 @@
               <w:rPr>
                 <w:rFonts w:ascii="Arial" w:eastAsia="Arial" w:hAnsi="Arial" w:cs="Arial"/>
                 <w:b/>
-                <w:sz w:val="20"/>
-                <w:szCs w:val="20"/>
+                <w:sz w:val="24"/>
+                <w:szCs w:val="24"/>
               </w:rPr>
             </w:pPr>
             <w:r>
               <w:rPr>
                 <w:rFonts w:ascii="Arial" w:eastAsia="Arial" w:hAnsi="Arial" w:cs="Arial"/>
                 <w:b/>
-                <w:sz w:val="20"/>
-                <w:szCs w:val="20"/>
-              </w:rPr>
-              <w:lastRenderedPageBreak/>
+                <w:sz w:val="24"/>
+                <w:szCs w:val="24"/>
+              </w:rPr>
               <w:t>Documentos FECAP</w:t>
             </w:r>
           </w:p>
@@ -2806,8 +3843,8 @@
             <w:pPr>
               <w:rPr>
                 <w:rFonts w:ascii="Arial" w:eastAsia="Arial" w:hAnsi="Arial" w:cs="Arial"/>
-                <w:sz w:val="20"/>
-                <w:szCs w:val="20"/>
+                <w:sz w:val="24"/>
+                <w:szCs w:val="24"/>
               </w:rPr>
             </w:pPr>
           </w:p>
@@ -2822,15 +3859,15 @@
             <w:pPr>
               <w:rPr>
                 <w:rFonts w:ascii="Arial" w:eastAsia="Arial" w:hAnsi="Arial" w:cs="Arial"/>
-                <w:sz w:val="20"/>
-                <w:szCs w:val="20"/>
-              </w:rPr>
-            </w:pPr>
-            <w:r>
-              <w:rPr>
-                <w:rFonts w:ascii="Arial" w:eastAsia="Arial" w:hAnsi="Arial" w:cs="Arial"/>
-                <w:sz w:val="20"/>
-                <w:szCs w:val="20"/>
+                <w:sz w:val="24"/>
+                <w:szCs w:val="24"/>
+              </w:rPr>
+            </w:pPr>
+            <w:r>
+              <w:rPr>
+                <w:rFonts w:ascii="Arial" w:eastAsia="Arial" w:hAnsi="Arial" w:cs="Arial"/>
+                <w:sz w:val="24"/>
+                <w:szCs w:val="24"/>
               </w:rPr>
               <w:t>Regulamento das Atividade de Extensão</w:t>
             </w:r>
@@ -2844,8 +3881,8 @@
             <w:pPr>
               <w:rPr>
                 <w:rFonts w:ascii="Arial" w:eastAsia="Arial" w:hAnsi="Arial" w:cs="Arial"/>
-                <w:sz w:val="20"/>
-                <w:szCs w:val="20"/>
+                <w:sz w:val="24"/>
+                <w:szCs w:val="24"/>
               </w:rPr>
             </w:pPr>
           </w:p>
@@ -2854,40 +3891,48 @@
     </w:tbl>
     <w:p>
       <w:pPr>
-        <w:spacing w:after="0" w:line="240" w:lineRule="auto"/>
-        <w:rPr>
-          <w:rFonts w:ascii="Arial" w:eastAsia="Arial" w:hAnsi="Arial" w:cs="Arial"/>
-          <w:sz w:val="20"/>
-          <w:szCs w:val="20"/>
+        <w:spacing w:after="0"/>
+        <w:rPr>
+          <w:rFonts w:ascii="Arial" w:eastAsia="Arial" w:hAnsi="Arial" w:cs="Arial"/>
+          <w:sz w:val="24"/>
+          <w:szCs w:val="24"/>
         </w:rPr>
       </w:pPr>
     </w:p>
-    <w:p/>
     <w:p>
       <w:pPr>
+        <w:rPr>
+          <w:rFonts w:ascii="Arial" w:hAnsi="Arial" w:cs="Arial"/>
+          <w:sz w:val="24"/>
+          <w:szCs w:val="24"/>
+        </w:rPr>
+      </w:pPr>
+    </w:p>
+    <w:p>
+      <w:pPr>
         <w:ind w:left="-851"/>
         <w:rPr>
           <w:rFonts w:ascii="Arial" w:hAnsi="Arial" w:cs="Arial"/>
-          <w:sz w:val="20"/>
-          <w:szCs w:val="20"/>
+          <w:sz w:val="24"/>
+          <w:szCs w:val="24"/>
         </w:rPr>
       </w:pPr>
       <w:r>
         <w:rPr>
           <w:rFonts w:ascii="Arial" w:hAnsi="Arial" w:cs="Arial"/>
-          <w:sz w:val="20"/>
-          <w:szCs w:val="20"/>
+          <w:sz w:val="24"/>
+          <w:szCs w:val="24"/>
         </w:rPr>
         <w:t>Versão 2.0 – 10/2024</w:t>
       </w:r>
     </w:p>
     <w:sectPr>
-      <w:headerReference w:type="even" r:id="rId10"/>
-      <w:headerReference w:type="default" r:id="rId11"/>
-      <w:footerReference w:type="even" r:id="rId12"/>
-      <w:footerReference w:type="default" r:id="rId13"/>
-      <w:headerReference w:type="first" r:id="rId14"/>
-      <w:footerReference w:type="first" r:id="rId15"/>
+      <w:headerReference w:type="even" r:id="rId12"/>
+      <w:headerReference w:type="default" r:id="rId13"/>
+      <w:footerReference w:type="even" r:id="rId14"/>
+      <w:footerReference w:type="default" r:id="rId15"/>
+      <w:headerReference w:type="first" r:id="rId16"/>
+      <w:footerReference w:type="first" r:id="rId17"/>
       <w:pgSz w:w="11906" w:h="16838"/>
       <w:pgMar w:top="1985" w:right="991" w:bottom="1560" w:left="1701" w:header="708" w:footer="708" w:gutter="0"/>
       <w:cols w:space="708"/>
@@ -3070,6 +4115,304 @@
 <file path=word/numbering.xml><?xml version="1.0" encoding="utf-8"?>
 <w:numbering xmlns:wpc="http://schemas.microsoft.com/office/word/2010/wordprocessingCanvas" xmlns:cx="http://schemas.microsoft.com/office/drawing/2014/chartex" xmlns:cx1="http://schemas.microsoft.com/office/drawing/2015/9/8/chartex" xmlns:cx2="http://schemas.microsoft.com/office/drawing/2015/10/21/chartex" xmlns:cx3="http://schemas.microsoft.com/office/drawing/2016/5/9/chartex" xmlns:cx4="http://schemas.microsoft.com/office/drawing/2016/5/10/chartex" xmlns:cx5="http://schemas.microsoft.com/office/drawing/2016/5/11/chartex" xmlns:cx6="http://schemas.microsoft.com/office/drawing/2016/5/12/chartex" xmlns:cx7="http://schemas.microsoft.com/office/drawing/2016/5/13/chartex" xmlns:cx8="http://schemas.microsoft.com/office/drawing/2016/5/14/chartex" xmlns:mc="http://schemas.openxmlformats.org/markup-compatibility/2006" xmlns:aink="http://schemas.microsoft.com/office/drawing/2016/ink" xmlns:am3d="http://schemas.microsoft.com/office/drawing/2017/model3d" xmlns:o="urn:schemas-microsoft-com:office:office" xmlns:oel="http://schemas.microsoft.com/office/2019/extlst" xmlns:r="http://schemas.openxmlformats.org/officeDocument/2006/relationships" xmlns:m="http://schemas.openxmlformats.org/officeDocument/2006/math" xmlns:v="urn:schemas-microsoft-com:vml" xmlns:wp14="http://schemas.microsoft.com/office/word/2010/wordprocessingDrawing" xmlns:wp="http://schemas.openxmlformats.org/drawingml/2006/wordprocessingDrawing" xmlns:w10="urn:schemas-microsoft-com:office:word" xmlns:w="http://schemas.openxmlformats.org/wordprocessingml/2006/main" xmlns:w14="http://schemas.microsoft.com/office/word/2010/wordml" xmlns:w15="http://schemas.microsoft.com/office/word/2012/wordml" xmlns:w16cex="http://schemas.microsoft.com/office/word/2018/wordml/cex" xmlns:w16cid="http://schemas.microsoft.com/office/word/2016/wordml/cid" xmlns:w16="http://schemas.microsoft.com/office/word/2018/wordml" xmlns:w16du="http://schemas.microsoft.com/office/word/2023/wordml/word16du" xmlns:w16sdtdh="http://schemas.microsoft.com/office/word/2020/wordml/sdtdatahash" xmlns:w16sdtfl="http://schemas.microsoft.com/office/word/2024/wordml/sdtformatlock" xmlns:w16se="http://schemas.microsoft.com/office/word/2015/wordml/symex" xmlns:wpg="http://schemas.microsoft.com/office/word/2010/wordprocessingGroup" xmlns:wpi="http://schemas.microsoft.com/office/word/2010/wordprocessingInk" xmlns:wne="http://schemas.microsoft.com/office/word/2006/wordml" xmlns:wps="http://schemas.microsoft.com/office/word/2010/wordprocessingShape" mc:Ignorable="w14 w15 w16se w16cid w16 w16cex w16sdtdh w16sdtfl w16du wp14">
   <w:abstractNum w:abstractNumId="0" w15:restartNumberingAfterBreak="0">
+    <w:nsid w:val="03D942E8"/>
+    <w:multiLevelType w:val="multilevel"/>
+    <w:tmpl w:val="0CAA26AE"/>
+    <w:lvl w:ilvl="0">
+      <w:start w:val="1"/>
+      <w:numFmt w:val="bullet"/>
+      <w:lvlText w:val=""/>
+      <w:lvlJc w:val="left"/>
+      <w:pPr>
+        <w:tabs>
+          <w:tab w:val="num" w:pos="720"/>
+        </w:tabs>
+        <w:ind w:left="720" w:hanging="360"/>
+      </w:pPr>
+      <w:rPr>
+        <w:rFonts w:ascii="Symbol" w:hAnsi="Symbol" w:hint="default"/>
+        <w:sz w:val="20"/>
+      </w:rPr>
+    </w:lvl>
+    <w:lvl w:ilvl="1" w:tentative="1">
+      <w:start w:val="1"/>
+      <w:numFmt w:val="bullet"/>
+      <w:lvlText w:val="o"/>
+      <w:lvlJc w:val="left"/>
+      <w:pPr>
+        <w:tabs>
+          <w:tab w:val="num" w:pos="1440"/>
+        </w:tabs>
+        <w:ind w:left="1440" w:hanging="360"/>
+      </w:pPr>
+      <w:rPr>
+        <w:rFonts w:ascii="Courier New" w:hAnsi="Courier New" w:hint="default"/>
+        <w:sz w:val="20"/>
+      </w:rPr>
+    </w:lvl>
+    <w:lvl w:ilvl="2" w:tentative="1">
+      <w:start w:val="1"/>
+      <w:numFmt w:val="bullet"/>
+      <w:lvlText w:val=""/>
+      <w:lvlJc w:val="left"/>
+      <w:pPr>
+        <w:tabs>
+          <w:tab w:val="num" w:pos="2160"/>
+        </w:tabs>
+        <w:ind w:left="2160" w:hanging="360"/>
+      </w:pPr>
+      <w:rPr>
+        <w:rFonts w:ascii="Wingdings" w:hAnsi="Wingdings" w:hint="default"/>
+        <w:sz w:val="20"/>
+      </w:rPr>
+    </w:lvl>
+    <w:lvl w:ilvl="3" w:tentative="1">
+      <w:start w:val="1"/>
+      <w:numFmt w:val="bullet"/>
+      <w:lvlText w:val=""/>
+      <w:lvlJc w:val="left"/>
+      <w:pPr>
+        <w:tabs>
+          <w:tab w:val="num" w:pos="2880"/>
+        </w:tabs>
+        <w:ind w:left="2880" w:hanging="360"/>
+      </w:pPr>
+      <w:rPr>
+        <w:rFonts w:ascii="Wingdings" w:hAnsi="Wingdings" w:hint="default"/>
+        <w:sz w:val="20"/>
+      </w:rPr>
+    </w:lvl>
+    <w:lvl w:ilvl="4" w:tentative="1">
+      <w:start w:val="1"/>
+      <w:numFmt w:val="bullet"/>
+      <w:lvlText w:val=""/>
+      <w:lvlJc w:val="left"/>
+      <w:pPr>
+        <w:tabs>
+          <w:tab w:val="num" w:pos="3600"/>
+        </w:tabs>
+        <w:ind w:left="3600" w:hanging="360"/>
+      </w:pPr>
+      <w:rPr>
+        <w:rFonts w:ascii="Wingdings" w:hAnsi="Wingdings" w:hint="default"/>
+        <w:sz w:val="20"/>
+      </w:rPr>
+    </w:lvl>
+    <w:lvl w:ilvl="5" w:tentative="1">
+      <w:start w:val="1"/>
+      <w:numFmt w:val="bullet"/>
+      <w:lvlText w:val=""/>
+      <w:lvlJc w:val="left"/>
+      <w:pPr>
+        <w:tabs>
+          <w:tab w:val="num" w:pos="4320"/>
+        </w:tabs>
+        <w:ind w:left="4320" w:hanging="360"/>
+      </w:pPr>
+      <w:rPr>
+        <w:rFonts w:ascii="Wingdings" w:hAnsi="Wingdings" w:hint="default"/>
+        <w:sz w:val="20"/>
+      </w:rPr>
+    </w:lvl>
+    <w:lvl w:ilvl="6" w:tentative="1">
+      <w:start w:val="1"/>
+      <w:numFmt w:val="bullet"/>
+      <w:lvlText w:val=""/>
+      <w:lvlJc w:val="left"/>
+      <w:pPr>
+        <w:tabs>
+          <w:tab w:val="num" w:pos="5040"/>
+        </w:tabs>
+        <w:ind w:left="5040" w:hanging="360"/>
+      </w:pPr>
+      <w:rPr>
+        <w:rFonts w:ascii="Wingdings" w:hAnsi="Wingdings" w:hint="default"/>
+        <w:sz w:val="20"/>
+      </w:rPr>
+    </w:lvl>
+    <w:lvl w:ilvl="7" w:tentative="1">
+      <w:start w:val="1"/>
+      <w:numFmt w:val="bullet"/>
+      <w:lvlText w:val=""/>
+      <w:lvlJc w:val="left"/>
+      <w:pPr>
+        <w:tabs>
+          <w:tab w:val="num" w:pos="5760"/>
+        </w:tabs>
+        <w:ind w:left="5760" w:hanging="360"/>
+      </w:pPr>
+      <w:rPr>
+        <w:rFonts w:ascii="Wingdings" w:hAnsi="Wingdings" w:hint="default"/>
+        <w:sz w:val="20"/>
+      </w:rPr>
+    </w:lvl>
+    <w:lvl w:ilvl="8" w:tentative="1">
+      <w:start w:val="1"/>
+      <w:numFmt w:val="bullet"/>
+      <w:lvlText w:val=""/>
+      <w:lvlJc w:val="left"/>
+      <w:pPr>
+        <w:tabs>
+          <w:tab w:val="num" w:pos="6480"/>
+        </w:tabs>
+        <w:ind w:left="6480" w:hanging="360"/>
+      </w:pPr>
+      <w:rPr>
+        <w:rFonts w:ascii="Wingdings" w:hAnsi="Wingdings" w:hint="default"/>
+        <w:sz w:val="20"/>
+      </w:rPr>
+    </w:lvl>
+  </w:abstractNum>
+  <w:abstractNum w:abstractNumId="1" w15:restartNumberingAfterBreak="0">
+    <w:nsid w:val="13DC16F3"/>
+    <w:multiLevelType w:val="multilevel"/>
+    <w:tmpl w:val="4B94D320"/>
+    <w:lvl w:ilvl="0">
+      <w:start w:val="1"/>
+      <w:numFmt w:val="bullet"/>
+      <w:lvlText w:val=""/>
+      <w:lvlJc w:val="left"/>
+      <w:pPr>
+        <w:tabs>
+          <w:tab w:val="num" w:pos="720"/>
+        </w:tabs>
+        <w:ind w:left="720" w:hanging="360"/>
+      </w:pPr>
+      <w:rPr>
+        <w:rFonts w:ascii="Symbol" w:hAnsi="Symbol" w:hint="default"/>
+        <w:sz w:val="20"/>
+      </w:rPr>
+    </w:lvl>
+    <w:lvl w:ilvl="1" w:tentative="1">
+      <w:start w:val="1"/>
+      <w:numFmt w:val="bullet"/>
+      <w:lvlText w:val="o"/>
+      <w:lvlJc w:val="left"/>
+      <w:pPr>
+        <w:tabs>
+          <w:tab w:val="num" w:pos="1440"/>
+        </w:tabs>
+        <w:ind w:left="1440" w:hanging="360"/>
+      </w:pPr>
+      <w:rPr>
+        <w:rFonts w:ascii="Courier New" w:hAnsi="Courier New" w:hint="default"/>
+        <w:sz w:val="20"/>
+      </w:rPr>
+    </w:lvl>
+    <w:lvl w:ilvl="2" w:tentative="1">
+      <w:start w:val="1"/>
+      <w:numFmt w:val="bullet"/>
+      <w:lvlText w:val=""/>
+      <w:lvlJc w:val="left"/>
+      <w:pPr>
+        <w:tabs>
+          <w:tab w:val="num" w:pos="2160"/>
+        </w:tabs>
+        <w:ind w:left="2160" w:hanging="360"/>
+      </w:pPr>
+      <w:rPr>
+        <w:rFonts w:ascii="Wingdings" w:hAnsi="Wingdings" w:hint="default"/>
+        <w:sz w:val="20"/>
+      </w:rPr>
+    </w:lvl>
+    <w:lvl w:ilvl="3" w:tentative="1">
+      <w:start w:val="1"/>
+      <w:numFmt w:val="bullet"/>
+      <w:lvlText w:val=""/>
+      <w:lvlJc w:val="left"/>
+      <w:pPr>
+        <w:tabs>
+          <w:tab w:val="num" w:pos="2880"/>
+        </w:tabs>
+        <w:ind w:left="2880" w:hanging="360"/>
+      </w:pPr>
+      <w:rPr>
+        <w:rFonts w:ascii="Wingdings" w:hAnsi="Wingdings" w:hint="default"/>
+        <w:sz w:val="20"/>
+      </w:rPr>
+    </w:lvl>
+    <w:lvl w:ilvl="4" w:tentative="1">
+      <w:start w:val="1"/>
+      <w:numFmt w:val="bullet"/>
+      <w:lvlText w:val=""/>
+      <w:lvlJc w:val="left"/>
+      <w:pPr>
+        <w:tabs>
+          <w:tab w:val="num" w:pos="3600"/>
+        </w:tabs>
+        <w:ind w:left="3600" w:hanging="360"/>
+      </w:pPr>
+      <w:rPr>
+        <w:rFonts w:ascii="Wingdings" w:hAnsi="Wingdings" w:hint="default"/>
+        <w:sz w:val="20"/>
+      </w:rPr>
+    </w:lvl>
+    <w:lvl w:ilvl="5" w:tentative="1">
+      <w:start w:val="1"/>
+      <w:numFmt w:val="bullet"/>
+      <w:lvlText w:val=""/>
+      <w:lvlJc w:val="left"/>
+      <w:pPr>
+        <w:tabs>
+          <w:tab w:val="num" w:pos="4320"/>
+        </w:tabs>
+        <w:ind w:left="4320" w:hanging="360"/>
+      </w:pPr>
+      <w:rPr>
+        <w:rFonts w:ascii="Wingdings" w:hAnsi="Wingdings" w:hint="default"/>
+        <w:sz w:val="20"/>
+      </w:rPr>
+    </w:lvl>
+    <w:lvl w:ilvl="6" w:tentative="1">
+      <w:start w:val="1"/>
+      <w:numFmt w:val="bullet"/>
+      <w:lvlText w:val=""/>
+      <w:lvlJc w:val="left"/>
+      <w:pPr>
+        <w:tabs>
+          <w:tab w:val="num" w:pos="5040"/>
+        </w:tabs>
+        <w:ind w:left="5040" w:hanging="360"/>
+      </w:pPr>
+      <w:rPr>
+        <w:rFonts w:ascii="Wingdings" w:hAnsi="Wingdings" w:hint="default"/>
+        <w:sz w:val="20"/>
+      </w:rPr>
+    </w:lvl>
+    <w:lvl w:ilvl="7" w:tentative="1">
+      <w:start w:val="1"/>
+      <w:numFmt w:val="bullet"/>
+      <w:lvlText w:val=""/>
+      <w:lvlJc w:val="left"/>
+      <w:pPr>
+        <w:tabs>
+          <w:tab w:val="num" w:pos="5760"/>
+        </w:tabs>
+        <w:ind w:left="5760" w:hanging="360"/>
+      </w:pPr>
+      <w:rPr>
+        <w:rFonts w:ascii="Wingdings" w:hAnsi="Wingdings" w:hint="default"/>
+        <w:sz w:val="20"/>
+      </w:rPr>
+    </w:lvl>
+    <w:lvl w:ilvl="8" w:tentative="1">
+      <w:start w:val="1"/>
+      <w:numFmt w:val="bullet"/>
+      <w:lvlText w:val=""/>
+      <w:lvlJc w:val="left"/>
+      <w:pPr>
+        <w:tabs>
+          <w:tab w:val="num" w:pos="6480"/>
+        </w:tabs>
+        <w:ind w:left="6480" w:hanging="360"/>
+      </w:pPr>
+      <w:rPr>
+        <w:rFonts w:ascii="Wingdings" w:hAnsi="Wingdings" w:hint="default"/>
+        <w:sz w:val="20"/>
+      </w:rPr>
+    </w:lvl>
+  </w:abstractNum>
+  <w:abstractNum w:abstractNumId="2" w15:restartNumberingAfterBreak="0">
     <w:nsid w:val="17913EB3"/>
     <w:multiLevelType w:val="multilevel"/>
     <w:tmpl w:val="55A8752E"/>
@@ -3155,8 +4498,347 @@
       </w:pPr>
     </w:lvl>
   </w:abstractNum>
+  <w:abstractNum w:abstractNumId="3" w15:restartNumberingAfterBreak="0">
+    <w:nsid w:val="40F36E1D"/>
+    <w:multiLevelType w:val="multilevel"/>
+    <w:tmpl w:val="2D02ED12"/>
+    <w:lvl w:ilvl="0">
+      <w:start w:val="1"/>
+      <w:numFmt w:val="bullet"/>
+      <w:lvlText w:val=""/>
+      <w:lvlJc w:val="left"/>
+      <w:pPr>
+        <w:tabs>
+          <w:tab w:val="num" w:pos="720"/>
+        </w:tabs>
+        <w:ind w:left="720" w:hanging="360"/>
+      </w:pPr>
+      <w:rPr>
+        <w:rFonts w:ascii="Symbol" w:hAnsi="Symbol" w:hint="default"/>
+        <w:sz w:val="20"/>
+      </w:rPr>
+    </w:lvl>
+    <w:lvl w:ilvl="1" w:tentative="1">
+      <w:start w:val="1"/>
+      <w:numFmt w:val="bullet"/>
+      <w:lvlText w:val="o"/>
+      <w:lvlJc w:val="left"/>
+      <w:pPr>
+        <w:tabs>
+          <w:tab w:val="num" w:pos="1440"/>
+        </w:tabs>
+        <w:ind w:left="1440" w:hanging="360"/>
+      </w:pPr>
+      <w:rPr>
+        <w:rFonts w:ascii="Courier New" w:hAnsi="Courier New" w:hint="default"/>
+        <w:sz w:val="20"/>
+      </w:rPr>
+    </w:lvl>
+    <w:lvl w:ilvl="2" w:tentative="1">
+      <w:start w:val="1"/>
+      <w:numFmt w:val="bullet"/>
+      <w:lvlText w:val=""/>
+      <w:lvlJc w:val="left"/>
+      <w:pPr>
+        <w:tabs>
+          <w:tab w:val="num" w:pos="2160"/>
+        </w:tabs>
+        <w:ind w:left="2160" w:hanging="360"/>
+      </w:pPr>
+      <w:rPr>
+        <w:rFonts w:ascii="Wingdings" w:hAnsi="Wingdings" w:hint="default"/>
+        <w:sz w:val="20"/>
+      </w:rPr>
+    </w:lvl>
+    <w:lvl w:ilvl="3" w:tentative="1">
+      <w:start w:val="1"/>
+      <w:numFmt w:val="bullet"/>
+      <w:lvlText w:val=""/>
+      <w:lvlJc w:val="left"/>
+      <w:pPr>
+        <w:tabs>
+          <w:tab w:val="num" w:pos="2880"/>
+        </w:tabs>
+        <w:ind w:left="2880" w:hanging="360"/>
+      </w:pPr>
+      <w:rPr>
+        <w:rFonts w:ascii="Wingdings" w:hAnsi="Wingdings" w:hint="default"/>
+        <w:sz w:val="20"/>
+      </w:rPr>
+    </w:lvl>
+    <w:lvl w:ilvl="4" w:tentative="1">
+      <w:start w:val="1"/>
+      <w:numFmt w:val="bullet"/>
+      <w:lvlText w:val=""/>
+      <w:lvlJc w:val="left"/>
+      <w:pPr>
+        <w:tabs>
+          <w:tab w:val="num" w:pos="3600"/>
+        </w:tabs>
+        <w:ind w:left="3600" w:hanging="360"/>
+      </w:pPr>
+      <w:rPr>
+        <w:rFonts w:ascii="Wingdings" w:hAnsi="Wingdings" w:hint="default"/>
+        <w:sz w:val="20"/>
+      </w:rPr>
+    </w:lvl>
+    <w:lvl w:ilvl="5" w:tentative="1">
+      <w:start w:val="1"/>
+      <w:numFmt w:val="bullet"/>
+      <w:lvlText w:val=""/>
+      <w:lvlJc w:val="left"/>
+      <w:pPr>
+        <w:tabs>
+          <w:tab w:val="num" w:pos="4320"/>
+        </w:tabs>
+        <w:ind w:left="4320" w:hanging="360"/>
+      </w:pPr>
+      <w:rPr>
+        <w:rFonts w:ascii="Wingdings" w:hAnsi="Wingdings" w:hint="default"/>
+        <w:sz w:val="20"/>
+      </w:rPr>
+    </w:lvl>
+    <w:lvl w:ilvl="6" w:tentative="1">
+      <w:start w:val="1"/>
+      <w:numFmt w:val="bullet"/>
+      <w:lvlText w:val=""/>
+      <w:lvlJc w:val="left"/>
+      <w:pPr>
+        <w:tabs>
+          <w:tab w:val="num" w:pos="5040"/>
+        </w:tabs>
+        <w:ind w:left="5040" w:hanging="360"/>
+      </w:pPr>
+      <w:rPr>
+        <w:rFonts w:ascii="Wingdings" w:hAnsi="Wingdings" w:hint="default"/>
+        <w:sz w:val="20"/>
+      </w:rPr>
+    </w:lvl>
+    <w:lvl w:ilvl="7" w:tentative="1">
+      <w:start w:val="1"/>
+      <w:numFmt w:val="bullet"/>
+      <w:lvlText w:val=""/>
+      <w:lvlJc w:val="left"/>
+      <w:pPr>
+        <w:tabs>
+          <w:tab w:val="num" w:pos="5760"/>
+        </w:tabs>
+        <w:ind w:left="5760" w:hanging="360"/>
+      </w:pPr>
+      <w:rPr>
+        <w:rFonts w:ascii="Wingdings" w:hAnsi="Wingdings" w:hint="default"/>
+        <w:sz w:val="20"/>
+      </w:rPr>
+    </w:lvl>
+    <w:lvl w:ilvl="8" w:tentative="1">
+      <w:start w:val="1"/>
+      <w:numFmt w:val="bullet"/>
+      <w:lvlText w:val=""/>
+      <w:lvlJc w:val="left"/>
+      <w:pPr>
+        <w:tabs>
+          <w:tab w:val="num" w:pos="6480"/>
+        </w:tabs>
+        <w:ind w:left="6480" w:hanging="360"/>
+      </w:pPr>
+      <w:rPr>
+        <w:rFonts w:ascii="Wingdings" w:hAnsi="Wingdings" w:hint="default"/>
+        <w:sz w:val="20"/>
+      </w:rPr>
+    </w:lvl>
+  </w:abstractNum>
+  <w:abstractNum w:abstractNumId="4" w15:restartNumberingAfterBreak="0">
+    <w:nsid w:val="4C800A6D"/>
+    <w:multiLevelType w:val="hybridMultilevel"/>
+    <w:tmpl w:val="3FF4C138"/>
+    <w:lvl w:ilvl="0" w:tplc="0416000F">
+      <w:start w:val="1"/>
+      <w:numFmt w:val="decimal"/>
+      <w:lvlText w:val="%1."/>
+      <w:lvlJc w:val="left"/>
+      <w:pPr>
+        <w:ind w:left="720" w:hanging="360"/>
+      </w:pPr>
+      <w:rPr>
+        <w:rFonts w:hint="default"/>
+      </w:rPr>
+    </w:lvl>
+    <w:lvl w:ilvl="1" w:tplc="04160019" w:tentative="1">
+      <w:start w:val="1"/>
+      <w:numFmt w:val="lowerLetter"/>
+      <w:lvlText w:val="%2."/>
+      <w:lvlJc w:val="left"/>
+      <w:pPr>
+        <w:ind w:left="1440" w:hanging="360"/>
+      </w:pPr>
+    </w:lvl>
+    <w:lvl w:ilvl="2" w:tplc="0416001B" w:tentative="1">
+      <w:start w:val="1"/>
+      <w:numFmt w:val="lowerRoman"/>
+      <w:lvlText w:val="%3."/>
+      <w:lvlJc w:val="right"/>
+      <w:pPr>
+        <w:ind w:left="2160" w:hanging="180"/>
+      </w:pPr>
+    </w:lvl>
+    <w:lvl w:ilvl="3" w:tplc="0416000F" w:tentative="1">
+      <w:start w:val="1"/>
+      <w:numFmt w:val="decimal"/>
+      <w:lvlText w:val="%4."/>
+      <w:lvlJc w:val="left"/>
+      <w:pPr>
+        <w:ind w:left="2880" w:hanging="360"/>
+      </w:pPr>
+    </w:lvl>
+    <w:lvl w:ilvl="4" w:tplc="04160019" w:tentative="1">
+      <w:start w:val="1"/>
+      <w:numFmt w:val="lowerLetter"/>
+      <w:lvlText w:val="%5."/>
+      <w:lvlJc w:val="left"/>
+      <w:pPr>
+        <w:ind w:left="3600" w:hanging="360"/>
+      </w:pPr>
+    </w:lvl>
+    <w:lvl w:ilvl="5" w:tplc="0416001B" w:tentative="1">
+      <w:start w:val="1"/>
+      <w:numFmt w:val="lowerRoman"/>
+      <w:lvlText w:val="%6."/>
+      <w:lvlJc w:val="right"/>
+      <w:pPr>
+        <w:ind w:left="4320" w:hanging="180"/>
+      </w:pPr>
+    </w:lvl>
+    <w:lvl w:ilvl="6" w:tplc="0416000F" w:tentative="1">
+      <w:start w:val="1"/>
+      <w:numFmt w:val="decimal"/>
+      <w:lvlText w:val="%7."/>
+      <w:lvlJc w:val="left"/>
+      <w:pPr>
+        <w:ind w:left="5040" w:hanging="360"/>
+      </w:pPr>
+    </w:lvl>
+    <w:lvl w:ilvl="7" w:tplc="04160019" w:tentative="1">
+      <w:start w:val="1"/>
+      <w:numFmt w:val="lowerLetter"/>
+      <w:lvlText w:val="%8."/>
+      <w:lvlJc w:val="left"/>
+      <w:pPr>
+        <w:ind w:left="5760" w:hanging="360"/>
+      </w:pPr>
+    </w:lvl>
+    <w:lvl w:ilvl="8" w:tplc="0416001B" w:tentative="1">
+      <w:start w:val="1"/>
+      <w:numFmt w:val="lowerRoman"/>
+      <w:lvlText w:val="%9."/>
+      <w:lvlJc w:val="right"/>
+      <w:pPr>
+        <w:ind w:left="6480" w:hanging="180"/>
+      </w:pPr>
+    </w:lvl>
+  </w:abstractNum>
+  <w:abstractNum w:abstractNumId="5" w15:restartNumberingAfterBreak="0">
+    <w:nsid w:val="67A8771B"/>
+    <w:multiLevelType w:val="hybridMultilevel"/>
+    <w:tmpl w:val="1548DE4A"/>
+    <w:lvl w:ilvl="0" w:tplc="0416000F">
+      <w:start w:val="1"/>
+      <w:numFmt w:val="decimal"/>
+      <w:lvlText w:val="%1."/>
+      <w:lvlJc w:val="left"/>
+      <w:pPr>
+        <w:ind w:left="720" w:hanging="360"/>
+      </w:pPr>
+    </w:lvl>
+    <w:lvl w:ilvl="1" w:tplc="04160019" w:tentative="1">
+      <w:start w:val="1"/>
+      <w:numFmt w:val="lowerLetter"/>
+      <w:lvlText w:val="%2."/>
+      <w:lvlJc w:val="left"/>
+      <w:pPr>
+        <w:ind w:left="1440" w:hanging="360"/>
+      </w:pPr>
+    </w:lvl>
+    <w:lvl w:ilvl="2" w:tplc="0416001B" w:tentative="1">
+      <w:start w:val="1"/>
+      <w:numFmt w:val="lowerRoman"/>
+      <w:lvlText w:val="%3."/>
+      <w:lvlJc w:val="right"/>
+      <w:pPr>
+        <w:ind w:left="2160" w:hanging="180"/>
+      </w:pPr>
+    </w:lvl>
+    <w:lvl w:ilvl="3" w:tplc="0416000F" w:tentative="1">
+      <w:start w:val="1"/>
+      <w:numFmt w:val="decimal"/>
+      <w:lvlText w:val="%4."/>
+      <w:lvlJc w:val="left"/>
+      <w:pPr>
+        <w:ind w:left="2880" w:hanging="360"/>
+      </w:pPr>
+    </w:lvl>
+    <w:lvl w:ilvl="4" w:tplc="04160019" w:tentative="1">
+      <w:start w:val="1"/>
+      <w:numFmt w:val="lowerLetter"/>
+      <w:lvlText w:val="%5."/>
+      <w:lvlJc w:val="left"/>
+      <w:pPr>
+        <w:ind w:left="3600" w:hanging="360"/>
+      </w:pPr>
+    </w:lvl>
+    <w:lvl w:ilvl="5" w:tplc="0416001B" w:tentative="1">
+      <w:start w:val="1"/>
+      <w:numFmt w:val="lowerRoman"/>
+      <w:lvlText w:val="%6."/>
+      <w:lvlJc w:val="right"/>
+      <w:pPr>
+        <w:ind w:left="4320" w:hanging="180"/>
+      </w:pPr>
+    </w:lvl>
+    <w:lvl w:ilvl="6" w:tplc="0416000F" w:tentative="1">
+      <w:start w:val="1"/>
+      <w:numFmt w:val="decimal"/>
+      <w:lvlText w:val="%7."/>
+      <w:lvlJc w:val="left"/>
+      <w:pPr>
+        <w:ind w:left="5040" w:hanging="360"/>
+      </w:pPr>
+    </w:lvl>
+    <w:lvl w:ilvl="7" w:tplc="04160019" w:tentative="1">
+      <w:start w:val="1"/>
+      <w:numFmt w:val="lowerLetter"/>
+      <w:lvlText w:val="%8."/>
+      <w:lvlJc w:val="left"/>
+      <w:pPr>
+        <w:ind w:left="5760" w:hanging="360"/>
+      </w:pPr>
+    </w:lvl>
+    <w:lvl w:ilvl="8" w:tplc="0416001B" w:tentative="1">
+      <w:start w:val="1"/>
+      <w:numFmt w:val="lowerRoman"/>
+      <w:lvlText w:val="%9."/>
+      <w:lvlJc w:val="right"/>
+      <w:pPr>
+        <w:ind w:left="6480" w:hanging="180"/>
+      </w:pPr>
+    </w:lvl>
+  </w:abstractNum>
   <w:num w:numId="1" w16cid:durableId="897862257">
+    <w:abstractNumId w:val="2"/>
+  </w:num>
+  <w:num w:numId="2" w16cid:durableId="182745247">
+    <w:abstractNumId w:val="1"/>
+  </w:num>
+  <w:num w:numId="3" w16cid:durableId="867060759">
     <w:abstractNumId w:val="0"/>
+  </w:num>
+  <w:num w:numId="4" w16cid:durableId="901713173">
+    <w:abstractNumId w:val="3"/>
+  </w:num>
+  <w:num w:numId="5" w16cid:durableId="1711806611">
+    <w:abstractNumId w:val="5"/>
+  </w:num>
+  <w:num w:numId="6" w16cid:durableId="1974556992">
+    <w:abstractNumId w:val="4"/>
   </w:num>
 </w:numbering>
 </file>
@@ -3567,7 +5249,6 @@
   <w:style w:type="character" w:default="1" w:styleId="Fontepargpadro">
     <w:name w:val="Default Paragraph Font"/>
     <w:uiPriority w:val="1"/>
-    <w:semiHidden/>
     <w:unhideWhenUsed/>
   </w:style>
   <w:style w:type="table" w:default="1" w:styleId="Tabelanormal">
@@ -3634,6 +5315,40 @@
     <w:link w:val="Rodap"/>
     <w:uiPriority w:val="99"/>
     <w:rsid w:val="000425C6"/>
+  </w:style>
+  <w:style w:type="character" w:styleId="Hyperlink">
+    <w:name w:val="Hyperlink"/>
+    <w:basedOn w:val="Fontepargpadro"/>
+    <w:uiPriority w:val="99"/>
+    <w:unhideWhenUsed/>
+    <w:rsid w:val="00980979"/>
+    <w:rPr>
+      <w:color w:val="0563C1" w:themeColor="hyperlink"/>
+      <w:u w:val="single"/>
+    </w:rPr>
+  </w:style>
+  <w:style w:type="character" w:styleId="MenoPendente">
+    <w:name w:val="Unresolved Mention"/>
+    <w:basedOn w:val="Fontepargpadro"/>
+    <w:uiPriority w:val="99"/>
+    <w:semiHidden/>
+    <w:unhideWhenUsed/>
+    <w:rsid w:val="00980979"/>
+    <w:rPr>
+      <w:color w:val="605E5C"/>
+      <w:shd w:val="clear" w:color="auto" w:fill="E1DFDD"/>
+    </w:rPr>
+  </w:style>
+  <w:style w:type="paragraph" w:styleId="PargrafodaLista">
+    <w:name w:val="List Paragraph"/>
+    <w:basedOn w:val="Normal"/>
+    <w:uiPriority w:val="34"/>
+    <w:qFormat/>
+    <w:rsid w:val="00980979"/>
+    <w:pPr>
+      <w:ind w:left="720"/>
+      <w:contextualSpacing/>
+    </w:pPr>
   </w:style>
 </w:styles>
 </file>
@@ -3934,6 +5649,17 @@
 </file>
 
 <file path=customXml/item1.xml><?xml version="1.0" encoding="utf-8"?>
+<p:properties xmlns:p="http://schemas.microsoft.com/office/2006/metadata/properties" xmlns:xsi="http://www.w3.org/2001/XMLSchema-instance" xmlns:pc="http://schemas.microsoft.com/office/infopath/2007/PartnerControls">
+  <documentManagement>
+    <lcf76f155ced4ddcb4097134ff3c332f xmlns="8ca2a57e-8138-4b57-956a-eb6e2c7049cc">
+      <Terms xmlns="http://schemas.microsoft.com/office/infopath/2007/PartnerControls"/>
+    </lcf76f155ced4ddcb4097134ff3c332f>
+    <TaxCatchAll xmlns="1d2798d9-1030-4cc5-be7b-200f9e628651" xsi:nil="true"/>
+  </documentManagement>
+</p:properties>
+</file>
+
+<file path=customXml/item2.xml><?xml version="1.0" encoding="utf-8"?>
 <ct:contentTypeSchema xmlns:ct="http://schemas.microsoft.com/office/2006/metadata/contentType" xmlns:ma="http://schemas.microsoft.com/office/2006/metadata/properties/metaAttributes" ct:_="" ma:_="" ma:contentTypeName="Documento" ma:contentTypeID="0x01010045364877AF745B4281652B53F43C594A" ma:contentTypeVersion="15" ma:contentTypeDescription="Crie um novo documento." ma:contentTypeScope="" ma:versionID="440a6fbbcbce65e3f8e2bed610644788">
   <xsd:schema xmlns:xsd="http://www.w3.org/2001/XMLSchema" xmlns:xs="http://www.w3.org/2001/XMLSchema" xmlns:p="http://schemas.microsoft.com/office/2006/metadata/properties" xmlns:ns2="1d2798d9-1030-4cc5-be7b-200f9e628651" xmlns:ns3="8ca2a57e-8138-4b57-956a-eb6e2c7049cc" targetNamespace="http://schemas.microsoft.com/office/2006/metadata/properties" ma:root="true" ma:fieldsID="3ff20d9b6411658b7762fa2c08d7e1af" ns2:_="" ns3:_="">
     <xsd:import namespace="1d2798d9-1030-4cc5-be7b-200f9e628651"/>
@@ -4168,17 +5894,6 @@
 </ct:contentTypeSchema>
 </file>
 
-<file path=customXml/item2.xml><?xml version="1.0" encoding="utf-8"?>
-<p:properties xmlns:p="http://schemas.microsoft.com/office/2006/metadata/properties" xmlns:xsi="http://www.w3.org/2001/XMLSchema-instance" xmlns:pc="http://schemas.microsoft.com/office/infopath/2007/PartnerControls">
-  <documentManagement>
-    <lcf76f155ced4ddcb4097134ff3c332f xmlns="8ca2a57e-8138-4b57-956a-eb6e2c7049cc">
-      <Terms xmlns="http://schemas.microsoft.com/office/infopath/2007/PartnerControls"/>
-    </lcf76f155ced4ddcb4097134ff3c332f>
-    <TaxCatchAll xmlns="1d2798d9-1030-4cc5-be7b-200f9e628651" xsi:nil="true"/>
-  </documentManagement>
-</p:properties>
-</file>
-
 <file path=customXml/item3.xml><?xml version="1.0" encoding="utf-8"?>
 <?mso-contentType ?>
 <FormTemplates xmlns="http://schemas.microsoft.com/sharepoint/v3/contenttype/forms">
@@ -4189,6 +5904,17 @@
 </file>
 
 <file path=customXml/itemProps1.xml><?xml version="1.0" encoding="utf-8"?>
+<ds:datastoreItem xmlns:ds="http://schemas.openxmlformats.org/officeDocument/2006/customXml" ds:itemID="{DEC3F211-A3ED-4D74-812F-955FD328EBB9}">
+  <ds:schemaRefs>
+    <ds:schemaRef ds:uri="http://schemas.microsoft.com/office/2006/metadata/properties"/>
+    <ds:schemaRef ds:uri="http://schemas.microsoft.com/office/infopath/2007/PartnerControls"/>
+    <ds:schemaRef ds:uri="8ca2a57e-8138-4b57-956a-eb6e2c7049cc"/>
+    <ds:schemaRef ds:uri="1d2798d9-1030-4cc5-be7b-200f9e628651"/>
+  </ds:schemaRefs>
+</ds:datastoreItem>
+</file>
+
+<file path=customXml/itemProps2.xml><?xml version="1.0" encoding="utf-8"?>
 <ds:datastoreItem xmlns:ds="http://schemas.openxmlformats.org/officeDocument/2006/customXml" ds:itemID="{5C49EB71-DCC6-4AD6-B283-AD28F75E5568}">
   <ds:schemaRefs>
     <ds:schemaRef ds:uri="http://schemas.microsoft.com/office/2006/metadata/contentType"/>
@@ -4207,17 +5933,6 @@
 </ds:datastoreItem>
 </file>
 
-<file path=customXml/itemProps2.xml><?xml version="1.0" encoding="utf-8"?>
-<ds:datastoreItem xmlns:ds="http://schemas.openxmlformats.org/officeDocument/2006/customXml" ds:itemID="{DEC3F211-A3ED-4D74-812F-955FD328EBB9}">
-  <ds:schemaRefs>
-    <ds:schemaRef ds:uri="http://schemas.microsoft.com/office/2006/metadata/properties"/>
-    <ds:schemaRef ds:uri="http://schemas.microsoft.com/office/infopath/2007/PartnerControls"/>
-    <ds:schemaRef ds:uri="8ca2a57e-8138-4b57-956a-eb6e2c7049cc"/>
-    <ds:schemaRef ds:uri="1d2798d9-1030-4cc5-be7b-200f9e628651"/>
-  </ds:schemaRefs>
-</ds:datastoreItem>
-</file>
-
 <file path=customXml/itemProps3.xml><?xml version="1.0" encoding="utf-8"?>
 <ds:datastoreItem xmlns:ds="http://schemas.openxmlformats.org/officeDocument/2006/customXml" ds:itemID="{6C7D064E-B9B1-4DD1-96C1-B59BEDBDE508}">
   <ds:schemaRefs>
